--- a/fuentes/62360002_CF1_DU.docx
+++ b/fuentes/62360002_CF1_DU.docx
@@ -1,6 +1,6 @@
 
 <file path=word/document.xml><?xml version="1.0" encoding="utf-8"?>
-<w:document xmlns:wpc="http://schemas.microsoft.com/office/word/2010/wordprocessingCanvas" xmlns:cx="http://schemas.microsoft.com/office/drawing/2014/chartex" xmlns:cx1="http://schemas.microsoft.com/office/drawing/2015/9/8/chartex" xmlns:cx2="http://schemas.microsoft.com/office/drawing/2015/10/21/chartex" xmlns:cx3="http://schemas.microsoft.com/office/drawing/2016/5/9/chartex" xmlns:cx4="http://schemas.microsoft.com/office/drawing/2016/5/10/chartex" xmlns:cx5="http://schemas.microsoft.com/office/drawing/2016/5/11/chartex" xmlns:cx6="http://schemas.microsoft.com/office/drawing/2016/5/12/chartex" xmlns:cx7="http://schemas.microsoft.com/office/drawing/2016/5/13/chartex" xmlns:cx8="http://schemas.microsoft.com/office/drawing/2016/5/14/chartex" xmlns:mc="http://schemas.openxmlformats.org/markup-compatibility/2006" xmlns:aink="http://schemas.microsoft.com/office/drawing/2016/ink" xmlns:am3d="http://schemas.microsoft.com/office/drawing/2017/model3d" xmlns:o="urn:schemas-microsoft-com:office:office" xmlns:r="http://schemas.openxmlformats.org/officeDocument/2006/relationships" xmlns:m="http://schemas.openxmlformats.org/officeDocument/2006/math" xmlns:v="urn:schemas-microsoft-com:vml" xmlns:wp14="http://schemas.microsoft.com/office/word/2010/wordprocessingDrawing" xmlns:wp="http://schemas.openxmlformats.org/drawingml/2006/wordprocessingDrawing" xmlns:w10="urn:schemas-microsoft-com:office:word" xmlns:w="http://schemas.openxmlformats.org/wordprocessingml/2006/main" xmlns:w14="http://schemas.microsoft.com/office/word/2010/wordml" xmlns:w15="http://schemas.microsoft.com/office/word/2012/wordml" xmlns:w16cex="http://schemas.microsoft.com/office/word/2018/wordml/cex" xmlns:w16cid="http://schemas.microsoft.com/office/word/2016/wordml/cid" xmlns:w16="http://schemas.microsoft.com/office/word/2018/wordml" xmlns:w16sdtdh="http://schemas.microsoft.com/office/word/2020/wordml/sdtdatahash" xmlns:w16se="http://schemas.microsoft.com/office/word/2015/wordml/symex" xmlns:wpg="http://schemas.microsoft.com/office/word/2010/wordprocessingGroup" xmlns:wpi="http://schemas.microsoft.com/office/word/2010/wordprocessingInk" xmlns:wne="http://schemas.microsoft.com/office/word/2006/wordml" xmlns:wps="http://schemas.microsoft.com/office/word/2010/wordprocessingShape" mc:Ignorable="w14 w15 w16se w16cid w16 w16cex w16sdtdh wp14">
+<w:document xmlns:wpc="http://schemas.microsoft.com/office/word/2010/wordprocessingCanvas" xmlns:cx="http://schemas.microsoft.com/office/drawing/2014/chartex" xmlns:cx1="http://schemas.microsoft.com/office/drawing/2015/9/8/chartex" xmlns:cx2="http://schemas.microsoft.com/office/drawing/2015/10/21/chartex" xmlns:cx3="http://schemas.microsoft.com/office/drawing/2016/5/9/chartex" xmlns:cx4="http://schemas.microsoft.com/office/drawing/2016/5/10/chartex" xmlns:cx5="http://schemas.microsoft.com/office/drawing/2016/5/11/chartex" xmlns:cx6="http://schemas.microsoft.com/office/drawing/2016/5/12/chartex" xmlns:cx7="http://schemas.microsoft.com/office/drawing/2016/5/13/chartex" xmlns:cx8="http://schemas.microsoft.com/office/drawing/2016/5/14/chartex" xmlns:mc="http://schemas.openxmlformats.org/markup-compatibility/2006" xmlns:aink="http://schemas.microsoft.com/office/drawing/2016/ink" xmlns:am3d="http://schemas.microsoft.com/office/drawing/2017/model3d" xmlns:o="urn:schemas-microsoft-com:office:office" xmlns:oel="http://schemas.microsoft.com/office/2019/extlst" xmlns:r="http://schemas.openxmlformats.org/officeDocument/2006/relationships" xmlns:m="http://schemas.openxmlformats.org/officeDocument/2006/math" xmlns:v="urn:schemas-microsoft-com:vml" xmlns:wp14="http://schemas.microsoft.com/office/word/2010/wordprocessingDrawing" xmlns:wp="http://schemas.openxmlformats.org/drawingml/2006/wordprocessingDrawing" xmlns:w10="urn:schemas-microsoft-com:office:word" xmlns:w="http://schemas.openxmlformats.org/wordprocessingml/2006/main" xmlns:w14="http://schemas.microsoft.com/office/word/2010/wordml" xmlns:w15="http://schemas.microsoft.com/office/word/2012/wordml" xmlns:w16cex="http://schemas.microsoft.com/office/word/2018/wordml/cex" xmlns:w16cid="http://schemas.microsoft.com/office/word/2016/wordml/cid" xmlns:w16="http://schemas.microsoft.com/office/word/2018/wordml" xmlns:w16du="http://schemas.microsoft.com/office/word/2023/wordml/word16du" xmlns:w16sdtdh="http://schemas.microsoft.com/office/word/2020/wordml/sdtdatahash" xmlns:w16sdtfl="http://schemas.microsoft.com/office/word/2024/wordml/sdtformatlock" xmlns:w16se="http://schemas.microsoft.com/office/word/2015/wordml/symex" xmlns:wpg="http://schemas.microsoft.com/office/word/2010/wordprocessingGroup" xmlns:wpi="http://schemas.microsoft.com/office/word/2010/wordprocessingInk" xmlns:wne="http://schemas.microsoft.com/office/word/2006/wordml" xmlns:wps="http://schemas.microsoft.com/office/word/2010/wordprocessingShape" mc:Ignorable="w14 w15 w16se w16cid w16 w16cex w16sdtdh w16sdtfl w16du wp14">
   <w:body>
     <w:p>
       <w:pPr>
@@ -354,7 +354,7 @@
               </wp:anchor>
             </w:drawing>
           </mc:Choice>
-          <mc:Fallback xmlns:oel="http://schemas.microsoft.com/office/2019/extlst" xmlns:w16du="http://schemas.microsoft.com/office/word/2023/wordml/word16du" xmlns:w16sdtfl="http://schemas.microsoft.com/office/word/2024/wordml/sdtformatlock" xmlns:a="http://schemas.openxmlformats.org/drawingml/2006/main" xmlns:adec="http://schemas.microsoft.com/office/drawing/2017/decorative" xmlns:pic="http://schemas.openxmlformats.org/drawingml/2006/picture" xmlns:a14="http://schemas.microsoft.com/office/drawing/2010/main" xmlns:asvg="http://schemas.microsoft.com/office/drawing/2016/SVG/main">
+          <mc:Fallback xmlns:asvg="http://schemas.microsoft.com/office/drawing/2016/SVG/main" xmlns:a14="http://schemas.microsoft.com/office/drawing/2010/main" xmlns:pic="http://schemas.openxmlformats.org/drawingml/2006/picture" xmlns:adec="http://schemas.microsoft.com/office/drawing/2017/decorative" xmlns:a="http://schemas.openxmlformats.org/drawingml/2006/main">
             <w:pict>
               <v:rect id="Rectángulo 3" style="position:absolute;margin-left:-55.95pt;margin-top:26.4pt;width:613.85pt;height:164.25pt;z-index:-251655168;visibility:visible;mso-wrap-style:square;mso-height-percent:0;mso-wrap-distance-left:9pt;mso-wrap-distance-top:0;mso-wrap-distance-right:9pt;mso-wrap-distance-bottom:0;mso-position-horizontal:absolute;mso-position-horizontal-relative:text;mso-position-vertical:absolute;mso-position-vertical-relative:text;mso-height-percent:0;mso-height-relative:margin;v-text-anchor:middle" alt="&quot;&quot;" o:spid="_x0000_s1026" fillcolor="#00314d" stroked="f" strokeweight="1pt" w14:anchorId="44ECBD1E" o:gfxdata="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"/>
             </w:pict>
@@ -536,7 +536,6 @@
           <w:docPartUnique/>
         </w:docPartObj>
       </w:sdtPr>
-      <w:sdtEndPr/>
       <w:sdtContent>
         <w:p>
           <w:pPr>
@@ -559,18 +558,31 @@
               <w:rFonts w:eastAsiaTheme="minorEastAsia"/>
               <w:noProof/>
               <w:kern w:val="0"/>
-              <w:sz w:val="22"/>
+              <w:sz w:val="20"/>
+              <w:szCs w:val="20"/>
               <w:lang w:eastAsia="es-CO"/>
               <w14:ligatures w14:val="none"/>
             </w:rPr>
           </w:pPr>
           <w:r>
+            <w:rPr>
+              <w:sz w:val="24"/>
+              <w:szCs w:val="20"/>
+            </w:rPr>
             <w:fldChar w:fldCharType="begin"/>
           </w:r>
           <w:r>
+            <w:rPr>
+              <w:sz w:val="24"/>
+              <w:szCs w:val="20"/>
+            </w:rPr>
             <w:instrText xml:space="preserve"> TOC \o "1-2" \h \z \u </w:instrText>
           </w:r>
           <w:r>
+            <w:rPr>
+              <w:sz w:val="24"/>
+              <w:szCs w:val="20"/>
+            </w:rPr>
             <w:fldChar w:fldCharType="separate"/>
           </w:r>
           <w:hyperlink w:anchor="_Toc228479981" w:history="1">
@@ -578,6 +590,8 @@
               <w:rPr>
                 <w:rStyle w:val="Hipervnculo"/>
                 <w:noProof/>
+                <w:sz w:val="24"/>
+                <w:szCs w:val="20"/>
               </w:rPr>
               <w:t>Introducción</w:t>
             </w:r>
@@ -585,6 +599,8 @@
               <w:rPr>
                 <w:noProof/>
                 <w:webHidden/>
+                <w:sz w:val="24"/>
+                <w:szCs w:val="20"/>
               </w:rPr>
               <w:tab/>
             </w:r>
@@ -592,6 +608,8 @@
               <w:rPr>
                 <w:noProof/>
                 <w:webHidden/>
+                <w:sz w:val="24"/>
+                <w:szCs w:val="20"/>
               </w:rPr>
               <w:fldChar w:fldCharType="begin"/>
             </w:r>
@@ -599,6 +617,8 @@
               <w:rPr>
                 <w:noProof/>
                 <w:webHidden/>
+                <w:sz w:val="24"/>
+                <w:szCs w:val="20"/>
               </w:rPr>
               <w:instrText xml:space="preserve"> PAGEREF _Toc228479981 \h </w:instrText>
             </w:r>
@@ -606,12 +626,16 @@
               <w:rPr>
                 <w:noProof/>
                 <w:webHidden/>
-              </w:rPr>
-            </w:r>
-            <w:r>
-              <w:rPr>
-                <w:noProof/>
-                <w:webHidden/>
+                <w:sz w:val="24"/>
+                <w:szCs w:val="20"/>
+              </w:rPr>
+            </w:r>
+            <w:r>
+              <w:rPr>
+                <w:noProof/>
+                <w:webHidden/>
+                <w:sz w:val="24"/>
+                <w:szCs w:val="20"/>
               </w:rPr>
               <w:fldChar w:fldCharType="separate"/>
             </w:r>
@@ -619,6 +643,8 @@
               <w:rPr>
                 <w:noProof/>
                 <w:webHidden/>
+                <w:sz w:val="24"/>
+                <w:szCs w:val="20"/>
               </w:rPr>
               <w:t>5</w:t>
             </w:r>
@@ -626,6 +652,8 @@
               <w:rPr>
                 <w:noProof/>
                 <w:webHidden/>
+                <w:sz w:val="24"/>
+                <w:szCs w:val="20"/>
               </w:rPr>
               <w:fldChar w:fldCharType="end"/>
             </w:r>
@@ -641,7 +669,8 @@
               <w:rFonts w:eastAsiaTheme="minorEastAsia"/>
               <w:noProof/>
               <w:kern w:val="0"/>
-              <w:sz w:val="22"/>
+              <w:sz w:val="20"/>
+              <w:szCs w:val="20"/>
               <w:lang w:eastAsia="es-CO"/>
               <w14:ligatures w14:val="none"/>
             </w:rPr>
@@ -651,6 +680,8 @@
               <w:rPr>
                 <w:rStyle w:val="Hipervnculo"/>
                 <w:noProof/>
+                <w:sz w:val="24"/>
+                <w:szCs w:val="20"/>
               </w:rPr>
               <w:t>1. Concepto de marca</w:t>
             </w:r>
@@ -658,6 +689,8 @@
               <w:rPr>
                 <w:noProof/>
                 <w:webHidden/>
+                <w:sz w:val="24"/>
+                <w:szCs w:val="20"/>
               </w:rPr>
               <w:tab/>
             </w:r>
@@ -665,6 +698,8 @@
               <w:rPr>
                 <w:noProof/>
                 <w:webHidden/>
+                <w:sz w:val="24"/>
+                <w:szCs w:val="20"/>
               </w:rPr>
               <w:fldChar w:fldCharType="begin"/>
             </w:r>
@@ -672,6 +707,8 @@
               <w:rPr>
                 <w:noProof/>
                 <w:webHidden/>
+                <w:sz w:val="24"/>
+                <w:szCs w:val="20"/>
               </w:rPr>
               <w:instrText xml:space="preserve"> PAGEREF _Toc228479982 \h </w:instrText>
             </w:r>
@@ -679,12 +716,16 @@
               <w:rPr>
                 <w:noProof/>
                 <w:webHidden/>
-              </w:rPr>
-            </w:r>
-            <w:r>
-              <w:rPr>
-                <w:noProof/>
-                <w:webHidden/>
+                <w:sz w:val="24"/>
+                <w:szCs w:val="20"/>
+              </w:rPr>
+            </w:r>
+            <w:r>
+              <w:rPr>
+                <w:noProof/>
+                <w:webHidden/>
+                <w:sz w:val="24"/>
+                <w:szCs w:val="20"/>
               </w:rPr>
               <w:fldChar w:fldCharType="separate"/>
             </w:r>
@@ -692,6 +733,8 @@
               <w:rPr>
                 <w:noProof/>
                 <w:webHidden/>
+                <w:sz w:val="24"/>
+                <w:szCs w:val="20"/>
               </w:rPr>
               <w:t>6</w:t>
             </w:r>
@@ -699,6 +742,8 @@
               <w:rPr>
                 <w:noProof/>
                 <w:webHidden/>
+                <w:sz w:val="24"/>
+                <w:szCs w:val="20"/>
               </w:rPr>
               <w:fldChar w:fldCharType="end"/>
             </w:r>
@@ -714,7 +759,8 @@
               <w:rFonts w:eastAsiaTheme="minorEastAsia"/>
               <w:noProof/>
               <w:kern w:val="0"/>
-              <w:sz w:val="22"/>
+              <w:sz w:val="20"/>
+              <w:szCs w:val="20"/>
               <w:lang w:eastAsia="es-CO"/>
               <w14:ligatures w14:val="none"/>
             </w:rPr>
@@ -724,6 +770,8 @@
               <w:rPr>
                 <w:rStyle w:val="Hipervnculo"/>
                 <w:noProof/>
+                <w:sz w:val="24"/>
+                <w:szCs w:val="20"/>
               </w:rPr>
               <w:t>1.1. Importancia de la marca en el entorno digital</w:t>
             </w:r>
@@ -731,6 +779,8 @@
               <w:rPr>
                 <w:noProof/>
                 <w:webHidden/>
+                <w:sz w:val="24"/>
+                <w:szCs w:val="20"/>
               </w:rPr>
               <w:tab/>
             </w:r>
@@ -738,6 +788,8 @@
               <w:rPr>
                 <w:noProof/>
                 <w:webHidden/>
+                <w:sz w:val="24"/>
+                <w:szCs w:val="20"/>
               </w:rPr>
               <w:fldChar w:fldCharType="begin"/>
             </w:r>
@@ -745,6 +797,8 @@
               <w:rPr>
                 <w:noProof/>
                 <w:webHidden/>
+                <w:sz w:val="24"/>
+                <w:szCs w:val="20"/>
               </w:rPr>
               <w:instrText xml:space="preserve"> PAGEREF _Toc228479983 \h </w:instrText>
             </w:r>
@@ -752,12 +806,16 @@
               <w:rPr>
                 <w:noProof/>
                 <w:webHidden/>
-              </w:rPr>
-            </w:r>
-            <w:r>
-              <w:rPr>
-                <w:noProof/>
-                <w:webHidden/>
+                <w:sz w:val="24"/>
+                <w:szCs w:val="20"/>
+              </w:rPr>
+            </w:r>
+            <w:r>
+              <w:rPr>
+                <w:noProof/>
+                <w:webHidden/>
+                <w:sz w:val="24"/>
+                <w:szCs w:val="20"/>
               </w:rPr>
               <w:fldChar w:fldCharType="separate"/>
             </w:r>
@@ -765,6 +823,8 @@
               <w:rPr>
                 <w:noProof/>
                 <w:webHidden/>
+                <w:sz w:val="24"/>
+                <w:szCs w:val="20"/>
               </w:rPr>
               <w:t>6</w:t>
             </w:r>
@@ -772,6 +832,8 @@
               <w:rPr>
                 <w:noProof/>
                 <w:webHidden/>
+                <w:sz w:val="24"/>
+                <w:szCs w:val="20"/>
               </w:rPr>
               <w:fldChar w:fldCharType="end"/>
             </w:r>
@@ -787,7 +849,8 @@
               <w:rFonts w:eastAsiaTheme="minorEastAsia"/>
               <w:noProof/>
               <w:kern w:val="0"/>
-              <w:sz w:val="22"/>
+              <w:sz w:val="20"/>
+              <w:szCs w:val="20"/>
               <w:lang w:eastAsia="es-CO"/>
               <w14:ligatures w14:val="none"/>
             </w:rPr>
@@ -797,6 +860,8 @@
               <w:rPr>
                 <w:rStyle w:val="Hipervnculo"/>
                 <w:noProof/>
+                <w:sz w:val="24"/>
+                <w:szCs w:val="20"/>
               </w:rPr>
               <w:t>1.2. Funciones de la marca</w:t>
             </w:r>
@@ -804,6 +869,8 @@
               <w:rPr>
                 <w:noProof/>
                 <w:webHidden/>
+                <w:sz w:val="24"/>
+                <w:szCs w:val="20"/>
               </w:rPr>
               <w:tab/>
             </w:r>
@@ -811,6 +878,8 @@
               <w:rPr>
                 <w:noProof/>
                 <w:webHidden/>
+                <w:sz w:val="24"/>
+                <w:szCs w:val="20"/>
               </w:rPr>
               <w:fldChar w:fldCharType="begin"/>
             </w:r>
@@ -818,6 +887,8 @@
               <w:rPr>
                 <w:noProof/>
                 <w:webHidden/>
+                <w:sz w:val="24"/>
+                <w:szCs w:val="20"/>
               </w:rPr>
               <w:instrText xml:space="preserve"> PAGEREF _Toc228479984 \h </w:instrText>
             </w:r>
@@ -825,12 +896,16 @@
               <w:rPr>
                 <w:noProof/>
                 <w:webHidden/>
-              </w:rPr>
-            </w:r>
-            <w:r>
-              <w:rPr>
-                <w:noProof/>
-                <w:webHidden/>
+                <w:sz w:val="24"/>
+                <w:szCs w:val="20"/>
+              </w:rPr>
+            </w:r>
+            <w:r>
+              <w:rPr>
+                <w:noProof/>
+                <w:webHidden/>
+                <w:sz w:val="24"/>
+                <w:szCs w:val="20"/>
               </w:rPr>
               <w:fldChar w:fldCharType="separate"/>
             </w:r>
@@ -838,6 +913,8 @@
               <w:rPr>
                 <w:noProof/>
                 <w:webHidden/>
+                <w:sz w:val="24"/>
+                <w:szCs w:val="20"/>
               </w:rPr>
               <w:t>7</w:t>
             </w:r>
@@ -845,6 +922,8 @@
               <w:rPr>
                 <w:noProof/>
                 <w:webHidden/>
+                <w:sz w:val="24"/>
+                <w:szCs w:val="20"/>
               </w:rPr>
               <w:fldChar w:fldCharType="end"/>
             </w:r>
@@ -860,7 +939,8 @@
               <w:rFonts w:eastAsiaTheme="minorEastAsia"/>
               <w:noProof/>
               <w:kern w:val="0"/>
-              <w:sz w:val="22"/>
+              <w:sz w:val="20"/>
+              <w:szCs w:val="20"/>
               <w:lang w:eastAsia="es-CO"/>
               <w14:ligatures w14:val="none"/>
             </w:rPr>
@@ -870,6 +950,8 @@
               <w:rPr>
                 <w:rStyle w:val="Hipervnculo"/>
                 <w:noProof/>
+                <w:sz w:val="24"/>
+                <w:szCs w:val="20"/>
               </w:rPr>
               <w:t xml:space="preserve">1.3. La marca en el </w:t>
             </w:r>
@@ -879,6 +961,8 @@
                 <w:i/>
                 <w:iCs/>
                 <w:noProof/>
+                <w:sz w:val="24"/>
+                <w:szCs w:val="20"/>
               </w:rPr>
               <w:t>marketing</w:t>
             </w:r>
@@ -886,6 +970,8 @@
               <w:rPr>
                 <w:rStyle w:val="Hipervnculo"/>
                 <w:noProof/>
+                <w:sz w:val="24"/>
+                <w:szCs w:val="20"/>
               </w:rPr>
               <w:t xml:space="preserve"> digital</w:t>
             </w:r>
@@ -893,6 +979,8 @@
               <w:rPr>
                 <w:noProof/>
                 <w:webHidden/>
+                <w:sz w:val="24"/>
+                <w:szCs w:val="20"/>
               </w:rPr>
               <w:tab/>
             </w:r>
@@ -900,6 +988,8 @@
               <w:rPr>
                 <w:noProof/>
                 <w:webHidden/>
+                <w:sz w:val="24"/>
+                <w:szCs w:val="20"/>
               </w:rPr>
               <w:fldChar w:fldCharType="begin"/>
             </w:r>
@@ -907,6 +997,8 @@
               <w:rPr>
                 <w:noProof/>
                 <w:webHidden/>
+                <w:sz w:val="24"/>
+                <w:szCs w:val="20"/>
               </w:rPr>
               <w:instrText xml:space="preserve"> PAGEREF _Toc228479985 \h </w:instrText>
             </w:r>
@@ -914,12 +1006,16 @@
               <w:rPr>
                 <w:noProof/>
                 <w:webHidden/>
-              </w:rPr>
-            </w:r>
-            <w:r>
-              <w:rPr>
-                <w:noProof/>
-                <w:webHidden/>
+                <w:sz w:val="24"/>
+                <w:szCs w:val="20"/>
+              </w:rPr>
+            </w:r>
+            <w:r>
+              <w:rPr>
+                <w:noProof/>
+                <w:webHidden/>
+                <w:sz w:val="24"/>
+                <w:szCs w:val="20"/>
               </w:rPr>
               <w:fldChar w:fldCharType="separate"/>
             </w:r>
@@ -927,6 +1023,8 @@
               <w:rPr>
                 <w:noProof/>
                 <w:webHidden/>
+                <w:sz w:val="24"/>
+                <w:szCs w:val="20"/>
               </w:rPr>
               <w:t>8</w:t>
             </w:r>
@@ -934,6 +1032,8 @@
               <w:rPr>
                 <w:noProof/>
                 <w:webHidden/>
+                <w:sz w:val="24"/>
+                <w:szCs w:val="20"/>
               </w:rPr>
               <w:fldChar w:fldCharType="end"/>
             </w:r>
@@ -949,7 +1049,8 @@
               <w:rFonts w:eastAsiaTheme="minorEastAsia"/>
               <w:noProof/>
               <w:kern w:val="0"/>
-              <w:sz w:val="22"/>
+              <w:sz w:val="20"/>
+              <w:szCs w:val="20"/>
               <w:lang w:eastAsia="es-CO"/>
               <w14:ligatures w14:val="none"/>
             </w:rPr>
@@ -959,6 +1060,8 @@
               <w:rPr>
                 <w:rStyle w:val="Hipervnculo"/>
                 <w:noProof/>
+                <w:sz w:val="24"/>
+                <w:szCs w:val="20"/>
               </w:rPr>
               <w:t>1.4. Elementos que componen una marca</w:t>
             </w:r>
@@ -966,6 +1069,8 @@
               <w:rPr>
                 <w:noProof/>
                 <w:webHidden/>
+                <w:sz w:val="24"/>
+                <w:szCs w:val="20"/>
               </w:rPr>
               <w:tab/>
             </w:r>
@@ -973,6 +1078,8 @@
               <w:rPr>
                 <w:noProof/>
                 <w:webHidden/>
+                <w:sz w:val="24"/>
+                <w:szCs w:val="20"/>
               </w:rPr>
               <w:fldChar w:fldCharType="begin"/>
             </w:r>
@@ -980,6 +1087,8 @@
               <w:rPr>
                 <w:noProof/>
                 <w:webHidden/>
+                <w:sz w:val="24"/>
+                <w:szCs w:val="20"/>
               </w:rPr>
               <w:instrText xml:space="preserve"> PAGEREF _Toc228479986 \h </w:instrText>
             </w:r>
@@ -987,12 +1096,16 @@
               <w:rPr>
                 <w:noProof/>
                 <w:webHidden/>
-              </w:rPr>
-            </w:r>
-            <w:r>
-              <w:rPr>
-                <w:noProof/>
-                <w:webHidden/>
+                <w:sz w:val="24"/>
+                <w:szCs w:val="20"/>
+              </w:rPr>
+            </w:r>
+            <w:r>
+              <w:rPr>
+                <w:noProof/>
+                <w:webHidden/>
+                <w:sz w:val="24"/>
+                <w:szCs w:val="20"/>
               </w:rPr>
               <w:fldChar w:fldCharType="separate"/>
             </w:r>
@@ -1000,6 +1113,8 @@
               <w:rPr>
                 <w:noProof/>
                 <w:webHidden/>
+                <w:sz w:val="24"/>
+                <w:szCs w:val="20"/>
               </w:rPr>
               <w:t>11</w:t>
             </w:r>
@@ -1007,6 +1122,8 @@
               <w:rPr>
                 <w:noProof/>
                 <w:webHidden/>
+                <w:sz w:val="24"/>
+                <w:szCs w:val="20"/>
               </w:rPr>
               <w:fldChar w:fldCharType="end"/>
             </w:r>
@@ -1022,7 +1139,8 @@
               <w:rFonts w:eastAsiaTheme="minorEastAsia"/>
               <w:noProof/>
               <w:kern w:val="0"/>
-              <w:sz w:val="22"/>
+              <w:sz w:val="20"/>
+              <w:szCs w:val="20"/>
               <w:lang w:eastAsia="es-CO"/>
               <w14:ligatures w14:val="none"/>
             </w:rPr>
@@ -1032,6 +1150,8 @@
               <w:rPr>
                 <w:rStyle w:val="Hipervnculo"/>
                 <w:noProof/>
+                <w:sz w:val="24"/>
+                <w:szCs w:val="20"/>
               </w:rPr>
               <w:t>1.5. Ejemplos de marcas y su identidad</w:t>
             </w:r>
@@ -1039,6 +1159,8 @@
               <w:rPr>
                 <w:noProof/>
                 <w:webHidden/>
+                <w:sz w:val="24"/>
+                <w:szCs w:val="20"/>
               </w:rPr>
               <w:tab/>
             </w:r>
@@ -1046,6 +1168,8 @@
               <w:rPr>
                 <w:noProof/>
                 <w:webHidden/>
+                <w:sz w:val="24"/>
+                <w:szCs w:val="20"/>
               </w:rPr>
               <w:fldChar w:fldCharType="begin"/>
             </w:r>
@@ -1053,6 +1177,8 @@
               <w:rPr>
                 <w:noProof/>
                 <w:webHidden/>
+                <w:sz w:val="24"/>
+                <w:szCs w:val="20"/>
               </w:rPr>
               <w:instrText xml:space="preserve"> PAGEREF _Toc228479987 \h </w:instrText>
             </w:r>
@@ -1060,12 +1186,16 @@
               <w:rPr>
                 <w:noProof/>
                 <w:webHidden/>
-              </w:rPr>
-            </w:r>
-            <w:r>
-              <w:rPr>
-                <w:noProof/>
-                <w:webHidden/>
+                <w:sz w:val="24"/>
+                <w:szCs w:val="20"/>
+              </w:rPr>
+            </w:r>
+            <w:r>
+              <w:rPr>
+                <w:noProof/>
+                <w:webHidden/>
+                <w:sz w:val="24"/>
+                <w:szCs w:val="20"/>
               </w:rPr>
               <w:fldChar w:fldCharType="separate"/>
             </w:r>
@@ -1073,6 +1203,8 @@
               <w:rPr>
                 <w:noProof/>
                 <w:webHidden/>
+                <w:sz w:val="24"/>
+                <w:szCs w:val="20"/>
               </w:rPr>
               <w:t>12</w:t>
             </w:r>
@@ -1080,6 +1212,8 @@
               <w:rPr>
                 <w:noProof/>
                 <w:webHidden/>
+                <w:sz w:val="24"/>
+                <w:szCs w:val="20"/>
               </w:rPr>
               <w:fldChar w:fldCharType="end"/>
             </w:r>
@@ -1095,7 +1229,8 @@
               <w:rFonts w:eastAsiaTheme="minorEastAsia"/>
               <w:noProof/>
               <w:kern w:val="0"/>
-              <w:sz w:val="22"/>
+              <w:sz w:val="20"/>
+              <w:szCs w:val="20"/>
               <w:lang w:eastAsia="es-CO"/>
               <w14:ligatures w14:val="none"/>
             </w:rPr>
@@ -1105,6 +1240,8 @@
               <w:rPr>
                 <w:rStyle w:val="Hipervnculo"/>
                 <w:noProof/>
+                <w:sz w:val="24"/>
+                <w:szCs w:val="20"/>
               </w:rPr>
               <w:t>1.6. Funcionamiento de la marca en la estrategia digital</w:t>
             </w:r>
@@ -1112,6 +1249,8 @@
               <w:rPr>
                 <w:noProof/>
                 <w:webHidden/>
+                <w:sz w:val="24"/>
+                <w:szCs w:val="20"/>
               </w:rPr>
               <w:tab/>
             </w:r>
@@ -1119,6 +1258,8 @@
               <w:rPr>
                 <w:noProof/>
                 <w:webHidden/>
+                <w:sz w:val="24"/>
+                <w:szCs w:val="20"/>
               </w:rPr>
               <w:fldChar w:fldCharType="begin"/>
             </w:r>
@@ -1126,6 +1267,8 @@
               <w:rPr>
                 <w:noProof/>
                 <w:webHidden/>
+                <w:sz w:val="24"/>
+                <w:szCs w:val="20"/>
               </w:rPr>
               <w:instrText xml:space="preserve"> PAGEREF _Toc228479988 \h </w:instrText>
             </w:r>
@@ -1133,12 +1276,16 @@
               <w:rPr>
                 <w:noProof/>
                 <w:webHidden/>
-              </w:rPr>
-            </w:r>
-            <w:r>
-              <w:rPr>
-                <w:noProof/>
-                <w:webHidden/>
+                <w:sz w:val="24"/>
+                <w:szCs w:val="20"/>
+              </w:rPr>
+            </w:r>
+            <w:r>
+              <w:rPr>
+                <w:noProof/>
+                <w:webHidden/>
+                <w:sz w:val="24"/>
+                <w:szCs w:val="20"/>
               </w:rPr>
               <w:fldChar w:fldCharType="separate"/>
             </w:r>
@@ -1146,6 +1293,8 @@
               <w:rPr>
                 <w:noProof/>
                 <w:webHidden/>
+                <w:sz w:val="24"/>
+                <w:szCs w:val="20"/>
               </w:rPr>
               <w:t>14</w:t>
             </w:r>
@@ -1153,6 +1302,8 @@
               <w:rPr>
                 <w:noProof/>
                 <w:webHidden/>
+                <w:sz w:val="24"/>
+                <w:szCs w:val="20"/>
               </w:rPr>
               <w:fldChar w:fldCharType="end"/>
             </w:r>
@@ -1168,7 +1319,8 @@
               <w:rFonts w:eastAsiaTheme="minorEastAsia"/>
               <w:noProof/>
               <w:kern w:val="0"/>
-              <w:sz w:val="22"/>
+              <w:sz w:val="20"/>
+              <w:szCs w:val="20"/>
               <w:lang w:eastAsia="es-CO"/>
               <w14:ligatures w14:val="none"/>
             </w:rPr>
@@ -1178,6 +1330,8 @@
               <w:rPr>
                 <w:rStyle w:val="Hipervnculo"/>
                 <w:noProof/>
+                <w:sz w:val="24"/>
+                <w:szCs w:val="20"/>
               </w:rPr>
               <w:t>1.7. Criterios para evaluar la construcción de una marca</w:t>
             </w:r>
@@ -1185,6 +1339,8 @@
               <w:rPr>
                 <w:noProof/>
                 <w:webHidden/>
+                <w:sz w:val="24"/>
+                <w:szCs w:val="20"/>
               </w:rPr>
               <w:tab/>
             </w:r>
@@ -1192,6 +1348,8 @@
               <w:rPr>
                 <w:noProof/>
                 <w:webHidden/>
+                <w:sz w:val="24"/>
+                <w:szCs w:val="20"/>
               </w:rPr>
               <w:fldChar w:fldCharType="begin"/>
             </w:r>
@@ -1199,6 +1357,8 @@
               <w:rPr>
                 <w:noProof/>
                 <w:webHidden/>
+                <w:sz w:val="24"/>
+                <w:szCs w:val="20"/>
               </w:rPr>
               <w:instrText xml:space="preserve"> PAGEREF _Toc228479989 \h </w:instrText>
             </w:r>
@@ -1206,12 +1366,16 @@
               <w:rPr>
                 <w:noProof/>
                 <w:webHidden/>
-              </w:rPr>
-            </w:r>
-            <w:r>
-              <w:rPr>
-                <w:noProof/>
-                <w:webHidden/>
+                <w:sz w:val="24"/>
+                <w:szCs w:val="20"/>
+              </w:rPr>
+            </w:r>
+            <w:r>
+              <w:rPr>
+                <w:noProof/>
+                <w:webHidden/>
+                <w:sz w:val="24"/>
+                <w:szCs w:val="20"/>
               </w:rPr>
               <w:fldChar w:fldCharType="separate"/>
             </w:r>
@@ -1219,6 +1383,8 @@
               <w:rPr>
                 <w:noProof/>
                 <w:webHidden/>
+                <w:sz w:val="24"/>
+                <w:szCs w:val="20"/>
               </w:rPr>
               <w:t>14</w:t>
             </w:r>
@@ -1226,6 +1392,8 @@
               <w:rPr>
                 <w:noProof/>
                 <w:webHidden/>
+                <w:sz w:val="24"/>
+                <w:szCs w:val="20"/>
               </w:rPr>
               <w:fldChar w:fldCharType="end"/>
             </w:r>
@@ -1241,7 +1409,8 @@
               <w:rFonts w:eastAsiaTheme="minorEastAsia"/>
               <w:noProof/>
               <w:kern w:val="0"/>
-              <w:sz w:val="22"/>
+              <w:sz w:val="20"/>
+              <w:szCs w:val="20"/>
               <w:lang w:eastAsia="es-CO"/>
               <w14:ligatures w14:val="none"/>
             </w:rPr>
@@ -1251,6 +1420,8 @@
               <w:rPr>
                 <w:rStyle w:val="Hipervnculo"/>
                 <w:noProof/>
+                <w:sz w:val="24"/>
+                <w:szCs w:val="20"/>
               </w:rPr>
               <w:t>1.8. Aplicación práctica: análisis de una marca digital</w:t>
             </w:r>
@@ -1258,6 +1429,8 @@
               <w:rPr>
                 <w:noProof/>
                 <w:webHidden/>
+                <w:sz w:val="24"/>
+                <w:szCs w:val="20"/>
               </w:rPr>
               <w:tab/>
             </w:r>
@@ -1265,6 +1438,8 @@
               <w:rPr>
                 <w:noProof/>
                 <w:webHidden/>
+                <w:sz w:val="24"/>
+                <w:szCs w:val="20"/>
               </w:rPr>
               <w:fldChar w:fldCharType="begin"/>
             </w:r>
@@ -1272,6 +1447,8 @@
               <w:rPr>
                 <w:noProof/>
                 <w:webHidden/>
+                <w:sz w:val="24"/>
+                <w:szCs w:val="20"/>
               </w:rPr>
               <w:instrText xml:space="preserve"> PAGEREF _Toc228479990 \h </w:instrText>
             </w:r>
@@ -1279,12 +1456,16 @@
               <w:rPr>
                 <w:noProof/>
                 <w:webHidden/>
-              </w:rPr>
-            </w:r>
-            <w:r>
-              <w:rPr>
-                <w:noProof/>
-                <w:webHidden/>
+                <w:sz w:val="24"/>
+                <w:szCs w:val="20"/>
+              </w:rPr>
+            </w:r>
+            <w:r>
+              <w:rPr>
+                <w:noProof/>
+                <w:webHidden/>
+                <w:sz w:val="24"/>
+                <w:szCs w:val="20"/>
               </w:rPr>
               <w:fldChar w:fldCharType="separate"/>
             </w:r>
@@ -1292,6 +1473,8 @@
               <w:rPr>
                 <w:noProof/>
                 <w:webHidden/>
+                <w:sz w:val="24"/>
+                <w:szCs w:val="20"/>
               </w:rPr>
               <w:t>15</w:t>
             </w:r>
@@ -1299,6 +1482,8 @@
               <w:rPr>
                 <w:noProof/>
                 <w:webHidden/>
+                <w:sz w:val="24"/>
+                <w:szCs w:val="20"/>
               </w:rPr>
               <w:fldChar w:fldCharType="end"/>
             </w:r>
@@ -1314,7 +1499,8 @@
               <w:rFonts w:eastAsiaTheme="minorEastAsia"/>
               <w:noProof/>
               <w:kern w:val="0"/>
-              <w:sz w:val="22"/>
+              <w:sz w:val="20"/>
+              <w:szCs w:val="20"/>
               <w:lang w:eastAsia="es-CO"/>
               <w14:ligatures w14:val="none"/>
             </w:rPr>
@@ -1324,6 +1510,8 @@
               <w:rPr>
                 <w:rStyle w:val="Hipervnculo"/>
                 <w:noProof/>
+                <w:sz w:val="24"/>
+                <w:szCs w:val="20"/>
               </w:rPr>
               <w:t>2. Identidad visual de la marca</w:t>
             </w:r>
@@ -1331,6 +1519,8 @@
               <w:rPr>
                 <w:noProof/>
                 <w:webHidden/>
+                <w:sz w:val="24"/>
+                <w:szCs w:val="20"/>
               </w:rPr>
               <w:tab/>
             </w:r>
@@ -1338,6 +1528,8 @@
               <w:rPr>
                 <w:noProof/>
                 <w:webHidden/>
+                <w:sz w:val="24"/>
+                <w:szCs w:val="20"/>
               </w:rPr>
               <w:fldChar w:fldCharType="begin"/>
             </w:r>
@@ -1345,6 +1537,8 @@
               <w:rPr>
                 <w:noProof/>
                 <w:webHidden/>
+                <w:sz w:val="24"/>
+                <w:szCs w:val="20"/>
               </w:rPr>
               <w:instrText xml:space="preserve"> PAGEREF _Toc228479991 \h </w:instrText>
             </w:r>
@@ -1352,12 +1546,16 @@
               <w:rPr>
                 <w:noProof/>
                 <w:webHidden/>
-              </w:rPr>
-            </w:r>
-            <w:r>
-              <w:rPr>
-                <w:noProof/>
-                <w:webHidden/>
+                <w:sz w:val="24"/>
+                <w:szCs w:val="20"/>
+              </w:rPr>
+            </w:r>
+            <w:r>
+              <w:rPr>
+                <w:noProof/>
+                <w:webHidden/>
+                <w:sz w:val="24"/>
+                <w:szCs w:val="20"/>
               </w:rPr>
               <w:fldChar w:fldCharType="separate"/>
             </w:r>
@@ -1365,6 +1563,8 @@
               <w:rPr>
                 <w:noProof/>
                 <w:webHidden/>
+                <w:sz w:val="24"/>
+                <w:szCs w:val="20"/>
               </w:rPr>
               <w:t>17</w:t>
             </w:r>
@@ -1372,6 +1572,8 @@
               <w:rPr>
                 <w:noProof/>
                 <w:webHidden/>
+                <w:sz w:val="24"/>
+                <w:szCs w:val="20"/>
               </w:rPr>
               <w:fldChar w:fldCharType="end"/>
             </w:r>
@@ -1387,7 +1589,8 @@
               <w:rFonts w:eastAsiaTheme="minorEastAsia"/>
               <w:noProof/>
               <w:kern w:val="0"/>
-              <w:sz w:val="22"/>
+              <w:sz w:val="20"/>
+              <w:szCs w:val="20"/>
               <w:lang w:eastAsia="es-CO"/>
               <w14:ligatures w14:val="none"/>
             </w:rPr>
@@ -1397,6 +1600,8 @@
               <w:rPr>
                 <w:rStyle w:val="Hipervnculo"/>
                 <w:noProof/>
+                <w:sz w:val="24"/>
+                <w:szCs w:val="20"/>
               </w:rPr>
               <w:t>2.1. Aplicación práctica: construcción básica de la identidad visual</w:t>
             </w:r>
@@ -1404,6 +1609,8 @@
               <w:rPr>
                 <w:noProof/>
                 <w:webHidden/>
+                <w:sz w:val="24"/>
+                <w:szCs w:val="20"/>
               </w:rPr>
               <w:tab/>
             </w:r>
@@ -1411,6 +1618,8 @@
               <w:rPr>
                 <w:noProof/>
                 <w:webHidden/>
+                <w:sz w:val="24"/>
+                <w:szCs w:val="20"/>
               </w:rPr>
               <w:fldChar w:fldCharType="begin"/>
             </w:r>
@@ -1418,6 +1627,8 @@
               <w:rPr>
                 <w:noProof/>
                 <w:webHidden/>
+                <w:sz w:val="24"/>
+                <w:szCs w:val="20"/>
               </w:rPr>
               <w:instrText xml:space="preserve"> PAGEREF _Toc228479992 \h </w:instrText>
             </w:r>
@@ -1425,12 +1636,16 @@
               <w:rPr>
                 <w:noProof/>
                 <w:webHidden/>
-              </w:rPr>
-            </w:r>
-            <w:r>
-              <w:rPr>
-                <w:noProof/>
-                <w:webHidden/>
+                <w:sz w:val="24"/>
+                <w:szCs w:val="20"/>
+              </w:rPr>
+            </w:r>
+            <w:r>
+              <w:rPr>
+                <w:noProof/>
+                <w:webHidden/>
+                <w:sz w:val="24"/>
+                <w:szCs w:val="20"/>
               </w:rPr>
               <w:fldChar w:fldCharType="separate"/>
             </w:r>
@@ -1438,6 +1653,8 @@
               <w:rPr>
                 <w:noProof/>
                 <w:webHidden/>
+                <w:sz w:val="24"/>
+                <w:szCs w:val="20"/>
               </w:rPr>
               <w:t>22</w:t>
             </w:r>
@@ -1445,6 +1662,8 @@
               <w:rPr>
                 <w:noProof/>
                 <w:webHidden/>
+                <w:sz w:val="24"/>
+                <w:szCs w:val="20"/>
               </w:rPr>
               <w:fldChar w:fldCharType="end"/>
             </w:r>
@@ -1460,7 +1679,8 @@
               <w:rFonts w:eastAsiaTheme="minorEastAsia"/>
               <w:noProof/>
               <w:kern w:val="0"/>
-              <w:sz w:val="22"/>
+              <w:sz w:val="20"/>
+              <w:szCs w:val="20"/>
               <w:lang w:eastAsia="es-CO"/>
               <w14:ligatures w14:val="none"/>
             </w:rPr>
@@ -1470,6 +1690,8 @@
               <w:rPr>
                 <w:rStyle w:val="Hipervnculo"/>
                 <w:noProof/>
+                <w:sz w:val="24"/>
+                <w:szCs w:val="20"/>
               </w:rPr>
               <w:t>3. Elementos gráficos de la marca</w:t>
             </w:r>
@@ -1477,6 +1699,8 @@
               <w:rPr>
                 <w:noProof/>
                 <w:webHidden/>
+                <w:sz w:val="24"/>
+                <w:szCs w:val="20"/>
               </w:rPr>
               <w:tab/>
             </w:r>
@@ -1484,6 +1708,8 @@
               <w:rPr>
                 <w:noProof/>
                 <w:webHidden/>
+                <w:sz w:val="24"/>
+                <w:szCs w:val="20"/>
               </w:rPr>
               <w:fldChar w:fldCharType="begin"/>
             </w:r>
@@ -1491,6 +1717,8 @@
               <w:rPr>
                 <w:noProof/>
                 <w:webHidden/>
+                <w:sz w:val="24"/>
+                <w:szCs w:val="20"/>
               </w:rPr>
               <w:instrText xml:space="preserve"> PAGEREF _Toc228479993 \h </w:instrText>
             </w:r>
@@ -1498,12 +1726,16 @@
               <w:rPr>
                 <w:noProof/>
                 <w:webHidden/>
-              </w:rPr>
-            </w:r>
-            <w:r>
-              <w:rPr>
-                <w:noProof/>
-                <w:webHidden/>
+                <w:sz w:val="24"/>
+                <w:szCs w:val="20"/>
+              </w:rPr>
+            </w:r>
+            <w:r>
+              <w:rPr>
+                <w:noProof/>
+                <w:webHidden/>
+                <w:sz w:val="24"/>
+                <w:szCs w:val="20"/>
               </w:rPr>
               <w:fldChar w:fldCharType="separate"/>
             </w:r>
@@ -1511,6 +1743,8 @@
               <w:rPr>
                 <w:noProof/>
                 <w:webHidden/>
+                <w:sz w:val="24"/>
+                <w:szCs w:val="20"/>
               </w:rPr>
               <w:t>23</w:t>
             </w:r>
@@ -1518,6 +1752,8 @@
               <w:rPr>
                 <w:noProof/>
                 <w:webHidden/>
+                <w:sz w:val="24"/>
+                <w:szCs w:val="20"/>
               </w:rPr>
               <w:fldChar w:fldCharType="end"/>
             </w:r>
@@ -1533,7 +1769,8 @@
               <w:rFonts w:eastAsiaTheme="minorEastAsia"/>
               <w:noProof/>
               <w:kern w:val="0"/>
-              <w:sz w:val="22"/>
+              <w:sz w:val="20"/>
+              <w:szCs w:val="20"/>
               <w:lang w:eastAsia="es-CO"/>
               <w14:ligatures w14:val="none"/>
             </w:rPr>
@@ -1543,6 +1780,8 @@
               <w:rPr>
                 <w:rStyle w:val="Hipervnculo"/>
                 <w:noProof/>
+                <w:sz w:val="24"/>
+                <w:szCs w:val="20"/>
               </w:rPr>
               <w:t>3.1. Logotipo</w:t>
             </w:r>
@@ -1550,6 +1789,8 @@
               <w:rPr>
                 <w:noProof/>
                 <w:webHidden/>
+                <w:sz w:val="24"/>
+                <w:szCs w:val="20"/>
               </w:rPr>
               <w:tab/>
             </w:r>
@@ -1557,6 +1798,8 @@
               <w:rPr>
                 <w:noProof/>
                 <w:webHidden/>
+                <w:sz w:val="24"/>
+                <w:szCs w:val="20"/>
               </w:rPr>
               <w:fldChar w:fldCharType="begin"/>
             </w:r>
@@ -1564,6 +1807,8 @@
               <w:rPr>
                 <w:noProof/>
                 <w:webHidden/>
+                <w:sz w:val="24"/>
+                <w:szCs w:val="20"/>
               </w:rPr>
               <w:instrText xml:space="preserve"> PAGEREF _Toc228479994 \h </w:instrText>
             </w:r>
@@ -1571,12 +1816,16 @@
               <w:rPr>
                 <w:noProof/>
                 <w:webHidden/>
-              </w:rPr>
-            </w:r>
-            <w:r>
-              <w:rPr>
-                <w:noProof/>
-                <w:webHidden/>
+                <w:sz w:val="24"/>
+                <w:szCs w:val="20"/>
+              </w:rPr>
+            </w:r>
+            <w:r>
+              <w:rPr>
+                <w:noProof/>
+                <w:webHidden/>
+                <w:sz w:val="24"/>
+                <w:szCs w:val="20"/>
               </w:rPr>
               <w:fldChar w:fldCharType="separate"/>
             </w:r>
@@ -1584,6 +1833,8 @@
               <w:rPr>
                 <w:noProof/>
                 <w:webHidden/>
+                <w:sz w:val="24"/>
+                <w:szCs w:val="20"/>
               </w:rPr>
               <w:t>23</w:t>
             </w:r>
@@ -1591,6 +1842,8 @@
               <w:rPr>
                 <w:noProof/>
                 <w:webHidden/>
+                <w:sz w:val="24"/>
+                <w:szCs w:val="20"/>
               </w:rPr>
               <w:fldChar w:fldCharType="end"/>
             </w:r>
@@ -1606,7 +1859,8 @@
               <w:rFonts w:eastAsiaTheme="minorEastAsia"/>
               <w:noProof/>
               <w:kern w:val="0"/>
-              <w:sz w:val="22"/>
+              <w:sz w:val="20"/>
+              <w:szCs w:val="20"/>
               <w:lang w:eastAsia="es-CO"/>
               <w14:ligatures w14:val="none"/>
             </w:rPr>
@@ -1616,6 +1870,8 @@
               <w:rPr>
                 <w:rStyle w:val="Hipervnculo"/>
                 <w:noProof/>
+                <w:sz w:val="24"/>
+                <w:szCs w:val="20"/>
               </w:rPr>
               <w:t>3.2. Tipografía</w:t>
             </w:r>
@@ -1623,6 +1879,8 @@
               <w:rPr>
                 <w:noProof/>
                 <w:webHidden/>
+                <w:sz w:val="24"/>
+                <w:szCs w:val="20"/>
               </w:rPr>
               <w:tab/>
             </w:r>
@@ -1630,6 +1888,8 @@
               <w:rPr>
                 <w:noProof/>
                 <w:webHidden/>
+                <w:sz w:val="24"/>
+                <w:szCs w:val="20"/>
               </w:rPr>
               <w:fldChar w:fldCharType="begin"/>
             </w:r>
@@ -1637,6 +1897,8 @@
               <w:rPr>
                 <w:noProof/>
                 <w:webHidden/>
+                <w:sz w:val="24"/>
+                <w:szCs w:val="20"/>
               </w:rPr>
               <w:instrText xml:space="preserve"> PAGEREF _Toc228479995 \h </w:instrText>
             </w:r>
@@ -1644,12 +1906,16 @@
               <w:rPr>
                 <w:noProof/>
                 <w:webHidden/>
-              </w:rPr>
-            </w:r>
-            <w:r>
-              <w:rPr>
-                <w:noProof/>
-                <w:webHidden/>
+                <w:sz w:val="24"/>
+                <w:szCs w:val="20"/>
+              </w:rPr>
+            </w:r>
+            <w:r>
+              <w:rPr>
+                <w:noProof/>
+                <w:webHidden/>
+                <w:sz w:val="24"/>
+                <w:szCs w:val="20"/>
               </w:rPr>
               <w:fldChar w:fldCharType="separate"/>
             </w:r>
@@ -1657,6 +1923,8 @@
               <w:rPr>
                 <w:noProof/>
                 <w:webHidden/>
+                <w:sz w:val="24"/>
+                <w:szCs w:val="20"/>
               </w:rPr>
               <w:t>25</w:t>
             </w:r>
@@ -1664,6 +1932,8 @@
               <w:rPr>
                 <w:noProof/>
                 <w:webHidden/>
+                <w:sz w:val="24"/>
+                <w:szCs w:val="20"/>
               </w:rPr>
               <w:fldChar w:fldCharType="end"/>
             </w:r>
@@ -1679,7 +1949,8 @@
               <w:rFonts w:eastAsiaTheme="minorEastAsia"/>
               <w:noProof/>
               <w:kern w:val="0"/>
-              <w:sz w:val="22"/>
+              <w:sz w:val="20"/>
+              <w:szCs w:val="20"/>
               <w:lang w:eastAsia="es-CO"/>
               <w14:ligatures w14:val="none"/>
             </w:rPr>
@@ -1689,6 +1960,8 @@
               <w:rPr>
                 <w:rStyle w:val="Hipervnculo"/>
                 <w:noProof/>
+                <w:sz w:val="24"/>
+                <w:szCs w:val="20"/>
               </w:rPr>
               <w:t>3.3. Diseños</w:t>
             </w:r>
@@ -1696,6 +1969,8 @@
               <w:rPr>
                 <w:noProof/>
                 <w:webHidden/>
+                <w:sz w:val="24"/>
+                <w:szCs w:val="20"/>
               </w:rPr>
               <w:tab/>
             </w:r>
@@ -1703,6 +1978,8 @@
               <w:rPr>
                 <w:noProof/>
                 <w:webHidden/>
+                <w:sz w:val="24"/>
+                <w:szCs w:val="20"/>
               </w:rPr>
               <w:fldChar w:fldCharType="begin"/>
             </w:r>
@@ -1710,6 +1987,8 @@
               <w:rPr>
                 <w:noProof/>
                 <w:webHidden/>
+                <w:sz w:val="24"/>
+                <w:szCs w:val="20"/>
               </w:rPr>
               <w:instrText xml:space="preserve"> PAGEREF _Toc228479996 \h </w:instrText>
             </w:r>
@@ -1717,12 +1996,16 @@
               <w:rPr>
                 <w:noProof/>
                 <w:webHidden/>
-              </w:rPr>
-            </w:r>
-            <w:r>
-              <w:rPr>
-                <w:noProof/>
-                <w:webHidden/>
+                <w:sz w:val="24"/>
+                <w:szCs w:val="20"/>
+              </w:rPr>
+            </w:r>
+            <w:r>
+              <w:rPr>
+                <w:noProof/>
+                <w:webHidden/>
+                <w:sz w:val="24"/>
+                <w:szCs w:val="20"/>
               </w:rPr>
               <w:fldChar w:fldCharType="separate"/>
             </w:r>
@@ -1730,6 +2013,8 @@
               <w:rPr>
                 <w:noProof/>
                 <w:webHidden/>
+                <w:sz w:val="24"/>
+                <w:szCs w:val="20"/>
               </w:rPr>
               <w:t>27</w:t>
             </w:r>
@@ -1737,6 +2022,8 @@
               <w:rPr>
                 <w:noProof/>
                 <w:webHidden/>
+                <w:sz w:val="24"/>
+                <w:szCs w:val="20"/>
               </w:rPr>
               <w:fldChar w:fldCharType="end"/>
             </w:r>
@@ -1752,7 +2039,8 @@
               <w:rFonts w:eastAsiaTheme="minorEastAsia"/>
               <w:noProof/>
               <w:kern w:val="0"/>
-              <w:sz w:val="22"/>
+              <w:sz w:val="20"/>
+              <w:szCs w:val="20"/>
               <w:lang w:eastAsia="es-CO"/>
               <w14:ligatures w14:val="none"/>
             </w:rPr>
@@ -1762,6 +2050,8 @@
               <w:rPr>
                 <w:rStyle w:val="Hipervnculo"/>
                 <w:noProof/>
+                <w:sz w:val="24"/>
+                <w:szCs w:val="20"/>
               </w:rPr>
               <w:t>3.4. Colores corporativos</w:t>
             </w:r>
@@ -1769,6 +2059,8 @@
               <w:rPr>
                 <w:noProof/>
                 <w:webHidden/>
+                <w:sz w:val="24"/>
+                <w:szCs w:val="20"/>
               </w:rPr>
               <w:tab/>
             </w:r>
@@ -1776,6 +2068,8 @@
               <w:rPr>
                 <w:noProof/>
                 <w:webHidden/>
+                <w:sz w:val="24"/>
+                <w:szCs w:val="20"/>
               </w:rPr>
               <w:fldChar w:fldCharType="begin"/>
             </w:r>
@@ -1783,6 +2077,8 @@
               <w:rPr>
                 <w:noProof/>
                 <w:webHidden/>
+                <w:sz w:val="24"/>
+                <w:szCs w:val="20"/>
               </w:rPr>
               <w:instrText xml:space="preserve"> PAGEREF _Toc228479997 \h </w:instrText>
             </w:r>
@@ -1790,12 +2086,16 @@
               <w:rPr>
                 <w:noProof/>
                 <w:webHidden/>
-              </w:rPr>
-            </w:r>
-            <w:r>
-              <w:rPr>
-                <w:noProof/>
-                <w:webHidden/>
+                <w:sz w:val="24"/>
+                <w:szCs w:val="20"/>
+              </w:rPr>
+            </w:r>
+            <w:r>
+              <w:rPr>
+                <w:noProof/>
+                <w:webHidden/>
+                <w:sz w:val="24"/>
+                <w:szCs w:val="20"/>
               </w:rPr>
               <w:fldChar w:fldCharType="separate"/>
             </w:r>
@@ -1803,6 +2103,8 @@
               <w:rPr>
                 <w:noProof/>
                 <w:webHidden/>
+                <w:sz w:val="24"/>
+                <w:szCs w:val="20"/>
               </w:rPr>
               <w:t>30</w:t>
             </w:r>
@@ -1810,6 +2112,8 @@
               <w:rPr>
                 <w:noProof/>
                 <w:webHidden/>
+                <w:sz w:val="24"/>
+                <w:szCs w:val="20"/>
               </w:rPr>
               <w:fldChar w:fldCharType="end"/>
             </w:r>
@@ -1825,7 +2129,8 @@
               <w:rFonts w:eastAsiaTheme="minorEastAsia"/>
               <w:noProof/>
               <w:kern w:val="0"/>
-              <w:sz w:val="22"/>
+              <w:sz w:val="20"/>
+              <w:szCs w:val="20"/>
               <w:lang w:eastAsia="es-CO"/>
               <w14:ligatures w14:val="none"/>
             </w:rPr>
@@ -1835,6 +2140,8 @@
               <w:rPr>
                 <w:rStyle w:val="Hipervnculo"/>
                 <w:noProof/>
+                <w:sz w:val="24"/>
+                <w:szCs w:val="20"/>
               </w:rPr>
               <w:t>3.5. Elementos visuales complementarios</w:t>
             </w:r>
@@ -1842,6 +2149,8 @@
               <w:rPr>
                 <w:noProof/>
                 <w:webHidden/>
+                <w:sz w:val="24"/>
+                <w:szCs w:val="20"/>
               </w:rPr>
               <w:tab/>
             </w:r>
@@ -1849,6 +2158,8 @@
               <w:rPr>
                 <w:noProof/>
                 <w:webHidden/>
+                <w:sz w:val="24"/>
+                <w:szCs w:val="20"/>
               </w:rPr>
               <w:fldChar w:fldCharType="begin"/>
             </w:r>
@@ -1856,6 +2167,8 @@
               <w:rPr>
                 <w:noProof/>
                 <w:webHidden/>
+                <w:sz w:val="24"/>
+                <w:szCs w:val="20"/>
               </w:rPr>
               <w:instrText xml:space="preserve"> PAGEREF _Toc228479998 \h </w:instrText>
             </w:r>
@@ -1863,12 +2176,16 @@
               <w:rPr>
                 <w:noProof/>
                 <w:webHidden/>
-              </w:rPr>
-            </w:r>
-            <w:r>
-              <w:rPr>
-                <w:noProof/>
-                <w:webHidden/>
+                <w:sz w:val="24"/>
+                <w:szCs w:val="20"/>
+              </w:rPr>
+            </w:r>
+            <w:r>
+              <w:rPr>
+                <w:noProof/>
+                <w:webHidden/>
+                <w:sz w:val="24"/>
+                <w:szCs w:val="20"/>
               </w:rPr>
               <w:fldChar w:fldCharType="separate"/>
             </w:r>
@@ -1876,6 +2193,8 @@
               <w:rPr>
                 <w:noProof/>
                 <w:webHidden/>
+                <w:sz w:val="24"/>
+                <w:szCs w:val="20"/>
               </w:rPr>
               <w:t>31</w:t>
             </w:r>
@@ -1883,6 +2202,8 @@
               <w:rPr>
                 <w:noProof/>
                 <w:webHidden/>
+                <w:sz w:val="24"/>
+                <w:szCs w:val="20"/>
               </w:rPr>
               <w:fldChar w:fldCharType="end"/>
             </w:r>
@@ -1898,7 +2219,8 @@
               <w:rFonts w:eastAsiaTheme="minorEastAsia"/>
               <w:noProof/>
               <w:kern w:val="0"/>
-              <w:sz w:val="22"/>
+              <w:sz w:val="20"/>
+              <w:szCs w:val="20"/>
               <w:lang w:eastAsia="es-CO"/>
               <w14:ligatures w14:val="none"/>
             </w:rPr>
@@ -1908,6 +2230,8 @@
               <w:rPr>
                 <w:rStyle w:val="Hipervnculo"/>
                 <w:noProof/>
+                <w:sz w:val="24"/>
+                <w:szCs w:val="20"/>
               </w:rPr>
               <w:t>3.6. Manual de identidad visual</w:t>
             </w:r>
@@ -1915,6 +2239,8 @@
               <w:rPr>
                 <w:noProof/>
                 <w:webHidden/>
+                <w:sz w:val="24"/>
+                <w:szCs w:val="20"/>
               </w:rPr>
               <w:tab/>
             </w:r>
@@ -1922,6 +2248,8 @@
               <w:rPr>
                 <w:noProof/>
                 <w:webHidden/>
+                <w:sz w:val="24"/>
+                <w:szCs w:val="20"/>
               </w:rPr>
               <w:fldChar w:fldCharType="begin"/>
             </w:r>
@@ -1929,6 +2257,8 @@
               <w:rPr>
                 <w:noProof/>
                 <w:webHidden/>
+                <w:sz w:val="24"/>
+                <w:szCs w:val="20"/>
               </w:rPr>
               <w:instrText xml:space="preserve"> PAGEREF _Toc228479999 \h </w:instrText>
             </w:r>
@@ -1936,12 +2266,16 @@
               <w:rPr>
                 <w:noProof/>
                 <w:webHidden/>
-              </w:rPr>
-            </w:r>
-            <w:r>
-              <w:rPr>
-                <w:noProof/>
-                <w:webHidden/>
+                <w:sz w:val="24"/>
+                <w:szCs w:val="20"/>
+              </w:rPr>
+            </w:r>
+            <w:r>
+              <w:rPr>
+                <w:noProof/>
+                <w:webHidden/>
+                <w:sz w:val="24"/>
+                <w:szCs w:val="20"/>
               </w:rPr>
               <w:fldChar w:fldCharType="separate"/>
             </w:r>
@@ -1949,6 +2283,8 @@
               <w:rPr>
                 <w:noProof/>
                 <w:webHidden/>
+                <w:sz w:val="24"/>
+                <w:szCs w:val="20"/>
               </w:rPr>
               <w:t>32</w:t>
             </w:r>
@@ -1956,6 +2292,8 @@
               <w:rPr>
                 <w:noProof/>
                 <w:webHidden/>
+                <w:sz w:val="24"/>
+                <w:szCs w:val="20"/>
               </w:rPr>
               <w:fldChar w:fldCharType="end"/>
             </w:r>
@@ -1971,7 +2309,8 @@
               <w:rFonts w:eastAsiaTheme="minorEastAsia"/>
               <w:noProof/>
               <w:kern w:val="0"/>
-              <w:sz w:val="22"/>
+              <w:sz w:val="20"/>
+              <w:szCs w:val="20"/>
               <w:lang w:eastAsia="es-CO"/>
               <w14:ligatures w14:val="none"/>
             </w:rPr>
@@ -1981,6 +2320,8 @@
               <w:rPr>
                 <w:rStyle w:val="Hipervnculo"/>
                 <w:noProof/>
+                <w:sz w:val="24"/>
+                <w:szCs w:val="20"/>
               </w:rPr>
               <w:t>3.7. Importancia de la coherencia en los elementos gráficos</w:t>
             </w:r>
@@ -1988,6 +2329,8 @@
               <w:rPr>
                 <w:noProof/>
                 <w:webHidden/>
+                <w:sz w:val="24"/>
+                <w:szCs w:val="20"/>
               </w:rPr>
               <w:tab/>
             </w:r>
@@ -1995,6 +2338,8 @@
               <w:rPr>
                 <w:noProof/>
                 <w:webHidden/>
+                <w:sz w:val="24"/>
+                <w:szCs w:val="20"/>
               </w:rPr>
               <w:fldChar w:fldCharType="begin"/>
             </w:r>
@@ -2002,6 +2347,8 @@
               <w:rPr>
                 <w:noProof/>
                 <w:webHidden/>
+                <w:sz w:val="24"/>
+                <w:szCs w:val="20"/>
               </w:rPr>
               <w:instrText xml:space="preserve"> PAGEREF _Toc228480000 \h </w:instrText>
             </w:r>
@@ -2009,12 +2356,16 @@
               <w:rPr>
                 <w:noProof/>
                 <w:webHidden/>
-              </w:rPr>
-            </w:r>
-            <w:r>
-              <w:rPr>
-                <w:noProof/>
-                <w:webHidden/>
+                <w:sz w:val="24"/>
+                <w:szCs w:val="20"/>
+              </w:rPr>
+            </w:r>
+            <w:r>
+              <w:rPr>
+                <w:noProof/>
+                <w:webHidden/>
+                <w:sz w:val="24"/>
+                <w:szCs w:val="20"/>
               </w:rPr>
               <w:fldChar w:fldCharType="separate"/>
             </w:r>
@@ -2022,6 +2373,8 @@
               <w:rPr>
                 <w:noProof/>
                 <w:webHidden/>
+                <w:sz w:val="24"/>
+                <w:szCs w:val="20"/>
               </w:rPr>
               <w:t>33</w:t>
             </w:r>
@@ -2029,6 +2382,8 @@
               <w:rPr>
                 <w:noProof/>
                 <w:webHidden/>
+                <w:sz w:val="24"/>
+                <w:szCs w:val="20"/>
               </w:rPr>
               <w:fldChar w:fldCharType="end"/>
             </w:r>
@@ -2044,7 +2399,8 @@
               <w:rFonts w:eastAsiaTheme="minorEastAsia"/>
               <w:noProof/>
               <w:kern w:val="0"/>
-              <w:sz w:val="22"/>
+              <w:sz w:val="20"/>
+              <w:szCs w:val="20"/>
               <w:lang w:eastAsia="es-CO"/>
               <w14:ligatures w14:val="none"/>
             </w:rPr>
@@ -2054,6 +2410,8 @@
               <w:rPr>
                 <w:rStyle w:val="Hipervnculo"/>
                 <w:noProof/>
+                <w:sz w:val="24"/>
+                <w:szCs w:val="20"/>
               </w:rPr>
               <w:t>3.8. Criterios para el uso adecuado de los elementos gráficos</w:t>
             </w:r>
@@ -2061,6 +2419,8 @@
               <w:rPr>
                 <w:noProof/>
                 <w:webHidden/>
+                <w:sz w:val="24"/>
+                <w:szCs w:val="20"/>
               </w:rPr>
               <w:tab/>
             </w:r>
@@ -2068,6 +2428,8 @@
               <w:rPr>
                 <w:noProof/>
                 <w:webHidden/>
+                <w:sz w:val="24"/>
+                <w:szCs w:val="20"/>
               </w:rPr>
               <w:fldChar w:fldCharType="begin"/>
             </w:r>
@@ -2075,6 +2437,8 @@
               <w:rPr>
                 <w:noProof/>
                 <w:webHidden/>
+                <w:sz w:val="24"/>
+                <w:szCs w:val="20"/>
               </w:rPr>
               <w:instrText xml:space="preserve"> PAGEREF _Toc228480001 \h </w:instrText>
             </w:r>
@@ -2082,12 +2446,16 @@
               <w:rPr>
                 <w:noProof/>
                 <w:webHidden/>
-              </w:rPr>
-            </w:r>
-            <w:r>
-              <w:rPr>
-                <w:noProof/>
-                <w:webHidden/>
+                <w:sz w:val="24"/>
+                <w:szCs w:val="20"/>
+              </w:rPr>
+            </w:r>
+            <w:r>
+              <w:rPr>
+                <w:noProof/>
+                <w:webHidden/>
+                <w:sz w:val="24"/>
+                <w:szCs w:val="20"/>
               </w:rPr>
               <w:fldChar w:fldCharType="separate"/>
             </w:r>
@@ -2095,6 +2463,8 @@
               <w:rPr>
                 <w:noProof/>
                 <w:webHidden/>
+                <w:sz w:val="24"/>
+                <w:szCs w:val="20"/>
               </w:rPr>
               <w:t>33</w:t>
             </w:r>
@@ -2102,6 +2472,8 @@
               <w:rPr>
                 <w:noProof/>
                 <w:webHidden/>
+                <w:sz w:val="24"/>
+                <w:szCs w:val="20"/>
               </w:rPr>
               <w:fldChar w:fldCharType="end"/>
             </w:r>
@@ -2117,7 +2489,8 @@
               <w:rFonts w:eastAsiaTheme="minorEastAsia"/>
               <w:noProof/>
               <w:kern w:val="0"/>
-              <w:sz w:val="22"/>
+              <w:sz w:val="20"/>
+              <w:szCs w:val="20"/>
               <w:lang w:eastAsia="es-CO"/>
               <w14:ligatures w14:val="none"/>
             </w:rPr>
@@ -2127,6 +2500,8 @@
               <w:rPr>
                 <w:rStyle w:val="Hipervnculo"/>
                 <w:noProof/>
+                <w:sz w:val="24"/>
+                <w:szCs w:val="20"/>
               </w:rPr>
               <w:t>3.9. Aplicación práctica</w:t>
             </w:r>
@@ -2134,6 +2509,8 @@
               <w:rPr>
                 <w:noProof/>
                 <w:webHidden/>
+                <w:sz w:val="24"/>
+                <w:szCs w:val="20"/>
               </w:rPr>
               <w:tab/>
             </w:r>
@@ -2141,6 +2518,8 @@
               <w:rPr>
                 <w:noProof/>
                 <w:webHidden/>
+                <w:sz w:val="24"/>
+                <w:szCs w:val="20"/>
               </w:rPr>
               <w:fldChar w:fldCharType="begin"/>
             </w:r>
@@ -2148,6 +2527,8 @@
               <w:rPr>
                 <w:noProof/>
                 <w:webHidden/>
+                <w:sz w:val="24"/>
+                <w:szCs w:val="20"/>
               </w:rPr>
               <w:instrText xml:space="preserve"> PAGEREF _Toc228480002 \h </w:instrText>
             </w:r>
@@ -2155,12 +2536,16 @@
               <w:rPr>
                 <w:noProof/>
                 <w:webHidden/>
-              </w:rPr>
-            </w:r>
-            <w:r>
-              <w:rPr>
-                <w:noProof/>
-                <w:webHidden/>
+                <w:sz w:val="24"/>
+                <w:szCs w:val="20"/>
+              </w:rPr>
+            </w:r>
+            <w:r>
+              <w:rPr>
+                <w:noProof/>
+                <w:webHidden/>
+                <w:sz w:val="24"/>
+                <w:szCs w:val="20"/>
               </w:rPr>
               <w:fldChar w:fldCharType="separate"/>
             </w:r>
@@ -2168,6 +2553,8 @@
               <w:rPr>
                 <w:noProof/>
                 <w:webHidden/>
+                <w:sz w:val="24"/>
+                <w:szCs w:val="20"/>
               </w:rPr>
               <w:t>34</w:t>
             </w:r>
@@ -2175,6 +2562,8 @@
               <w:rPr>
                 <w:noProof/>
                 <w:webHidden/>
+                <w:sz w:val="24"/>
+                <w:szCs w:val="20"/>
               </w:rPr>
               <w:fldChar w:fldCharType="end"/>
             </w:r>
@@ -2190,7 +2579,8 @@
               <w:rFonts w:eastAsiaTheme="minorEastAsia"/>
               <w:noProof/>
               <w:kern w:val="0"/>
-              <w:sz w:val="22"/>
+              <w:sz w:val="20"/>
+              <w:szCs w:val="20"/>
               <w:lang w:eastAsia="es-CO"/>
               <w14:ligatures w14:val="none"/>
             </w:rPr>
@@ -2200,6 +2590,8 @@
               <w:rPr>
                 <w:rStyle w:val="Hipervnculo"/>
                 <w:noProof/>
+                <w:sz w:val="24"/>
+                <w:szCs w:val="20"/>
               </w:rPr>
               <w:t>4. Público objetivo</w:t>
             </w:r>
@@ -2207,6 +2599,8 @@
               <w:rPr>
                 <w:noProof/>
                 <w:webHidden/>
+                <w:sz w:val="24"/>
+                <w:szCs w:val="20"/>
               </w:rPr>
               <w:tab/>
             </w:r>
@@ -2214,6 +2608,8 @@
               <w:rPr>
                 <w:noProof/>
                 <w:webHidden/>
+                <w:sz w:val="24"/>
+                <w:szCs w:val="20"/>
               </w:rPr>
               <w:fldChar w:fldCharType="begin"/>
             </w:r>
@@ -2221,6 +2617,8 @@
               <w:rPr>
                 <w:noProof/>
                 <w:webHidden/>
+                <w:sz w:val="24"/>
+                <w:szCs w:val="20"/>
               </w:rPr>
               <w:instrText xml:space="preserve"> PAGEREF _Toc228480003 \h </w:instrText>
             </w:r>
@@ -2228,12 +2626,16 @@
               <w:rPr>
                 <w:noProof/>
                 <w:webHidden/>
-              </w:rPr>
-            </w:r>
-            <w:r>
-              <w:rPr>
-                <w:noProof/>
-                <w:webHidden/>
+                <w:sz w:val="24"/>
+                <w:szCs w:val="20"/>
+              </w:rPr>
+            </w:r>
+            <w:r>
+              <w:rPr>
+                <w:noProof/>
+                <w:webHidden/>
+                <w:sz w:val="24"/>
+                <w:szCs w:val="20"/>
               </w:rPr>
               <w:fldChar w:fldCharType="separate"/>
             </w:r>
@@ -2241,6 +2643,8 @@
               <w:rPr>
                 <w:noProof/>
                 <w:webHidden/>
+                <w:sz w:val="24"/>
+                <w:szCs w:val="20"/>
               </w:rPr>
               <w:t>36</w:t>
             </w:r>
@@ -2248,6 +2652,8 @@
               <w:rPr>
                 <w:noProof/>
                 <w:webHidden/>
+                <w:sz w:val="24"/>
+                <w:szCs w:val="20"/>
               </w:rPr>
               <w:fldChar w:fldCharType="end"/>
             </w:r>
@@ -2263,7 +2669,8 @@
               <w:rFonts w:eastAsiaTheme="minorEastAsia"/>
               <w:noProof/>
               <w:kern w:val="0"/>
-              <w:sz w:val="22"/>
+              <w:sz w:val="20"/>
+              <w:szCs w:val="20"/>
               <w:lang w:eastAsia="es-CO"/>
               <w14:ligatures w14:val="none"/>
             </w:rPr>
@@ -2273,6 +2680,8 @@
               <w:rPr>
                 <w:rStyle w:val="Hipervnculo"/>
                 <w:noProof/>
+                <w:sz w:val="24"/>
+                <w:szCs w:val="20"/>
               </w:rPr>
               <w:t>4.1. Aplicación práctica</w:t>
             </w:r>
@@ -2280,6 +2689,8 @@
               <w:rPr>
                 <w:noProof/>
                 <w:webHidden/>
+                <w:sz w:val="24"/>
+                <w:szCs w:val="20"/>
               </w:rPr>
               <w:tab/>
             </w:r>
@@ -2287,6 +2698,8 @@
               <w:rPr>
                 <w:noProof/>
                 <w:webHidden/>
+                <w:sz w:val="24"/>
+                <w:szCs w:val="20"/>
               </w:rPr>
               <w:fldChar w:fldCharType="begin"/>
             </w:r>
@@ -2294,6 +2707,8 @@
               <w:rPr>
                 <w:noProof/>
                 <w:webHidden/>
+                <w:sz w:val="24"/>
+                <w:szCs w:val="20"/>
               </w:rPr>
               <w:instrText xml:space="preserve"> PAGEREF _Toc228480004 \h </w:instrText>
             </w:r>
@@ -2301,12 +2716,16 @@
               <w:rPr>
                 <w:noProof/>
                 <w:webHidden/>
-              </w:rPr>
-            </w:r>
-            <w:r>
-              <w:rPr>
-                <w:noProof/>
-                <w:webHidden/>
+                <w:sz w:val="24"/>
+                <w:szCs w:val="20"/>
+              </w:rPr>
+            </w:r>
+            <w:r>
+              <w:rPr>
+                <w:noProof/>
+                <w:webHidden/>
+                <w:sz w:val="24"/>
+                <w:szCs w:val="20"/>
               </w:rPr>
               <w:fldChar w:fldCharType="separate"/>
             </w:r>
@@ -2314,6 +2733,8 @@
               <w:rPr>
                 <w:noProof/>
                 <w:webHidden/>
+                <w:sz w:val="24"/>
+                <w:szCs w:val="20"/>
               </w:rPr>
               <w:t>37</w:t>
             </w:r>
@@ -2321,6 +2742,8 @@
               <w:rPr>
                 <w:noProof/>
                 <w:webHidden/>
+                <w:sz w:val="24"/>
+                <w:szCs w:val="20"/>
               </w:rPr>
               <w:fldChar w:fldCharType="end"/>
             </w:r>
@@ -2336,7 +2759,8 @@
               <w:rFonts w:eastAsiaTheme="minorEastAsia"/>
               <w:noProof/>
               <w:kern w:val="0"/>
-              <w:sz w:val="22"/>
+              <w:sz w:val="20"/>
+              <w:szCs w:val="20"/>
               <w:lang w:eastAsia="es-CO"/>
               <w14:ligatures w14:val="none"/>
             </w:rPr>
@@ -2346,6 +2770,8 @@
               <w:rPr>
                 <w:rStyle w:val="Hipervnculo"/>
                 <w:noProof/>
+                <w:sz w:val="24"/>
+                <w:szCs w:val="20"/>
               </w:rPr>
               <w:t>5. Portafolio de productos o servicios</w:t>
             </w:r>
@@ -2353,6 +2779,8 @@
               <w:rPr>
                 <w:noProof/>
                 <w:webHidden/>
+                <w:sz w:val="24"/>
+                <w:szCs w:val="20"/>
               </w:rPr>
               <w:tab/>
             </w:r>
@@ -2360,6 +2788,8 @@
               <w:rPr>
                 <w:noProof/>
                 <w:webHidden/>
+                <w:sz w:val="24"/>
+                <w:szCs w:val="20"/>
               </w:rPr>
               <w:fldChar w:fldCharType="begin"/>
             </w:r>
@@ -2367,6 +2797,8 @@
               <w:rPr>
                 <w:noProof/>
                 <w:webHidden/>
+                <w:sz w:val="24"/>
+                <w:szCs w:val="20"/>
               </w:rPr>
               <w:instrText xml:space="preserve"> PAGEREF _Toc228480005 \h </w:instrText>
             </w:r>
@@ -2374,12 +2806,16 @@
               <w:rPr>
                 <w:noProof/>
                 <w:webHidden/>
-              </w:rPr>
-            </w:r>
-            <w:r>
-              <w:rPr>
-                <w:noProof/>
-                <w:webHidden/>
+                <w:sz w:val="24"/>
+                <w:szCs w:val="20"/>
+              </w:rPr>
+            </w:r>
+            <w:r>
+              <w:rPr>
+                <w:noProof/>
+                <w:webHidden/>
+                <w:sz w:val="24"/>
+                <w:szCs w:val="20"/>
               </w:rPr>
               <w:fldChar w:fldCharType="separate"/>
             </w:r>
@@ -2387,6 +2823,8 @@
               <w:rPr>
                 <w:noProof/>
                 <w:webHidden/>
+                <w:sz w:val="24"/>
+                <w:szCs w:val="20"/>
               </w:rPr>
               <w:t>39</w:t>
             </w:r>
@@ -2394,6 +2832,8 @@
               <w:rPr>
                 <w:noProof/>
                 <w:webHidden/>
+                <w:sz w:val="24"/>
+                <w:szCs w:val="20"/>
               </w:rPr>
               <w:fldChar w:fldCharType="end"/>
             </w:r>
@@ -2409,7 +2849,8 @@
               <w:rFonts w:eastAsiaTheme="minorEastAsia"/>
               <w:noProof/>
               <w:kern w:val="0"/>
-              <w:sz w:val="22"/>
+              <w:sz w:val="20"/>
+              <w:szCs w:val="20"/>
               <w:lang w:eastAsia="es-CO"/>
               <w14:ligatures w14:val="none"/>
             </w:rPr>
@@ -2419,6 +2860,8 @@
               <w:rPr>
                 <w:rStyle w:val="Hipervnculo"/>
                 <w:noProof/>
+                <w:sz w:val="24"/>
+                <w:szCs w:val="20"/>
               </w:rPr>
               <w:t>5.1. Criterios para organizar un portafolio</w:t>
             </w:r>
@@ -2426,6 +2869,8 @@
               <w:rPr>
                 <w:noProof/>
                 <w:webHidden/>
+                <w:sz w:val="24"/>
+                <w:szCs w:val="20"/>
               </w:rPr>
               <w:tab/>
             </w:r>
@@ -2433,6 +2878,8 @@
               <w:rPr>
                 <w:noProof/>
                 <w:webHidden/>
+                <w:sz w:val="24"/>
+                <w:szCs w:val="20"/>
               </w:rPr>
               <w:fldChar w:fldCharType="begin"/>
             </w:r>
@@ -2440,6 +2887,8 @@
               <w:rPr>
                 <w:noProof/>
                 <w:webHidden/>
+                <w:sz w:val="24"/>
+                <w:szCs w:val="20"/>
               </w:rPr>
               <w:instrText xml:space="preserve"> PAGEREF _Toc228480006 \h </w:instrText>
             </w:r>
@@ -2447,12 +2896,16 @@
               <w:rPr>
                 <w:noProof/>
                 <w:webHidden/>
-              </w:rPr>
-            </w:r>
-            <w:r>
-              <w:rPr>
-                <w:noProof/>
-                <w:webHidden/>
+                <w:sz w:val="24"/>
+                <w:szCs w:val="20"/>
+              </w:rPr>
+            </w:r>
+            <w:r>
+              <w:rPr>
+                <w:noProof/>
+                <w:webHidden/>
+                <w:sz w:val="24"/>
+                <w:szCs w:val="20"/>
               </w:rPr>
               <w:fldChar w:fldCharType="separate"/>
             </w:r>
@@ -2460,6 +2913,8 @@
               <w:rPr>
                 <w:noProof/>
                 <w:webHidden/>
+                <w:sz w:val="24"/>
+                <w:szCs w:val="20"/>
               </w:rPr>
               <w:t>40</w:t>
             </w:r>
@@ -2467,6 +2922,8 @@
               <w:rPr>
                 <w:noProof/>
                 <w:webHidden/>
+                <w:sz w:val="24"/>
+                <w:szCs w:val="20"/>
               </w:rPr>
               <w:fldChar w:fldCharType="end"/>
             </w:r>
@@ -2482,7 +2939,8 @@
               <w:rFonts w:eastAsiaTheme="minorEastAsia"/>
               <w:noProof/>
               <w:kern w:val="0"/>
-              <w:sz w:val="22"/>
+              <w:sz w:val="20"/>
+              <w:szCs w:val="20"/>
               <w:lang w:eastAsia="es-CO"/>
               <w14:ligatures w14:val="none"/>
             </w:rPr>
@@ -2492,6 +2950,8 @@
               <w:rPr>
                 <w:rStyle w:val="Hipervnculo"/>
                 <w:noProof/>
+                <w:sz w:val="24"/>
+                <w:szCs w:val="20"/>
               </w:rPr>
               <w:t>5.2. Aplicación práctica: análisis de un portafolio</w:t>
             </w:r>
@@ -2499,6 +2959,8 @@
               <w:rPr>
                 <w:noProof/>
                 <w:webHidden/>
+                <w:sz w:val="24"/>
+                <w:szCs w:val="20"/>
               </w:rPr>
               <w:tab/>
             </w:r>
@@ -2506,6 +2968,8 @@
               <w:rPr>
                 <w:noProof/>
                 <w:webHidden/>
+                <w:sz w:val="24"/>
+                <w:szCs w:val="20"/>
               </w:rPr>
               <w:fldChar w:fldCharType="begin"/>
             </w:r>
@@ -2513,6 +2977,8 @@
               <w:rPr>
                 <w:noProof/>
                 <w:webHidden/>
+                <w:sz w:val="24"/>
+                <w:szCs w:val="20"/>
               </w:rPr>
               <w:instrText xml:space="preserve"> PAGEREF _Toc228480007 \h </w:instrText>
             </w:r>
@@ -2520,12 +2986,16 @@
               <w:rPr>
                 <w:noProof/>
                 <w:webHidden/>
-              </w:rPr>
-            </w:r>
-            <w:r>
-              <w:rPr>
-                <w:noProof/>
-                <w:webHidden/>
+                <w:sz w:val="24"/>
+                <w:szCs w:val="20"/>
+              </w:rPr>
+            </w:r>
+            <w:r>
+              <w:rPr>
+                <w:noProof/>
+                <w:webHidden/>
+                <w:sz w:val="24"/>
+                <w:szCs w:val="20"/>
               </w:rPr>
               <w:fldChar w:fldCharType="separate"/>
             </w:r>
@@ -2533,6 +3003,8 @@
               <w:rPr>
                 <w:noProof/>
                 <w:webHidden/>
+                <w:sz w:val="24"/>
+                <w:szCs w:val="20"/>
               </w:rPr>
               <w:t>40</w:t>
             </w:r>
@@ -2540,6 +3012,8 @@
               <w:rPr>
                 <w:noProof/>
                 <w:webHidden/>
+                <w:sz w:val="24"/>
+                <w:szCs w:val="20"/>
               </w:rPr>
               <w:fldChar w:fldCharType="end"/>
             </w:r>
@@ -2555,7 +3029,8 @@
               <w:rFonts w:eastAsiaTheme="minorEastAsia"/>
               <w:noProof/>
               <w:kern w:val="0"/>
-              <w:sz w:val="22"/>
+              <w:sz w:val="20"/>
+              <w:szCs w:val="20"/>
               <w:lang w:eastAsia="es-CO"/>
               <w14:ligatures w14:val="none"/>
             </w:rPr>
@@ -2565,6 +3040,8 @@
               <w:rPr>
                 <w:rStyle w:val="Hipervnculo"/>
                 <w:noProof/>
+                <w:sz w:val="24"/>
+                <w:szCs w:val="20"/>
               </w:rPr>
               <w:t>6. Canales digitales para la comunicación de marca</w:t>
             </w:r>
@@ -2572,6 +3049,8 @@
               <w:rPr>
                 <w:noProof/>
                 <w:webHidden/>
+                <w:sz w:val="24"/>
+                <w:szCs w:val="20"/>
               </w:rPr>
               <w:tab/>
             </w:r>
@@ -2579,6 +3058,8 @@
               <w:rPr>
                 <w:noProof/>
                 <w:webHidden/>
+                <w:sz w:val="24"/>
+                <w:szCs w:val="20"/>
               </w:rPr>
               <w:fldChar w:fldCharType="begin"/>
             </w:r>
@@ -2586,6 +3067,8 @@
               <w:rPr>
                 <w:noProof/>
                 <w:webHidden/>
+                <w:sz w:val="24"/>
+                <w:szCs w:val="20"/>
               </w:rPr>
               <w:instrText xml:space="preserve"> PAGEREF _Toc228480008 \h </w:instrText>
             </w:r>
@@ -2593,12 +3076,16 @@
               <w:rPr>
                 <w:noProof/>
                 <w:webHidden/>
-              </w:rPr>
-            </w:r>
-            <w:r>
-              <w:rPr>
-                <w:noProof/>
-                <w:webHidden/>
+                <w:sz w:val="24"/>
+                <w:szCs w:val="20"/>
+              </w:rPr>
+            </w:r>
+            <w:r>
+              <w:rPr>
+                <w:noProof/>
+                <w:webHidden/>
+                <w:sz w:val="24"/>
+                <w:szCs w:val="20"/>
               </w:rPr>
               <w:fldChar w:fldCharType="separate"/>
             </w:r>
@@ -2606,6 +3093,8 @@
               <w:rPr>
                 <w:noProof/>
                 <w:webHidden/>
+                <w:sz w:val="24"/>
+                <w:szCs w:val="20"/>
               </w:rPr>
               <w:t>42</w:t>
             </w:r>
@@ -2613,6 +3102,8 @@
               <w:rPr>
                 <w:noProof/>
                 <w:webHidden/>
+                <w:sz w:val="24"/>
+                <w:szCs w:val="20"/>
               </w:rPr>
               <w:fldChar w:fldCharType="end"/>
             </w:r>
@@ -2628,7 +3119,8 @@
               <w:rFonts w:eastAsiaTheme="minorEastAsia"/>
               <w:noProof/>
               <w:kern w:val="0"/>
-              <w:sz w:val="22"/>
+              <w:sz w:val="20"/>
+              <w:szCs w:val="20"/>
               <w:lang w:eastAsia="es-CO"/>
               <w14:ligatures w14:val="none"/>
             </w:rPr>
@@ -2638,6 +3130,8 @@
               <w:rPr>
                 <w:rStyle w:val="Hipervnculo"/>
                 <w:noProof/>
+                <w:sz w:val="24"/>
+                <w:szCs w:val="20"/>
               </w:rPr>
               <w:t>6.1. Criterios para seleccionar canales digitales</w:t>
             </w:r>
@@ -2645,6 +3139,8 @@
               <w:rPr>
                 <w:noProof/>
                 <w:webHidden/>
+                <w:sz w:val="24"/>
+                <w:szCs w:val="20"/>
               </w:rPr>
               <w:tab/>
             </w:r>
@@ -2652,6 +3148,8 @@
               <w:rPr>
                 <w:noProof/>
                 <w:webHidden/>
+                <w:sz w:val="24"/>
+                <w:szCs w:val="20"/>
               </w:rPr>
               <w:fldChar w:fldCharType="begin"/>
             </w:r>
@@ -2659,6 +3157,8 @@
               <w:rPr>
                 <w:noProof/>
                 <w:webHidden/>
+                <w:sz w:val="24"/>
+                <w:szCs w:val="20"/>
               </w:rPr>
               <w:instrText xml:space="preserve"> PAGEREF _Toc228480009 \h </w:instrText>
             </w:r>
@@ -2666,12 +3166,16 @@
               <w:rPr>
                 <w:noProof/>
                 <w:webHidden/>
-              </w:rPr>
-            </w:r>
-            <w:r>
-              <w:rPr>
-                <w:noProof/>
-                <w:webHidden/>
+                <w:sz w:val="24"/>
+                <w:szCs w:val="20"/>
+              </w:rPr>
+            </w:r>
+            <w:r>
+              <w:rPr>
+                <w:noProof/>
+                <w:webHidden/>
+                <w:sz w:val="24"/>
+                <w:szCs w:val="20"/>
               </w:rPr>
               <w:fldChar w:fldCharType="separate"/>
             </w:r>
@@ -2679,6 +3183,8 @@
               <w:rPr>
                 <w:noProof/>
                 <w:webHidden/>
+                <w:sz w:val="24"/>
+                <w:szCs w:val="20"/>
               </w:rPr>
               <w:t>44</w:t>
             </w:r>
@@ -2686,6 +3192,8 @@
               <w:rPr>
                 <w:noProof/>
                 <w:webHidden/>
+                <w:sz w:val="24"/>
+                <w:szCs w:val="20"/>
               </w:rPr>
               <w:fldChar w:fldCharType="end"/>
             </w:r>
@@ -2701,7 +3209,8 @@
               <w:rFonts w:eastAsiaTheme="minorEastAsia"/>
               <w:noProof/>
               <w:kern w:val="0"/>
-              <w:sz w:val="22"/>
+              <w:sz w:val="20"/>
+              <w:szCs w:val="20"/>
               <w:lang w:eastAsia="es-CO"/>
               <w14:ligatures w14:val="none"/>
             </w:rPr>
@@ -2711,6 +3220,8 @@
               <w:rPr>
                 <w:rStyle w:val="Hipervnculo"/>
                 <w:noProof/>
+                <w:sz w:val="24"/>
+                <w:szCs w:val="20"/>
               </w:rPr>
               <w:t>6.2. Aplicación práctica: selección de canales digitales</w:t>
             </w:r>
@@ -2718,6 +3229,8 @@
               <w:rPr>
                 <w:noProof/>
                 <w:webHidden/>
+                <w:sz w:val="24"/>
+                <w:szCs w:val="20"/>
               </w:rPr>
               <w:tab/>
             </w:r>
@@ -2725,6 +3238,8 @@
               <w:rPr>
                 <w:noProof/>
                 <w:webHidden/>
+                <w:sz w:val="24"/>
+                <w:szCs w:val="20"/>
               </w:rPr>
               <w:fldChar w:fldCharType="begin"/>
             </w:r>
@@ -2732,6 +3247,8 @@
               <w:rPr>
                 <w:noProof/>
                 <w:webHidden/>
+                <w:sz w:val="24"/>
+                <w:szCs w:val="20"/>
               </w:rPr>
               <w:instrText xml:space="preserve"> PAGEREF _Toc228480010 \h </w:instrText>
             </w:r>
@@ -2739,12 +3256,16 @@
               <w:rPr>
                 <w:noProof/>
                 <w:webHidden/>
-              </w:rPr>
-            </w:r>
-            <w:r>
-              <w:rPr>
-                <w:noProof/>
-                <w:webHidden/>
+                <w:sz w:val="24"/>
+                <w:szCs w:val="20"/>
+              </w:rPr>
+            </w:r>
+            <w:r>
+              <w:rPr>
+                <w:noProof/>
+                <w:webHidden/>
+                <w:sz w:val="24"/>
+                <w:szCs w:val="20"/>
               </w:rPr>
               <w:fldChar w:fldCharType="separate"/>
             </w:r>
@@ -2752,6 +3273,8 @@
               <w:rPr>
                 <w:noProof/>
                 <w:webHidden/>
+                <w:sz w:val="24"/>
+                <w:szCs w:val="20"/>
               </w:rPr>
               <w:t>45</w:t>
             </w:r>
@@ -2759,6 +3282,8 @@
               <w:rPr>
                 <w:noProof/>
                 <w:webHidden/>
+                <w:sz w:val="24"/>
+                <w:szCs w:val="20"/>
               </w:rPr>
               <w:fldChar w:fldCharType="end"/>
             </w:r>
@@ -2774,7 +3299,8 @@
               <w:rFonts w:eastAsiaTheme="minorEastAsia"/>
               <w:noProof/>
               <w:kern w:val="0"/>
-              <w:sz w:val="22"/>
+              <w:sz w:val="20"/>
+              <w:szCs w:val="20"/>
               <w:lang w:eastAsia="es-CO"/>
               <w14:ligatures w14:val="none"/>
             </w:rPr>
@@ -2784,6 +3310,8 @@
               <w:rPr>
                 <w:rStyle w:val="Hipervnculo"/>
                 <w:noProof/>
+                <w:sz w:val="24"/>
+                <w:szCs w:val="20"/>
               </w:rPr>
               <w:t>7. Importancia de la identidad visual en redes sociales</w:t>
             </w:r>
@@ -2791,6 +3319,8 @@
               <w:rPr>
                 <w:noProof/>
                 <w:webHidden/>
+                <w:sz w:val="24"/>
+                <w:szCs w:val="20"/>
               </w:rPr>
               <w:tab/>
             </w:r>
@@ -2798,6 +3328,8 @@
               <w:rPr>
                 <w:noProof/>
                 <w:webHidden/>
+                <w:sz w:val="24"/>
+                <w:szCs w:val="20"/>
               </w:rPr>
               <w:fldChar w:fldCharType="begin"/>
             </w:r>
@@ -2805,6 +3337,8 @@
               <w:rPr>
                 <w:noProof/>
                 <w:webHidden/>
+                <w:sz w:val="24"/>
+                <w:szCs w:val="20"/>
               </w:rPr>
               <w:instrText xml:space="preserve"> PAGEREF _Toc228480011 \h </w:instrText>
             </w:r>
@@ -2812,12 +3346,16 @@
               <w:rPr>
                 <w:noProof/>
                 <w:webHidden/>
-              </w:rPr>
-            </w:r>
-            <w:r>
-              <w:rPr>
-                <w:noProof/>
-                <w:webHidden/>
+                <w:sz w:val="24"/>
+                <w:szCs w:val="20"/>
+              </w:rPr>
+            </w:r>
+            <w:r>
+              <w:rPr>
+                <w:noProof/>
+                <w:webHidden/>
+                <w:sz w:val="24"/>
+                <w:szCs w:val="20"/>
               </w:rPr>
               <w:fldChar w:fldCharType="separate"/>
             </w:r>
@@ -2825,6 +3363,8 @@
               <w:rPr>
                 <w:noProof/>
                 <w:webHidden/>
+                <w:sz w:val="24"/>
+                <w:szCs w:val="20"/>
               </w:rPr>
               <w:t>47</w:t>
             </w:r>
@@ -2832,6 +3372,8 @@
               <w:rPr>
                 <w:noProof/>
                 <w:webHidden/>
+                <w:sz w:val="24"/>
+                <w:szCs w:val="20"/>
               </w:rPr>
               <w:fldChar w:fldCharType="end"/>
             </w:r>
@@ -2847,7 +3389,8 @@
               <w:rFonts w:eastAsiaTheme="minorEastAsia"/>
               <w:noProof/>
               <w:kern w:val="0"/>
-              <w:sz w:val="22"/>
+              <w:sz w:val="20"/>
+              <w:szCs w:val="20"/>
               <w:lang w:eastAsia="es-CO"/>
               <w14:ligatures w14:val="none"/>
             </w:rPr>
@@ -2857,6 +3400,8 @@
               <w:rPr>
                 <w:rStyle w:val="Hipervnculo"/>
                 <w:noProof/>
+                <w:sz w:val="24"/>
+                <w:szCs w:val="20"/>
               </w:rPr>
               <w:t>7.1. Criterios para mantener coherencia visual en redes sociales</w:t>
             </w:r>
@@ -2864,6 +3409,8 @@
               <w:rPr>
                 <w:noProof/>
                 <w:webHidden/>
+                <w:sz w:val="24"/>
+                <w:szCs w:val="20"/>
               </w:rPr>
               <w:tab/>
             </w:r>
@@ -2871,6 +3418,8 @@
               <w:rPr>
                 <w:noProof/>
                 <w:webHidden/>
+                <w:sz w:val="24"/>
+                <w:szCs w:val="20"/>
               </w:rPr>
               <w:fldChar w:fldCharType="begin"/>
             </w:r>
@@ -2878,6 +3427,8 @@
               <w:rPr>
                 <w:noProof/>
                 <w:webHidden/>
+                <w:sz w:val="24"/>
+                <w:szCs w:val="20"/>
               </w:rPr>
               <w:instrText xml:space="preserve"> PAGEREF _Toc228480012 \h </w:instrText>
             </w:r>
@@ -2885,12 +3436,16 @@
               <w:rPr>
                 <w:noProof/>
                 <w:webHidden/>
-              </w:rPr>
-            </w:r>
-            <w:r>
-              <w:rPr>
-                <w:noProof/>
-                <w:webHidden/>
+                <w:sz w:val="24"/>
+                <w:szCs w:val="20"/>
+              </w:rPr>
+            </w:r>
+            <w:r>
+              <w:rPr>
+                <w:noProof/>
+                <w:webHidden/>
+                <w:sz w:val="24"/>
+                <w:szCs w:val="20"/>
               </w:rPr>
               <w:fldChar w:fldCharType="separate"/>
             </w:r>
@@ -2898,6 +3453,8 @@
               <w:rPr>
                 <w:noProof/>
                 <w:webHidden/>
+                <w:sz w:val="24"/>
+                <w:szCs w:val="20"/>
               </w:rPr>
               <w:t>49</w:t>
             </w:r>
@@ -2905,6 +3462,8 @@
               <w:rPr>
                 <w:noProof/>
                 <w:webHidden/>
+                <w:sz w:val="24"/>
+                <w:szCs w:val="20"/>
               </w:rPr>
               <w:fldChar w:fldCharType="end"/>
             </w:r>
@@ -2920,7 +3479,8 @@
               <w:rFonts w:eastAsiaTheme="minorEastAsia"/>
               <w:noProof/>
               <w:kern w:val="0"/>
-              <w:sz w:val="22"/>
+              <w:sz w:val="20"/>
+              <w:szCs w:val="20"/>
               <w:lang w:eastAsia="es-CO"/>
               <w14:ligatures w14:val="none"/>
             </w:rPr>
@@ -2930,6 +3490,8 @@
               <w:rPr>
                 <w:rStyle w:val="Hipervnculo"/>
                 <w:noProof/>
+                <w:sz w:val="24"/>
+                <w:szCs w:val="20"/>
               </w:rPr>
               <w:t>7.2. Aplicación práctica: análisis de identidad visual en redes sociales</w:t>
             </w:r>
@@ -2937,6 +3499,8 @@
               <w:rPr>
                 <w:noProof/>
                 <w:webHidden/>
+                <w:sz w:val="24"/>
+                <w:szCs w:val="20"/>
               </w:rPr>
               <w:tab/>
             </w:r>
@@ -2944,6 +3508,8 @@
               <w:rPr>
                 <w:noProof/>
                 <w:webHidden/>
+                <w:sz w:val="24"/>
+                <w:szCs w:val="20"/>
               </w:rPr>
               <w:fldChar w:fldCharType="begin"/>
             </w:r>
@@ -2951,6 +3517,8 @@
               <w:rPr>
                 <w:noProof/>
                 <w:webHidden/>
+                <w:sz w:val="24"/>
+                <w:szCs w:val="20"/>
               </w:rPr>
               <w:instrText xml:space="preserve"> PAGEREF _Toc228480013 \h </w:instrText>
             </w:r>
@@ -2958,12 +3526,16 @@
               <w:rPr>
                 <w:noProof/>
                 <w:webHidden/>
-              </w:rPr>
-            </w:r>
-            <w:r>
-              <w:rPr>
-                <w:noProof/>
-                <w:webHidden/>
+                <w:sz w:val="24"/>
+                <w:szCs w:val="20"/>
+              </w:rPr>
+            </w:r>
+            <w:r>
+              <w:rPr>
+                <w:noProof/>
+                <w:webHidden/>
+                <w:sz w:val="24"/>
+                <w:szCs w:val="20"/>
               </w:rPr>
               <w:fldChar w:fldCharType="separate"/>
             </w:r>
@@ -2971,6 +3543,8 @@
               <w:rPr>
                 <w:noProof/>
                 <w:webHidden/>
+                <w:sz w:val="24"/>
+                <w:szCs w:val="20"/>
               </w:rPr>
               <w:t>50</w:t>
             </w:r>
@@ -2978,6 +3552,8 @@
               <w:rPr>
                 <w:noProof/>
                 <w:webHidden/>
+                <w:sz w:val="24"/>
+                <w:szCs w:val="20"/>
               </w:rPr>
               <w:fldChar w:fldCharType="end"/>
             </w:r>
@@ -2993,7 +3569,8 @@
               <w:rFonts w:eastAsiaTheme="minorEastAsia"/>
               <w:noProof/>
               <w:kern w:val="0"/>
-              <w:sz w:val="22"/>
+              <w:sz w:val="20"/>
+              <w:szCs w:val="20"/>
               <w:lang w:eastAsia="es-CO"/>
               <w14:ligatures w14:val="none"/>
             </w:rPr>
@@ -3003,6 +3580,8 @@
               <w:rPr>
                 <w:rStyle w:val="Hipervnculo"/>
                 <w:noProof/>
+                <w:sz w:val="24"/>
+                <w:szCs w:val="20"/>
               </w:rPr>
               <w:t>Síntesis</w:t>
             </w:r>
@@ -3010,6 +3589,8 @@
               <w:rPr>
                 <w:noProof/>
                 <w:webHidden/>
+                <w:sz w:val="24"/>
+                <w:szCs w:val="20"/>
               </w:rPr>
               <w:tab/>
             </w:r>
@@ -3017,6 +3598,8 @@
               <w:rPr>
                 <w:noProof/>
                 <w:webHidden/>
+                <w:sz w:val="24"/>
+                <w:szCs w:val="20"/>
               </w:rPr>
               <w:fldChar w:fldCharType="begin"/>
             </w:r>
@@ -3024,6 +3607,8 @@
               <w:rPr>
                 <w:noProof/>
                 <w:webHidden/>
+                <w:sz w:val="24"/>
+                <w:szCs w:val="20"/>
               </w:rPr>
               <w:instrText xml:space="preserve"> PAGEREF _Toc228480014 \h </w:instrText>
             </w:r>
@@ -3031,12 +3616,16 @@
               <w:rPr>
                 <w:noProof/>
                 <w:webHidden/>
-              </w:rPr>
-            </w:r>
-            <w:r>
-              <w:rPr>
-                <w:noProof/>
-                <w:webHidden/>
+                <w:sz w:val="24"/>
+                <w:szCs w:val="20"/>
+              </w:rPr>
+            </w:r>
+            <w:r>
+              <w:rPr>
+                <w:noProof/>
+                <w:webHidden/>
+                <w:sz w:val="24"/>
+                <w:szCs w:val="20"/>
               </w:rPr>
               <w:fldChar w:fldCharType="separate"/>
             </w:r>
@@ -3044,6 +3633,8 @@
               <w:rPr>
                 <w:noProof/>
                 <w:webHidden/>
+                <w:sz w:val="24"/>
+                <w:szCs w:val="20"/>
               </w:rPr>
               <w:t>51</w:t>
             </w:r>
@@ -3051,6 +3642,8 @@
               <w:rPr>
                 <w:noProof/>
                 <w:webHidden/>
+                <w:sz w:val="24"/>
+                <w:szCs w:val="20"/>
               </w:rPr>
               <w:fldChar w:fldCharType="end"/>
             </w:r>
@@ -3066,7 +3659,8 @@
               <w:rFonts w:eastAsiaTheme="minorEastAsia"/>
               <w:noProof/>
               <w:kern w:val="0"/>
-              <w:sz w:val="22"/>
+              <w:sz w:val="20"/>
+              <w:szCs w:val="20"/>
               <w:lang w:eastAsia="es-CO"/>
               <w14:ligatures w14:val="none"/>
             </w:rPr>
@@ -3076,6 +3670,8 @@
               <w:rPr>
                 <w:rStyle w:val="Hipervnculo"/>
                 <w:noProof/>
+                <w:sz w:val="24"/>
+                <w:szCs w:val="20"/>
               </w:rPr>
               <w:t>Glosario</w:t>
             </w:r>
@@ -3083,6 +3679,8 @@
               <w:rPr>
                 <w:noProof/>
                 <w:webHidden/>
+                <w:sz w:val="24"/>
+                <w:szCs w:val="20"/>
               </w:rPr>
               <w:tab/>
             </w:r>
@@ -3090,6 +3688,8 @@
               <w:rPr>
                 <w:noProof/>
                 <w:webHidden/>
+                <w:sz w:val="24"/>
+                <w:szCs w:val="20"/>
               </w:rPr>
               <w:fldChar w:fldCharType="begin"/>
             </w:r>
@@ -3097,6 +3697,8 @@
               <w:rPr>
                 <w:noProof/>
                 <w:webHidden/>
+                <w:sz w:val="24"/>
+                <w:szCs w:val="20"/>
               </w:rPr>
               <w:instrText xml:space="preserve"> PAGEREF _Toc228480015 \h </w:instrText>
             </w:r>
@@ -3104,12 +3706,16 @@
               <w:rPr>
                 <w:noProof/>
                 <w:webHidden/>
-              </w:rPr>
-            </w:r>
-            <w:r>
-              <w:rPr>
-                <w:noProof/>
-                <w:webHidden/>
+                <w:sz w:val="24"/>
+                <w:szCs w:val="20"/>
+              </w:rPr>
+            </w:r>
+            <w:r>
+              <w:rPr>
+                <w:noProof/>
+                <w:webHidden/>
+                <w:sz w:val="24"/>
+                <w:szCs w:val="20"/>
               </w:rPr>
               <w:fldChar w:fldCharType="separate"/>
             </w:r>
@@ -3117,6 +3723,8 @@
               <w:rPr>
                 <w:noProof/>
                 <w:webHidden/>
+                <w:sz w:val="24"/>
+                <w:szCs w:val="20"/>
               </w:rPr>
               <w:t>52</w:t>
             </w:r>
@@ -3124,6 +3732,8 @@
               <w:rPr>
                 <w:noProof/>
                 <w:webHidden/>
+                <w:sz w:val="24"/>
+                <w:szCs w:val="20"/>
               </w:rPr>
               <w:fldChar w:fldCharType="end"/>
             </w:r>
@@ -3139,7 +3749,8 @@
               <w:rFonts w:eastAsiaTheme="minorEastAsia"/>
               <w:noProof/>
               <w:kern w:val="0"/>
-              <w:sz w:val="22"/>
+              <w:sz w:val="20"/>
+              <w:szCs w:val="20"/>
               <w:lang w:eastAsia="es-CO"/>
               <w14:ligatures w14:val="none"/>
             </w:rPr>
@@ -3149,6 +3760,8 @@
               <w:rPr>
                 <w:rStyle w:val="Hipervnculo"/>
                 <w:noProof/>
+                <w:sz w:val="24"/>
+                <w:szCs w:val="20"/>
               </w:rPr>
               <w:t>Referencias bibliográficas</w:t>
             </w:r>
@@ -3156,6 +3769,8 @@
               <w:rPr>
                 <w:noProof/>
                 <w:webHidden/>
+                <w:sz w:val="24"/>
+                <w:szCs w:val="20"/>
               </w:rPr>
               <w:tab/>
             </w:r>
@@ -3163,6 +3778,8 @@
               <w:rPr>
                 <w:noProof/>
                 <w:webHidden/>
+                <w:sz w:val="24"/>
+                <w:szCs w:val="20"/>
               </w:rPr>
               <w:fldChar w:fldCharType="begin"/>
             </w:r>
@@ -3170,6 +3787,8 @@
               <w:rPr>
                 <w:noProof/>
                 <w:webHidden/>
+                <w:sz w:val="24"/>
+                <w:szCs w:val="20"/>
               </w:rPr>
               <w:instrText xml:space="preserve"> PAGEREF _Toc228480016 \h </w:instrText>
             </w:r>
@@ -3177,12 +3796,16 @@
               <w:rPr>
                 <w:noProof/>
                 <w:webHidden/>
-              </w:rPr>
-            </w:r>
-            <w:r>
-              <w:rPr>
-                <w:noProof/>
-                <w:webHidden/>
+                <w:sz w:val="24"/>
+                <w:szCs w:val="20"/>
+              </w:rPr>
+            </w:r>
+            <w:r>
+              <w:rPr>
+                <w:noProof/>
+                <w:webHidden/>
+                <w:sz w:val="24"/>
+                <w:szCs w:val="20"/>
               </w:rPr>
               <w:fldChar w:fldCharType="separate"/>
             </w:r>
@@ -3190,6 +3813,8 @@
               <w:rPr>
                 <w:noProof/>
                 <w:webHidden/>
+                <w:sz w:val="24"/>
+                <w:szCs w:val="20"/>
               </w:rPr>
               <w:t>54</w:t>
             </w:r>
@@ -3197,6 +3822,8 @@
               <w:rPr>
                 <w:noProof/>
                 <w:webHidden/>
+                <w:sz w:val="24"/>
+                <w:szCs w:val="20"/>
               </w:rPr>
               <w:fldChar w:fldCharType="end"/>
             </w:r>
@@ -3212,7 +3839,8 @@
               <w:rFonts w:eastAsiaTheme="minorEastAsia"/>
               <w:noProof/>
               <w:kern w:val="0"/>
-              <w:sz w:val="22"/>
+              <w:sz w:val="20"/>
+              <w:szCs w:val="20"/>
               <w:lang w:eastAsia="es-CO"/>
               <w14:ligatures w14:val="none"/>
             </w:rPr>
@@ -3222,6 +3850,8 @@
               <w:rPr>
                 <w:rStyle w:val="Hipervnculo"/>
                 <w:noProof/>
+                <w:sz w:val="24"/>
+                <w:szCs w:val="20"/>
               </w:rPr>
               <w:t>Créditos</w:t>
             </w:r>
@@ -3229,6 +3859,8 @@
               <w:rPr>
                 <w:noProof/>
                 <w:webHidden/>
+                <w:sz w:val="24"/>
+                <w:szCs w:val="20"/>
               </w:rPr>
               <w:tab/>
             </w:r>
@@ -3236,6 +3868,8 @@
               <w:rPr>
                 <w:noProof/>
                 <w:webHidden/>
+                <w:sz w:val="24"/>
+                <w:szCs w:val="20"/>
               </w:rPr>
               <w:fldChar w:fldCharType="begin"/>
             </w:r>
@@ -3243,6 +3877,8 @@
               <w:rPr>
                 <w:noProof/>
                 <w:webHidden/>
+                <w:sz w:val="24"/>
+                <w:szCs w:val="20"/>
               </w:rPr>
               <w:instrText xml:space="preserve"> PAGEREF _Toc228480017 \h </w:instrText>
             </w:r>
@@ -3250,12 +3886,16 @@
               <w:rPr>
                 <w:noProof/>
                 <w:webHidden/>
-              </w:rPr>
-            </w:r>
-            <w:r>
-              <w:rPr>
-                <w:noProof/>
-                <w:webHidden/>
+                <w:sz w:val="24"/>
+                <w:szCs w:val="20"/>
+              </w:rPr>
+            </w:r>
+            <w:r>
+              <w:rPr>
+                <w:noProof/>
+                <w:webHidden/>
+                <w:sz w:val="24"/>
+                <w:szCs w:val="20"/>
               </w:rPr>
               <w:fldChar w:fldCharType="separate"/>
             </w:r>
@@ -3263,6 +3903,8 @@
               <w:rPr>
                 <w:noProof/>
                 <w:webHidden/>
+                <w:sz w:val="24"/>
+                <w:szCs w:val="20"/>
               </w:rPr>
               <w:t>56</w:t>
             </w:r>
@@ -3270,6 +3912,8 @@
               <w:rPr>
                 <w:noProof/>
                 <w:webHidden/>
+                <w:sz w:val="24"/>
+                <w:szCs w:val="20"/>
               </w:rPr>
               <w:fldChar w:fldCharType="end"/>
             </w:r>
@@ -3277,7 +3921,10 @@
         </w:p>
         <w:p>
           <w:r>
-            <w:lastRenderedPageBreak/>
+            <w:rPr>
+              <w:sz w:val="24"/>
+              <w:szCs w:val="20"/>
+            </w:rPr>
             <w:fldChar w:fldCharType="end"/>
           </w:r>
         </w:p>
@@ -4202,15 +4849,7 @@
               <w:spacing w:before="0" w:after="0"/>
             </w:pPr>
             <w:r>
-              <w:t xml:space="preserve">Estamos ante un cambio de paradigma. Ya no es una vía de un solo sentido, sino una interacción constante. Plataformas como </w:t>
-            </w:r>
-            <w:proofErr w:type="spellStart"/>
-            <w:r>
-              <w:t>TikTok</w:t>
-            </w:r>
-            <w:proofErr w:type="spellEnd"/>
-            <w:r>
-              <w:t xml:space="preserve"> o YouTube exigen agilidad, pero sin perder nunca los valores y la personalidad de la empresa. </w:t>
+              <w:t xml:space="preserve">Estamos ante un cambio de paradigma. Ya no es una vía de un solo sentido, sino una interacción constante. Plataformas como TikTok o YouTube exigen agilidad, pero sin perder nunca los valores y la personalidad de la empresa. </w:t>
             </w:r>
           </w:p>
           <w:p>
@@ -6131,7 +6770,7 @@
           <w:noProof/>
         </w:rPr>
         <w:drawing>
-          <wp:inline distT="0" distB="0" distL="0" distR="0" wp14:anchorId="74DE05D0" wp14:editId="2087A4D6">
+          <wp:inline distT="0" distB="0" distL="0" distR="0" wp14:anchorId="74DE05D0" wp14:editId="6FBA86FE">
             <wp:extent cx="4622400" cy="2600100"/>
             <wp:effectExtent l="0" t="0" r="6985" b="0"/>
             <wp:docPr id="2" name="Imagen 2">
@@ -8204,26 +8843,9 @@
       </w:r>
       <w:r>
         <w:rPr>
-          <w:rStyle w:val="Extranjerismo"/>
-          <w:lang w:val="es-419" w:eastAsia="es-CO"/>
-        </w:rPr>
-        <w:t xml:space="preserve">Facebook, </w:t>
-      </w:r>
-      <w:proofErr w:type="spellStart"/>
-      <w:r>
-        <w:rPr>
-          <w:rStyle w:val="Extranjerismo"/>
-          <w:lang w:val="es-419" w:eastAsia="es-CO"/>
-        </w:rPr>
-        <w:t>TikTok</w:t>
-      </w:r>
-      <w:proofErr w:type="spellEnd"/>
-      <w:r>
-        <w:rPr>
-          <w:rStyle w:val="Extranjerismo"/>
-          <w:lang w:val="es-419" w:eastAsia="es-CO"/>
-        </w:rPr>
-        <w:t xml:space="preserve"> o LinkedIn</w:t>
+          <w:lang w:val="es-419" w:eastAsia="es-CO"/>
+        </w:rPr>
+        <w:t>Facebook, TikTok o LinkedIn</w:t>
       </w:r>
       <w:r>
         <w:rPr>
@@ -9050,13 +9672,13 @@
     <w:tbl>
       <w:tblPr>
         <w:tblStyle w:val="SENA"/>
-        <w:tblW w:w="7500" w:type="dxa"/>
+        <w:tblW w:w="5000" w:type="pct"/>
         <w:tblLook w:val="04A0" w:firstRow="1" w:lastRow="0" w:firstColumn="1" w:lastColumn="0" w:noHBand="0" w:noVBand="1"/>
       </w:tblPr>
       <w:tblGrid>
-        <w:gridCol w:w="1883"/>
-        <w:gridCol w:w="2721"/>
-        <w:gridCol w:w="2896"/>
+        <w:gridCol w:w="2501"/>
+        <w:gridCol w:w="3614"/>
+        <w:gridCol w:w="3847"/>
       </w:tblGrid>
       <w:tr>
         <w:trPr>
@@ -9065,7 +9687,7 @@
         </w:trPr>
         <w:tc>
           <w:tcPr>
-            <w:tcW w:w="0" w:type="auto"/>
+            <w:tcW w:w="1255" w:type="pct"/>
             <w:hideMark/>
           </w:tcPr>
           <w:p>
@@ -9085,7 +9707,7 @@
         </w:tc>
         <w:tc>
           <w:tcPr>
-            <w:tcW w:w="0" w:type="auto"/>
+            <w:tcW w:w="1814" w:type="pct"/>
             <w:hideMark/>
           </w:tcPr>
           <w:p>
@@ -9105,7 +9727,7 @@
         </w:tc>
         <w:tc>
           <w:tcPr>
-            <w:tcW w:w="0" w:type="auto"/>
+            <w:tcW w:w="1931" w:type="pct"/>
             <w:hideMark/>
           </w:tcPr>
           <w:p>
@@ -9130,7 +9752,7 @@
         </w:trPr>
         <w:tc>
           <w:tcPr>
-            <w:tcW w:w="0" w:type="auto"/>
+            <w:tcW w:w="1255" w:type="pct"/>
             <w:hideMark/>
           </w:tcPr>
           <w:p>
@@ -9154,7 +9776,7 @@
         </w:tc>
         <w:tc>
           <w:tcPr>
-            <w:tcW w:w="0" w:type="auto"/>
+            <w:tcW w:w="1814" w:type="pct"/>
             <w:hideMark/>
           </w:tcPr>
           <w:p>
@@ -9178,7 +9800,7 @@
         </w:tc>
         <w:tc>
           <w:tcPr>
-            <w:tcW w:w="0" w:type="auto"/>
+            <w:tcW w:w="1931" w:type="pct"/>
             <w:hideMark/>
           </w:tcPr>
           <w:p>
@@ -9204,7 +9826,7 @@
       <w:tr>
         <w:tc>
           <w:tcPr>
-            <w:tcW w:w="0" w:type="auto"/>
+            <w:tcW w:w="1255" w:type="pct"/>
             <w:hideMark/>
           </w:tcPr>
           <w:p>
@@ -9228,7 +9850,7 @@
         </w:tc>
         <w:tc>
           <w:tcPr>
-            <w:tcW w:w="0" w:type="auto"/>
+            <w:tcW w:w="1814" w:type="pct"/>
             <w:hideMark/>
           </w:tcPr>
           <w:p>
@@ -9252,7 +9874,7 @@
         </w:tc>
         <w:tc>
           <w:tcPr>
-            <w:tcW w:w="0" w:type="auto"/>
+            <w:tcW w:w="1931" w:type="pct"/>
             <w:hideMark/>
           </w:tcPr>
           <w:p>
@@ -9281,7 +9903,7 @@
         </w:trPr>
         <w:tc>
           <w:tcPr>
-            <w:tcW w:w="0" w:type="auto"/>
+            <w:tcW w:w="1255" w:type="pct"/>
             <w:hideMark/>
           </w:tcPr>
           <w:p>
@@ -9306,7 +9928,7 @@
         </w:tc>
         <w:tc>
           <w:tcPr>
-            <w:tcW w:w="0" w:type="auto"/>
+            <w:tcW w:w="1814" w:type="pct"/>
             <w:hideMark/>
           </w:tcPr>
           <w:p>
@@ -9330,7 +9952,7 @@
         </w:tc>
         <w:tc>
           <w:tcPr>
-            <w:tcW w:w="0" w:type="auto"/>
+            <w:tcW w:w="1931" w:type="pct"/>
             <w:hideMark/>
           </w:tcPr>
           <w:p>
@@ -9356,7 +9978,7 @@
       <w:tr>
         <w:tc>
           <w:tcPr>
-            <w:tcW w:w="0" w:type="auto"/>
+            <w:tcW w:w="1255" w:type="pct"/>
             <w:hideMark/>
           </w:tcPr>
           <w:p>
@@ -9380,7 +10002,7 @@
         </w:tc>
         <w:tc>
           <w:tcPr>
-            <w:tcW w:w="0" w:type="auto"/>
+            <w:tcW w:w="1814" w:type="pct"/>
             <w:hideMark/>
           </w:tcPr>
           <w:p>
@@ -9404,7 +10026,7 @@
         </w:tc>
         <w:tc>
           <w:tcPr>
-            <w:tcW w:w="0" w:type="auto"/>
+            <w:tcW w:w="1931" w:type="pct"/>
             <w:hideMark/>
           </w:tcPr>
           <w:p>
@@ -10242,27 +10864,7 @@
         <w:t xml:space="preserve">Redes sociales principales: </w:t>
       </w:r>
       <w:r>
-        <w:rPr>
-          <w:rStyle w:val="Extranjerismo"/>
-          <w:lang w:val="es-CO"/>
-        </w:rPr>
-        <w:t xml:space="preserve">Instagram y </w:t>
-      </w:r>
-      <w:proofErr w:type="spellStart"/>
-      <w:r>
-        <w:rPr>
-          <w:rStyle w:val="Extranjerismo"/>
-          <w:lang w:val="es-CO"/>
-        </w:rPr>
-        <w:t>TikTok</w:t>
-      </w:r>
-      <w:proofErr w:type="spellEnd"/>
-      <w:r>
-        <w:rPr>
-          <w:rStyle w:val="Extranjerismo"/>
-          <w:lang w:val="es-CO"/>
-        </w:rPr>
-        <w:t>.</w:t>
+        <w:t>Instagram y TikTok.</w:t>
       </w:r>
     </w:p>
     <w:p>
@@ -10462,25 +11064,13 @@
         <w:rPr>
           <w:rStyle w:val="Ttulo5Car"/>
         </w:rPr>
-        <w:t>Concepto de portafolio</w:t>
-      </w:r>
-      <w:r>
-        <w:rPr>
-          <w:rStyle w:val="Ttulo5Car"/>
-        </w:rPr>
-        <w:t>.</w:t>
-      </w:r>
-      <w:r>
-        <w:rPr>
-          <w:lang w:val="es-419" w:eastAsia="es-CO"/>
-        </w:rPr>
-        <w:t xml:space="preserve"> </w:t>
-      </w:r>
-      <w:r>
-        <w:rPr>
-          <w:lang w:val="es-419" w:eastAsia="es-CO"/>
-        </w:rPr>
-        <w:t>El portafolio de productos o servicios organiza y presenta la oferta de una empresa, destacando características y relaciones entre sus productos. En entornos digitales, facilita su difusión en sitios web y redes sociales, permitiendo a los usuarios explorar y conocer la oferta disponible.</w:t>
+        <w:t>Concepto de portafolio.</w:t>
+      </w:r>
+      <w:r>
+        <w:rPr>
+          <w:lang w:val="es-419" w:eastAsia="es-CO"/>
+        </w:rPr>
+        <w:t xml:space="preserve"> El portafolio de productos o servicios organiza y presenta la oferta de una empresa, destacando características y relaciones entre sus productos. En entornos digitales, facilita su difusión en sitios web y redes sociales, permitiendo a los usuarios explorar y conocer la oferta disponible.</w:t>
       </w:r>
     </w:p>
     <w:p>
@@ -10499,25 +11089,13 @@
         <w:rPr>
           <w:rStyle w:val="Ttulo5Car"/>
         </w:rPr>
-        <w:t>Clasificación de productos o servicios</w:t>
-      </w:r>
-      <w:r>
-        <w:rPr>
-          <w:rStyle w:val="Ttulo5Car"/>
-        </w:rPr>
-        <w:t>.</w:t>
-      </w:r>
-      <w:r>
-        <w:rPr>
-          <w:lang w:val="es-419" w:eastAsia="es-CO"/>
-        </w:rPr>
-        <w:t xml:space="preserve"> </w:t>
-      </w:r>
-      <w:r>
-        <w:rPr>
-          <w:lang w:val="es-419" w:eastAsia="es-CO"/>
-        </w:rPr>
-        <w:t>Los productos o servicios de un portafolio pueden clasificarse según sus características o público objetivo, facilitando la organización y presentación de la oferta. Esta clasificación permite diferenciar categorías y mejorar la comunicación y creación de contenidos en entornos digitales.</w:t>
+        <w:t>Clasificación de productos o servicios.</w:t>
+      </w:r>
+      <w:r>
+        <w:rPr>
+          <w:lang w:val="es-419" w:eastAsia="es-CO"/>
+        </w:rPr>
+        <w:t xml:space="preserve"> Los productos o servicios de un portafolio pueden clasificarse según sus características o público objetivo, facilitando la organización y presentación de la oferta. Esta clasificación permite diferenciar categorías y mejorar la comunicación y creación de contenidos en entornos digitales.</w:t>
       </w:r>
     </w:p>
     <w:p>
@@ -10536,25 +11114,13 @@
         <w:rPr>
           <w:rStyle w:val="Ttulo5Car"/>
         </w:rPr>
-        <w:t>Relación entre portafolio y comunicación de marca</w:t>
-      </w:r>
-      <w:r>
-        <w:rPr>
-          <w:rStyle w:val="Ttulo5Car"/>
-        </w:rPr>
-        <w:t>.</w:t>
-      </w:r>
-      <w:r>
-        <w:rPr>
-          <w:lang w:val="es-419" w:eastAsia="es-CO"/>
-        </w:rPr>
-        <w:t xml:space="preserve"> </w:t>
-      </w:r>
-      <w:r>
-        <w:rPr>
-          <w:lang w:val="es-419" w:eastAsia="es-CO"/>
-        </w:rPr>
-        <w:t>El portafolio de productos o servicios orienta la comunicación de la marca, definiendo el contenido que se comparte. En entornos digitales, permite generar publicaciones informativas y promocionales, además de asegurar coherencia al alinear los contenidos con la oferta de la organización.</w:t>
+        <w:t>Relación entre portafolio y comunicación de marca.</w:t>
+      </w:r>
+      <w:r>
+        <w:rPr>
+          <w:lang w:val="es-419" w:eastAsia="es-CO"/>
+        </w:rPr>
+        <w:t xml:space="preserve"> El portafolio de productos o servicios orienta la comunicación de la marca, definiendo el contenido que se comparte. En entornos digitales, permite generar publicaciones informativas y promocionales, además de asegurar coherencia al alinear los contenidos con la oferta de la organización.</w:t>
       </w:r>
     </w:p>
     <w:p>
@@ -10573,25 +11139,13 @@
         <w:rPr>
           <w:rStyle w:val="Ttulo5Car"/>
         </w:rPr>
-        <w:t>Importancia del portafolio en la comunicación digital</w:t>
-      </w:r>
-      <w:r>
-        <w:rPr>
-          <w:rStyle w:val="Ttulo5Car"/>
-        </w:rPr>
-        <w:t>.</w:t>
-      </w:r>
-      <w:r>
-        <w:rPr>
-          <w:lang w:val="es-419" w:eastAsia="es-CO"/>
-        </w:rPr>
-        <w:t xml:space="preserve"> </w:t>
-      </w:r>
-      <w:r>
-        <w:rPr>
-          <w:lang w:val="es-419" w:eastAsia="es-CO"/>
-        </w:rPr>
-        <w:t xml:space="preserve">El portafolio de productos o servicios reúne la oferta de una organización y facilita su organización y comunicación en canales digitales. Además, orienta la creación de contenido en </w:t>
+        <w:t>Importancia del portafolio en la comunicación digital.</w:t>
+      </w:r>
+      <w:r>
+        <w:rPr>
+          <w:lang w:val="es-419" w:eastAsia="es-CO"/>
+        </w:rPr>
+        <w:t xml:space="preserve"> El portafolio de productos o servicios reúne la oferta de una organización y facilita su organización y comunicación en canales digitales. Además, orienta la creación de contenido en </w:t>
       </w:r>
       <w:r>
         <w:rPr>
@@ -11433,13 +11987,7 @@
         <w:rPr>
           <w:lang w:val="es-419" w:eastAsia="es-CO"/>
         </w:rPr>
-        <w:t xml:space="preserve"> </w:t>
-      </w:r>
-      <w:r>
-        <w:rPr>
-          <w:lang w:val="es-419" w:eastAsia="es-CO"/>
-        </w:rPr>
-        <w:t>Es una de las plataformas más utilizadas para compartir contenido informativo, promocional y multimedia. Permite publicar textos, imágenes, videos y enlaces, así como interactuar con los usuarios a través de comentarios y reacciones.</w:t>
+        <w:t xml:space="preserve"> Es una de las plataformas más utilizadas para compartir contenido informativo, promocional y multimedia. Permite publicar textos, imágenes, videos y enlaces, así como interactuar con los usuarios a través de comentarios y reacciones.</w:t>
       </w:r>
     </w:p>
     <w:p>
@@ -11458,25 +12006,13 @@
         <w:rPr>
           <w:rStyle w:val="Ttulo5Car"/>
         </w:rPr>
-        <w:t>Instagram</w:t>
-      </w:r>
-      <w:r>
-        <w:rPr>
-          <w:rStyle w:val="Ttulo5Car"/>
-        </w:rPr>
-        <w:t>.</w:t>
-      </w:r>
-      <w:r>
-        <w:rPr>
-          <w:lang w:val="es-419" w:eastAsia="es-CO"/>
-        </w:rPr>
-        <w:t xml:space="preserve"> </w:t>
-      </w:r>
-      <w:r>
-        <w:rPr>
-          <w:lang w:val="es-419" w:eastAsia="es-CO"/>
-        </w:rPr>
-        <w:t xml:space="preserve">Se caracteriza por su enfoque visual, ya que la mayoría de los contenidos se presentan mediante imágenes y videos. Es una plataforma ideal </w:t>
+        <w:t>Instagram.</w:t>
+      </w:r>
+      <w:r>
+        <w:rPr>
+          <w:lang w:val="es-419" w:eastAsia="es-CO"/>
+        </w:rPr>
+        <w:t xml:space="preserve"> Se caracteriza por su enfoque visual, ya que la mayoría de los contenidos se presentan mediante imágenes y videos. Es una plataforma ideal </w:t>
       </w:r>
       <w:r>
         <w:rPr>
@@ -11498,31 +12034,17 @@
           <w:lang w:val="es-419" w:eastAsia="es-CO"/>
         </w:rPr>
       </w:pPr>
-      <w:proofErr w:type="spellStart"/>
       <w:r>
         <w:rPr>
           <w:rStyle w:val="Ttulo5Car"/>
         </w:rPr>
-        <w:t>TikTok</w:t>
-      </w:r>
-      <w:proofErr w:type="spellEnd"/>
-      <w:r>
-        <w:rPr>
-          <w:rStyle w:val="Ttulo5Car"/>
-        </w:rPr>
-        <w:t>.</w:t>
-      </w:r>
-      <w:r>
-        <w:rPr>
-          <w:lang w:val="es-419" w:eastAsia="es-CO"/>
-        </w:rPr>
-        <w:t xml:space="preserve"> </w:t>
-      </w:r>
-      <w:r>
-        <w:rPr>
-          <w:lang w:val="es-419" w:eastAsia="es-CO"/>
-        </w:rPr>
-        <w:t>Esta red social se centra principalmente en la creación y difusión de videos cortos. Es muy popular entre los públicos jóvenes y se utiliza principalmente para contenidos creativos, entretenidos o informativos.</w:t>
+        <w:t>TikTok.</w:t>
+      </w:r>
+      <w:r>
+        <w:rPr>
+          <w:lang w:val="es-419" w:eastAsia="es-CO"/>
+        </w:rPr>
+        <w:t xml:space="preserve"> Esta red social se centra principalmente en la creación y difusión de videos cortos. Es muy popular entre los públicos jóvenes y se utiliza principalmente para contenidos creativos, entretenidos o informativos.</w:t>
       </w:r>
     </w:p>
     <w:p>
@@ -11541,25 +12063,13 @@
         <w:rPr>
           <w:rStyle w:val="Ttulo5Car"/>
         </w:rPr>
-        <w:t>YouTube</w:t>
-      </w:r>
-      <w:r>
-        <w:rPr>
-          <w:rStyle w:val="Ttulo5Car"/>
-        </w:rPr>
-        <w:t>.</w:t>
-      </w:r>
-      <w:r>
-        <w:rPr>
-          <w:lang w:val="es-419" w:eastAsia="es-CO"/>
-        </w:rPr>
-        <w:t xml:space="preserve"> </w:t>
-      </w:r>
-      <w:r>
-        <w:rPr>
-          <w:lang w:val="es-419" w:eastAsia="es-CO"/>
-        </w:rPr>
-        <w:t>Es una plataforma especializada en la publicación de videos. Permite compartir contenidos educativos, promocionales o informativos en formato audiovisual.</w:t>
+        <w:t>YouTube.</w:t>
+      </w:r>
+      <w:r>
+        <w:rPr>
+          <w:lang w:val="es-419" w:eastAsia="es-CO"/>
+        </w:rPr>
+        <w:t xml:space="preserve"> Es una plataforma especializada en la publicación de videos. Permite compartir contenidos educativos, promocionales o informativos en formato audiovisual.</w:t>
       </w:r>
     </w:p>
     <w:p>
@@ -11578,25 +12088,13 @@
         <w:rPr>
           <w:rStyle w:val="Ttulo5Car"/>
         </w:rPr>
-        <w:t>LinkedIn</w:t>
-      </w:r>
-      <w:r>
-        <w:rPr>
-          <w:rStyle w:val="Ttulo5Car"/>
-        </w:rPr>
-        <w:t>.</w:t>
-      </w:r>
-      <w:r>
-        <w:rPr>
-          <w:lang w:val="es-419" w:eastAsia="es-CO"/>
-        </w:rPr>
-        <w:t xml:space="preserve"> </w:t>
-      </w:r>
-      <w:r>
-        <w:rPr>
-          <w:lang w:val="es-419" w:eastAsia="es-CO"/>
-        </w:rPr>
-        <w:t>Es una red social orientada al ámbito profesional. Se utiliza principalmente para compartir contenido relacionado con empresas, empleo, negocios y desarrollo profesional.</w:t>
+        <w:t>LinkedIn.</w:t>
+      </w:r>
+      <w:r>
+        <w:rPr>
+          <w:lang w:val="es-419" w:eastAsia="es-CO"/>
+        </w:rPr>
+        <w:t xml:space="preserve"> Es una red social orientada al ámbito profesional. Se utiliza principalmente para compartir contenido relacionado con empresas, empleo, negocios y desarrollo profesional.</w:t>
       </w:r>
     </w:p>
     <w:p>
@@ -11658,25 +12156,13 @@
           <w:rStyle w:val="Ttulo5Car"/>
         </w:rPr>
         <w:lastRenderedPageBreak/>
-        <w:t>Contenido informativo</w:t>
-      </w:r>
-      <w:r>
-        <w:rPr>
-          <w:rStyle w:val="Ttulo5Car"/>
-        </w:rPr>
-        <w:t>.</w:t>
-      </w:r>
-      <w:r>
-        <w:rPr>
-          <w:lang w:val="es-419" w:eastAsia="es-CO"/>
-        </w:rPr>
-        <w:t xml:space="preserve"> </w:t>
-      </w:r>
-      <w:r>
-        <w:rPr>
-          <w:lang w:val="es-419" w:eastAsia="es-CO"/>
-        </w:rPr>
-        <w:t>Brinda información útil y relevante, educa al público y posiciona la marca como fuente confiable mediante formatos como infografías, consejos o datos de interés.</w:t>
+        <w:t>Contenido informativo.</w:t>
+      </w:r>
+      <w:r>
+        <w:rPr>
+          <w:lang w:val="es-419" w:eastAsia="es-CO"/>
+        </w:rPr>
+        <w:t xml:space="preserve"> Brinda información útil y relevante, educa al público y posiciona la marca como fuente confiable mediante formatos como infografías, consejos o datos de interés.</w:t>
       </w:r>
     </w:p>
     <w:p>
@@ -11695,25 +12181,13 @@
         <w:rPr>
           <w:rStyle w:val="Ttulo5Car"/>
         </w:rPr>
-        <w:t>Contenido promocional</w:t>
-      </w:r>
-      <w:r>
-        <w:rPr>
-          <w:rStyle w:val="Ttulo5Car"/>
-        </w:rPr>
-        <w:t>.</w:t>
-      </w:r>
-      <w:r>
-        <w:rPr>
-          <w:lang w:val="es-419" w:eastAsia="es-CO"/>
-        </w:rPr>
-        <w:t xml:space="preserve"> </w:t>
-      </w:r>
-      <w:r>
-        <w:rPr>
-          <w:lang w:val="es-419" w:eastAsia="es-CO"/>
-        </w:rPr>
-        <w:t>Difunde productos o servicios, resaltando características y beneficios. Se presenta en imágenes, videos o anuncios y debe equilibrarse con otros contenidos.</w:t>
+        <w:t>Contenido promocional.</w:t>
+      </w:r>
+      <w:r>
+        <w:rPr>
+          <w:lang w:val="es-419" w:eastAsia="es-CO"/>
+        </w:rPr>
+        <w:t xml:space="preserve"> Difunde productos o servicios, resaltando características y beneficios. Se presenta en imágenes, videos o anuncios y debe equilibrarse con otros contenidos.</w:t>
       </w:r>
     </w:p>
     <w:p>
@@ -11732,25 +12206,13 @@
         <w:rPr>
           <w:rStyle w:val="Ttulo5Car"/>
         </w:rPr>
-        <w:t>Contenido educativo</w:t>
-      </w:r>
-      <w:r>
-        <w:rPr>
-          <w:rStyle w:val="Ttulo5Car"/>
-        </w:rPr>
-        <w:t>.</w:t>
-      </w:r>
-      <w:r>
-        <w:rPr>
-          <w:lang w:val="es-419" w:eastAsia="es-CO"/>
-        </w:rPr>
-        <w:t xml:space="preserve"> </w:t>
-      </w:r>
-      <w:r>
-        <w:rPr>
-          <w:lang w:val="es-419" w:eastAsia="es-CO"/>
-        </w:rPr>
-        <w:t>Explica y enseña de forma clara mediante tutoriales, guías o videos, generando alta interacción al aportar valor y aprendizaje.</w:t>
+        <w:t>Contenido educativo.</w:t>
+      </w:r>
+      <w:r>
+        <w:rPr>
+          <w:lang w:val="es-419" w:eastAsia="es-CO"/>
+        </w:rPr>
+        <w:t xml:space="preserve"> Explica y enseña de forma clara mediante tutoriales, guías o videos, generando alta interacción al aportar valor y aprendizaje.</w:t>
       </w:r>
     </w:p>
     <w:p>
@@ -11769,25 +12231,13 @@
         <w:rPr>
           <w:rStyle w:val="Ttulo5Car"/>
         </w:rPr>
-        <w:t>Contenido interactivo</w:t>
-      </w:r>
-      <w:r>
-        <w:rPr>
-          <w:rStyle w:val="Ttulo5Car"/>
-        </w:rPr>
-        <w:t>.</w:t>
-      </w:r>
-      <w:r>
-        <w:rPr>
-          <w:lang w:val="es-419" w:eastAsia="es-CO"/>
-        </w:rPr>
-        <w:t xml:space="preserve"> </w:t>
-      </w:r>
-      <w:r>
-        <w:rPr>
-          <w:lang w:val="es-419" w:eastAsia="es-CO"/>
-        </w:rPr>
-        <w:t>Busca incentivar la participación de los usuarios en las publicaciones de la marca. Este tipo de contenido invita a los usuarios a comentar, responder preguntas, participar en encuestas y opinar.</w:t>
+        <w:t>Contenido interactivo.</w:t>
+      </w:r>
+      <w:r>
+        <w:rPr>
+          <w:lang w:val="es-419" w:eastAsia="es-CO"/>
+        </w:rPr>
+        <w:t xml:space="preserve"> Busca incentivar la participación de los usuarios en las publicaciones de la marca. Este tipo de contenido invita a los usuarios a comentar, responder preguntas, participar en encuestas y opinar.</w:t>
       </w:r>
     </w:p>
     <w:p>
@@ -12410,21 +12860,7 @@
         <w:rPr>
           <w:lang w:val="es-419" w:eastAsia="es-CO"/>
         </w:rPr>
-        <w:t xml:space="preserve">Redes sociales principales: Instagram y </w:t>
-      </w:r>
-      <w:proofErr w:type="spellStart"/>
-      <w:r>
-        <w:rPr>
-          <w:lang w:val="es-419" w:eastAsia="es-CO"/>
-        </w:rPr>
-        <w:t>TikTok</w:t>
-      </w:r>
-      <w:proofErr w:type="spellEnd"/>
-      <w:r>
-        <w:rPr>
-          <w:lang w:val="es-419" w:eastAsia="es-CO"/>
-        </w:rPr>
-        <w:t>.</w:t>
+        <w:t>Redes sociales principales: Instagram y TikTok.</w:t>
       </w:r>
     </w:p>
     <w:p>
@@ -12763,25 +13199,13 @@
         <w:rPr>
           <w:rStyle w:val="Ttulo5Car"/>
         </w:rPr>
-        <w:t>Coherencia visual</w:t>
-      </w:r>
-      <w:r>
-        <w:rPr>
-          <w:rStyle w:val="Ttulo5Car"/>
-        </w:rPr>
-        <w:t>.</w:t>
-      </w:r>
-      <w:r>
-        <w:rPr>
-          <w:lang w:val="es-419" w:eastAsia="es-CO"/>
-        </w:rPr>
-        <w:t xml:space="preserve"> </w:t>
-      </w:r>
-      <w:r>
-        <w:rPr>
-          <w:lang w:val="es-419" w:eastAsia="es-CO"/>
-        </w:rPr>
-        <w:t>Mantener colores, tipografía y estilo permite reconocer fácilmente la marca.</w:t>
+        <w:t>Coherencia visual.</w:t>
+      </w:r>
+      <w:r>
+        <w:rPr>
+          <w:lang w:val="es-419" w:eastAsia="es-CO"/>
+        </w:rPr>
+        <w:t xml:space="preserve"> Mantener colores, tipografía y estilo permite reconocer fácilmente la marca.</w:t>
       </w:r>
     </w:p>
     <w:p>
@@ -12803,25 +13227,13 @@
         <w:rPr>
           <w:rStyle w:val="Ttulo5Car"/>
         </w:rPr>
-        <w:t>Calidad del contenido</w:t>
-      </w:r>
-      <w:r>
-        <w:rPr>
-          <w:rStyle w:val="Ttulo5Car"/>
-        </w:rPr>
-        <w:t>.</w:t>
-      </w:r>
-      <w:r>
-        <w:rPr>
-          <w:lang w:val="es-419" w:eastAsia="es-CO"/>
-        </w:rPr>
-        <w:t xml:space="preserve"> </w:t>
-      </w:r>
-      <w:r>
-        <w:rPr>
-          <w:lang w:val="es-419" w:eastAsia="es-CO"/>
-        </w:rPr>
-        <w:t>Usar imágenes y videos de buena calidad mejora la percepción e interés del público.</w:t>
+        <w:t>Calidad del contenido.</w:t>
+      </w:r>
+      <w:r>
+        <w:rPr>
+          <w:lang w:val="es-419" w:eastAsia="es-CO"/>
+        </w:rPr>
+        <w:t xml:space="preserve"> Usar imágenes y videos de buena calidad mejora la percepción e interés del público.</w:t>
       </w:r>
       <w:r>
         <w:rPr>
@@ -12849,25 +13261,13 @@
         <w:rPr>
           <w:rStyle w:val="Ttulo5Car"/>
         </w:rPr>
-        <w:t>Tipografías legibles</w:t>
-      </w:r>
-      <w:r>
-        <w:rPr>
-          <w:rStyle w:val="Ttulo5Car"/>
-        </w:rPr>
-        <w:t>.</w:t>
-      </w:r>
-      <w:r>
-        <w:rPr>
-          <w:lang w:val="es-419" w:eastAsia="es-CO"/>
-        </w:rPr>
-        <w:t xml:space="preserve"> </w:t>
-      </w:r>
-      <w:r>
-        <w:rPr>
-          <w:lang w:val="es-419" w:eastAsia="es-CO"/>
-        </w:rPr>
-        <w:t>Garantizan claridad, buen contraste y fácil lectura en cualquier dispositivo.</w:t>
+        <w:t>Tipografías legibles.</w:t>
+      </w:r>
+      <w:r>
+        <w:rPr>
+          <w:lang w:val="es-419" w:eastAsia="es-CO"/>
+        </w:rPr>
+        <w:t xml:space="preserve"> Garantizan claridad, buen contraste y fácil lectura en cualquier dispositivo.</w:t>
       </w:r>
     </w:p>
     <w:p>
@@ -12889,25 +13289,13 @@
         <w:rPr>
           <w:rStyle w:val="Ttulo5Car"/>
         </w:rPr>
-        <w:t>Adaptación por plataforma</w:t>
-      </w:r>
-      <w:r>
-        <w:rPr>
-          <w:rStyle w:val="Ttulo5Car"/>
-        </w:rPr>
-        <w:t>.</w:t>
-      </w:r>
-      <w:r>
-        <w:rPr>
-          <w:lang w:val="es-419" w:eastAsia="es-CO"/>
-        </w:rPr>
-        <w:t xml:space="preserve"> </w:t>
-      </w:r>
-      <w:r>
-        <w:rPr>
-          <w:lang w:val="es-419" w:eastAsia="es-CO"/>
-        </w:rPr>
-        <w:t>Ajustar el contenido según cada red social mejora su impacto.</w:t>
+        <w:t>Adaptación por plataforma.</w:t>
+      </w:r>
+      <w:r>
+        <w:rPr>
+          <w:lang w:val="es-419" w:eastAsia="es-CO"/>
+        </w:rPr>
+        <w:t xml:space="preserve"> Ajustar el contenido según cada red social mejora su impacto.</w:t>
       </w:r>
     </w:p>
     <w:p>
@@ -12929,25 +13317,13 @@
         <w:rPr>
           <w:rStyle w:val="Ttulo5Car"/>
         </w:rPr>
-        <w:t>Constancia en publicaciones</w:t>
-      </w:r>
-      <w:r>
-        <w:rPr>
-          <w:rStyle w:val="Ttulo5Car"/>
-        </w:rPr>
-        <w:t>.</w:t>
-      </w:r>
-      <w:r>
-        <w:rPr>
-          <w:lang w:val="es-419" w:eastAsia="es-CO"/>
-        </w:rPr>
-        <w:t xml:space="preserve"> </w:t>
-      </w:r>
-      <w:r>
-        <w:rPr>
-          <w:lang w:val="es-419" w:eastAsia="es-CO"/>
-        </w:rPr>
-        <w:t>Fortalece la presencia, la interacción y el reconocimiento de la marca.</w:t>
+        <w:t>Constancia en publicaciones.</w:t>
+      </w:r>
+      <w:r>
+        <w:rPr>
+          <w:lang w:val="es-419" w:eastAsia="es-CO"/>
+        </w:rPr>
+        <w:t xml:space="preserve"> Fortalece la presencia, la interacción y el reconocimiento de la marca.</w:t>
       </w:r>
     </w:p>
     <w:p>
@@ -13539,10 +13915,10 @@
           <w:lang w:eastAsia="es-CO"/>
         </w:rPr>
         <w:drawing>
-          <wp:inline distT="0" distB="0" distL="0" distR="0" wp14:anchorId="2D048249" wp14:editId="4B6BFCBE">
+          <wp:inline distT="0" distB="0" distL="0" distR="0" wp14:anchorId="2D048249" wp14:editId="720A1142">
             <wp:extent cx="6332220" cy="5643245"/>
             <wp:effectExtent l="0" t="0" r="0" b="0"/>
-            <wp:docPr id="3" name="Gráfico 3" descr="a, abbr, acronym, address, applet, article, aside, audio, b, big, blockquote, body, canvas, caption, center, cite, code, dd, del, details, dfn, div, dl, dt, em, embed, fieldset, figcaption, figure, footer, form, h1, h2, h3, h4, h5, h6, header, hgroup, html, i, iframe, img, ins, kbd, label, legend, li, mark, menu, nav, object, ol, output, p, pre, q, ruby, s, samp, section, small, span, strike, strong, sub, summary, sup, table, tbody, td, tfoot, th, thead, time, tr, tt, u, ul, var, video"/>
+            <wp:docPr id="3" name="Gráfico 3" descr="El esquema presenta la identidad visual como eje central, integrando marca, elementos gráficos, público objetivo, portafolio y canales digitales. Destaca su importancia, funcionamiento y aplicación estratégica para lograr coherencia, reconocimiento y una comunicación efectiva en redes sociales.&#10;&#10;"/>
             <wp:cNvGraphicFramePr>
               <a:graphicFrameLocks xmlns:a="http://schemas.openxmlformats.org/drawingml/2006/main" noChangeAspect="1"/>
             </wp:cNvGraphicFramePr>
@@ -13550,7 +13926,7 @@
               <a:graphicData uri="http://schemas.openxmlformats.org/drawingml/2006/picture">
                 <pic:pic xmlns:pic="http://schemas.openxmlformats.org/drawingml/2006/picture">
                   <pic:nvPicPr>
-                    <pic:cNvPr id="3" name="Gráfico 3" descr="a, abbr, acronym, address, applet, article, aside, audio, b, big, blockquote, body, canvas, caption, center, cite, code, dd, del, details, dfn, div, dl, dt, em, embed, fieldset, figcaption, figure, footer, form, h1, h2, h3, h4, h5, h6, header, hgroup, html, i, iframe, img, ins, kbd, label, legend, li, mark, menu, nav, object, ol, output, p, pre, q, ruby, s, samp, section, small, span, strike, strong, sub, summary, sup, table, tbody, td, tfoot, th, thead, time, tr, tt, u, ul, var, video"/>
+                    <pic:cNvPr id="3" name="Gráfico 3" descr="El esquema presenta la identidad visual como eje central, integrando marca, elementos gráficos, público objetivo, portafolio y canales digitales. Destaca su importancia, funcionamiento y aplicación estratégica para lograr coherencia, reconocimiento y una comunicación efectiva en redes sociales.&#10;&#10;"/>
                     <pic:cNvPicPr/>
                   </pic:nvPicPr>
                   <pic:blipFill>
@@ -13695,21 +14071,12 @@
       </w:r>
     </w:p>
     <w:p>
-      <w:pPr>
-        <w:pStyle w:val="Prrafodelista"/>
-        <w:spacing w:before="60" w:after="60"/>
-        <w:ind w:left="907" w:firstLine="0"/>
-      </w:pPr>
       <w:r>
         <w:t>CN, R. (2023, abril 6). Colores corporativos: definición y significado psicológico. Crece Negocios.</w:t>
       </w:r>
-    </w:p>
-    <w:p>
-      <w:pPr>
-        <w:pStyle w:val="Prrafodelista"/>
-        <w:spacing w:before="60" w:after="60"/>
-        <w:ind w:left="907" w:firstLine="0"/>
-      </w:pPr>
+      <w:r>
+        <w:t xml:space="preserve"> </w:t>
+      </w:r>
       <w:hyperlink r:id="rId16" w:history="1">
         <w:r>
           <w:rPr>
@@ -13720,11 +14087,6 @@
       </w:hyperlink>
     </w:p>
     <w:p>
-      <w:pPr>
-        <w:pStyle w:val="Prrafodelista"/>
-        <w:spacing w:before="60" w:after="60"/>
-        <w:ind w:left="907" w:firstLine="0"/>
-      </w:pPr>
       <w:proofErr w:type="spellStart"/>
       <w:r>
         <w:t>Cordova</w:t>
@@ -13733,13 +14095,9 @@
       <w:r>
         <w:t>, R. (2021, junio 2). Las 8 funciones de una marca. Merca2.0.</w:t>
       </w:r>
-    </w:p>
-    <w:p>
-      <w:pPr>
-        <w:pStyle w:val="Prrafodelista"/>
-        <w:spacing w:before="60" w:after="60"/>
-        <w:ind w:left="907" w:firstLine="0"/>
-      </w:pPr>
+      <w:r>
+        <w:t xml:space="preserve"> </w:t>
+      </w:r>
       <w:hyperlink r:id="rId17" w:history="1">
         <w:r>
           <w:rPr>
@@ -13750,21 +14108,12 @@
       </w:hyperlink>
     </w:p>
     <w:p>
-      <w:pPr>
-        <w:pStyle w:val="Prrafodelista"/>
-        <w:spacing w:before="60" w:after="60"/>
-        <w:ind w:left="907" w:firstLine="0"/>
-      </w:pPr>
       <w:r>
         <w:t>Diaz, M. (2017, junio 26). Cómo usar estratégicamente el color en la identidad corporativa. Fuego Yámana.</w:t>
       </w:r>
-    </w:p>
-    <w:p>
-      <w:pPr>
-        <w:pStyle w:val="Prrafodelista"/>
-        <w:spacing w:before="60" w:after="60"/>
-        <w:ind w:left="907" w:firstLine="0"/>
-      </w:pPr>
+      <w:r>
+        <w:t xml:space="preserve"> </w:t>
+      </w:r>
       <w:hyperlink r:id="rId18" w:history="1">
         <w:r>
           <w:rPr>
@@ -13775,11 +14124,6 @@
       </w:hyperlink>
     </w:p>
     <w:p>
-      <w:pPr>
-        <w:pStyle w:val="Prrafodelista"/>
-        <w:spacing w:before="60" w:after="60"/>
-        <w:ind w:left="907" w:firstLine="0"/>
-      </w:pPr>
       <w:r>
         <w:t xml:space="preserve">García, M. (2024, octubre 23). Tipos de logos y diferencias: logotipo, isotipo, imagotipo e isologo. </w:t>
       </w:r>
@@ -13793,26 +14137,13 @@
       </w:r>
     </w:p>
     <w:p>
-      <w:pPr>
-        <w:pStyle w:val="Prrafodelista"/>
-        <w:spacing w:before="60" w:after="60"/>
-        <w:ind w:left="907" w:firstLine="0"/>
-      </w:pPr>
       <w:hyperlink r:id="rId19" w:history="1">
         <w:r>
-          <w:rPr>
-            <w:rStyle w:val="Hipervnculo"/>
-          </w:rPr>
           <w:t>https://brandemia.org/hablemos-con-propiedad-logotipo-isotipo-imagotipo-isologo-imagen-corporativa-identidad</w:t>
         </w:r>
       </w:hyperlink>
     </w:p>
     <w:p>
-      <w:pPr>
-        <w:pStyle w:val="Prrafodelista"/>
-        <w:spacing w:before="60" w:after="60"/>
-        <w:ind w:left="907" w:firstLine="0"/>
-      </w:pPr>
       <w:proofErr w:type="spellStart"/>
       <w:r>
         <w:t>Hygraph</w:t>
@@ -13829,13 +14160,9 @@
       <w:r>
         <w:t>.</w:t>
       </w:r>
-    </w:p>
-    <w:p>
-      <w:pPr>
-        <w:pStyle w:val="Prrafodelista"/>
-        <w:spacing w:before="60" w:after="60"/>
-        <w:ind w:left="907" w:firstLine="0"/>
-      </w:pPr>
+      <w:r>
+        <w:t xml:space="preserve"> </w:t>
+      </w:r>
       <w:hyperlink r:id="rId20" w:history="1">
         <w:r>
           <w:rPr>
@@ -13846,21 +14173,12 @@
       </w:hyperlink>
     </w:p>
     <w:p>
-      <w:pPr>
-        <w:pStyle w:val="Prrafodelista"/>
-        <w:spacing w:before="60" w:after="60"/>
-        <w:ind w:left="907" w:firstLine="0"/>
-      </w:pPr>
       <w:r>
         <w:t>Puente, O. (2024). ¿Qué es la identidad de marca? Oliver Puente.</w:t>
       </w:r>
-    </w:p>
-    <w:p>
-      <w:pPr>
-        <w:pStyle w:val="Prrafodelista"/>
-        <w:spacing w:before="60" w:after="60"/>
-        <w:ind w:left="907" w:firstLine="0"/>
-      </w:pPr>
+      <w:r>
+        <w:t xml:space="preserve"> </w:t>
+      </w:r>
       <w:hyperlink r:id="rId21" w:history="1">
         <w:r>
           <w:rPr>
@@ -13871,11 +14189,6 @@
       </w:hyperlink>
     </w:p>
     <w:p>
-      <w:pPr>
-        <w:pStyle w:val="Prrafodelista"/>
-        <w:spacing w:before="60" w:after="60"/>
-        <w:ind w:left="907" w:firstLine="0"/>
-      </w:pPr>
       <w:r>
         <w:t xml:space="preserve">Rodríguez, M. (2023, mayo 10). Maquetación editorial: un elemento clave en la identidad visual. </w:t>
       </w:r>
@@ -13887,13 +14200,9 @@
       <w:r>
         <w:t>.</w:t>
       </w:r>
-    </w:p>
-    <w:p>
-      <w:pPr>
-        <w:pStyle w:val="Prrafodelista"/>
-        <w:spacing w:before="60" w:after="60"/>
-        <w:ind w:left="907" w:firstLine="0"/>
-      </w:pPr>
+      <w:r>
+        <w:t xml:space="preserve"> </w:t>
+      </w:r>
       <w:hyperlink r:id="rId22" w:history="1">
         <w:r>
           <w:rPr>
@@ -13904,21 +14213,12 @@
       </w:hyperlink>
     </w:p>
     <w:p>
-      <w:pPr>
-        <w:pStyle w:val="Prrafodelista"/>
-        <w:spacing w:before="60" w:after="60"/>
-        <w:ind w:left="907" w:firstLine="0"/>
-      </w:pPr>
       <w:r>
         <w:t>Símbolo. (s. f.). Diseño de marca: creamos conceptos ganadores y que venden. Símbolo Agencia Digital.</w:t>
       </w:r>
-    </w:p>
-    <w:p>
-      <w:pPr>
-        <w:pStyle w:val="Prrafodelista"/>
-        <w:spacing w:before="60" w:after="60"/>
-        <w:ind w:left="907" w:firstLine="0"/>
-      </w:pPr>
+      <w:r>
+        <w:t xml:space="preserve"> </w:t>
+      </w:r>
       <w:hyperlink r:id="rId23" w:history="1">
         <w:r>
           <w:rPr>
@@ -13928,51 +14228,6 @@
         </w:r>
       </w:hyperlink>
     </w:p>
-    <w:p>
-      <w:pPr>
-        <w:pStyle w:val="Prrafodelista"/>
-        <w:spacing w:before="60" w:after="60"/>
-        <w:ind w:left="907" w:firstLine="0"/>
-      </w:pPr>
-    </w:p>
-    <w:p>
-      <w:pPr>
-        <w:pStyle w:val="Prrafodelista"/>
-        <w:spacing w:before="60" w:after="60"/>
-        <w:ind w:left="907" w:firstLine="0"/>
-      </w:pPr>
-      <w:r>
-        <w:t xml:space="preserve"> </w:t>
-      </w:r>
-    </w:p>
-    <w:p>
-      <w:pPr>
-        <w:pStyle w:val="Prrafodelista"/>
-        <w:spacing w:before="60" w:after="60"/>
-        <w:ind w:left="1429" w:firstLine="0"/>
-      </w:pPr>
-    </w:p>
-    <w:p>
-      <w:pPr>
-        <w:pStyle w:val="Prrafodelista"/>
-        <w:spacing w:before="60" w:after="60"/>
-        <w:ind w:left="993" w:firstLine="0"/>
-      </w:pPr>
-    </w:p>
-    <w:p>
-      <w:pPr>
-        <w:pStyle w:val="Prrafodelista"/>
-        <w:spacing w:before="60" w:after="60"/>
-        <w:ind w:left="1429" w:firstLine="0"/>
-      </w:pPr>
-    </w:p>
-    <w:p>
-      <w:pPr>
-        <w:ind w:left="633" w:firstLine="0"/>
-      </w:pPr>
-    </w:p>
-    <w:p/>
-    <w:p/>
     <w:p>
       <w:pPr>
         <w:pStyle w:val="Titulosgenerales"/>
@@ -14304,7 +14559,6 @@
                 <w:lang w:val="es-CO"/>
               </w:rPr>
             </w:pPr>
-            <w:proofErr w:type="gramStart"/>
             <w:r>
               <w:rPr>
                 <w:lang w:val="es-CO"/>
@@ -14321,7 +14575,7 @@
               <w:rPr>
                 <w:lang w:val="es-CO"/>
               </w:rPr>
-              <w:t>o</w:t>
+              <w:t>a</w:t>
             </w:r>
             <w:r>
               <w:rPr>
@@ -14335,7 +14589,6 @@
               </w:rPr>
               <w:t>a</w:t>
             </w:r>
-            <w:proofErr w:type="gramEnd"/>
           </w:p>
         </w:tc>
         <w:tc>
@@ -15376,21 +15629,7 @@
               <w:rPr>
                 <w:lang w:val="es-CO"/>
               </w:rPr>
-              <w:t xml:space="preserve"> Wilfredo </w:t>
-            </w:r>
-            <w:proofErr w:type="spellStart"/>
-            <w:r>
-              <w:rPr>
-                <w:lang w:val="es-CO"/>
-              </w:rPr>
-              <w:t>Pizo</w:t>
-            </w:r>
-            <w:proofErr w:type="spellEnd"/>
-            <w:r>
-              <w:rPr>
-                <w:lang w:val="es-CO"/>
-              </w:rPr>
-              <w:t xml:space="preserve"> Ossa</w:t>
+              <w:t xml:space="preserve"> Wilfredo Pizo Ossa</w:t>
             </w:r>
           </w:p>
         </w:tc>
@@ -15587,7 +15826,7 @@
 </file>
 
 <file path=word/endnotes.xml><?xml version="1.0" encoding="utf-8"?>
-<w:endnotes xmlns:wpc="http://schemas.microsoft.com/office/word/2010/wordprocessingCanvas" xmlns:cx="http://schemas.microsoft.com/office/drawing/2014/chartex" xmlns:cx1="http://schemas.microsoft.com/office/drawing/2015/9/8/chartex" xmlns:cx2="http://schemas.microsoft.com/office/drawing/2015/10/21/chartex" xmlns:cx3="http://schemas.microsoft.com/office/drawing/2016/5/9/chartex" xmlns:cx4="http://schemas.microsoft.com/office/drawing/2016/5/10/chartex" xmlns:cx5="http://schemas.microsoft.com/office/drawing/2016/5/11/chartex" xmlns:cx6="http://schemas.microsoft.com/office/drawing/2016/5/12/chartex" xmlns:cx7="http://schemas.microsoft.com/office/drawing/2016/5/13/chartex" xmlns:cx8="http://schemas.microsoft.com/office/drawing/2016/5/14/chartex" xmlns:mc="http://schemas.openxmlformats.org/markup-compatibility/2006" xmlns:aink="http://schemas.microsoft.com/office/drawing/2016/ink" xmlns:am3d="http://schemas.microsoft.com/office/drawing/2017/model3d" xmlns:o="urn:schemas-microsoft-com:office:office" xmlns:r="http://schemas.openxmlformats.org/officeDocument/2006/relationships" xmlns:m="http://schemas.openxmlformats.org/officeDocument/2006/math" xmlns:v="urn:schemas-microsoft-com:vml" xmlns:wp14="http://schemas.microsoft.com/office/word/2010/wordprocessingDrawing" xmlns:wp="http://schemas.openxmlformats.org/drawingml/2006/wordprocessingDrawing" xmlns:w10="urn:schemas-microsoft-com:office:word" xmlns:w="http://schemas.openxmlformats.org/wordprocessingml/2006/main" xmlns:w14="http://schemas.microsoft.com/office/word/2010/wordml" xmlns:w15="http://schemas.microsoft.com/office/word/2012/wordml" xmlns:w16cex="http://schemas.microsoft.com/office/word/2018/wordml/cex" xmlns:w16cid="http://schemas.microsoft.com/office/word/2016/wordml/cid" xmlns:w16="http://schemas.microsoft.com/office/word/2018/wordml" xmlns:w16sdtdh="http://schemas.microsoft.com/office/word/2020/wordml/sdtdatahash" xmlns:w16se="http://schemas.microsoft.com/office/word/2015/wordml/symex" xmlns:wpg="http://schemas.microsoft.com/office/word/2010/wordprocessingGroup" xmlns:wpi="http://schemas.microsoft.com/office/word/2010/wordprocessingInk" xmlns:wne="http://schemas.microsoft.com/office/word/2006/wordml" xmlns:wps="http://schemas.microsoft.com/office/word/2010/wordprocessingShape" mc:Ignorable="w14 w15 w16se w16cid w16 w16cex w16sdtdh wp14">
+<w:endnotes xmlns:wpc="http://schemas.microsoft.com/office/word/2010/wordprocessingCanvas" xmlns:cx="http://schemas.microsoft.com/office/drawing/2014/chartex" xmlns:cx1="http://schemas.microsoft.com/office/drawing/2015/9/8/chartex" xmlns:cx2="http://schemas.microsoft.com/office/drawing/2015/10/21/chartex" xmlns:cx3="http://schemas.microsoft.com/office/drawing/2016/5/9/chartex" xmlns:cx4="http://schemas.microsoft.com/office/drawing/2016/5/10/chartex" xmlns:cx5="http://schemas.microsoft.com/office/drawing/2016/5/11/chartex" xmlns:cx6="http://schemas.microsoft.com/office/drawing/2016/5/12/chartex" xmlns:cx7="http://schemas.microsoft.com/office/drawing/2016/5/13/chartex" xmlns:cx8="http://schemas.microsoft.com/office/drawing/2016/5/14/chartex" xmlns:mc="http://schemas.openxmlformats.org/markup-compatibility/2006" xmlns:aink="http://schemas.microsoft.com/office/drawing/2016/ink" xmlns:am3d="http://schemas.microsoft.com/office/drawing/2017/model3d" xmlns:o="urn:schemas-microsoft-com:office:office" xmlns:oel="http://schemas.microsoft.com/office/2019/extlst" xmlns:r="http://schemas.openxmlformats.org/officeDocument/2006/relationships" xmlns:m="http://schemas.openxmlformats.org/officeDocument/2006/math" xmlns:v="urn:schemas-microsoft-com:vml" xmlns:wp14="http://schemas.microsoft.com/office/word/2010/wordprocessingDrawing" xmlns:wp="http://schemas.openxmlformats.org/drawingml/2006/wordprocessingDrawing" xmlns:w10="urn:schemas-microsoft-com:office:word" xmlns:w="http://schemas.openxmlformats.org/wordprocessingml/2006/main" xmlns:w14="http://schemas.microsoft.com/office/word/2010/wordml" xmlns:w15="http://schemas.microsoft.com/office/word/2012/wordml" xmlns:w16cex="http://schemas.microsoft.com/office/word/2018/wordml/cex" xmlns:w16cid="http://schemas.microsoft.com/office/word/2016/wordml/cid" xmlns:w16="http://schemas.microsoft.com/office/word/2018/wordml" xmlns:w16du="http://schemas.microsoft.com/office/word/2023/wordml/word16du" xmlns:w16sdtdh="http://schemas.microsoft.com/office/word/2020/wordml/sdtdatahash" xmlns:w16sdtfl="http://schemas.microsoft.com/office/word/2024/wordml/sdtformatlock" xmlns:w16se="http://schemas.microsoft.com/office/word/2015/wordml/symex" xmlns:wpg="http://schemas.microsoft.com/office/word/2010/wordprocessingGroup" xmlns:wpi="http://schemas.microsoft.com/office/word/2010/wordprocessingInk" xmlns:wne="http://schemas.microsoft.com/office/word/2006/wordml" xmlns:wps="http://schemas.microsoft.com/office/word/2010/wordprocessingShape" mc:Ignorable="w14 w15 w16se w16cid w16 w16cex w16sdtdh w16sdtfl w16du wp14">
   <w:endnote w:type="separator" w:id="-1">
     <w:p>
       <w:pPr>
@@ -15612,7 +15851,7 @@
 </file>
 
 <file path=word/footer1.xml><?xml version="1.0" encoding="utf-8"?>
-<w:ftr xmlns:wpc="http://schemas.microsoft.com/office/word/2010/wordprocessingCanvas" xmlns:cx="http://schemas.microsoft.com/office/drawing/2014/chartex" xmlns:cx1="http://schemas.microsoft.com/office/drawing/2015/9/8/chartex" xmlns:cx2="http://schemas.microsoft.com/office/drawing/2015/10/21/chartex" xmlns:cx3="http://schemas.microsoft.com/office/drawing/2016/5/9/chartex" xmlns:cx4="http://schemas.microsoft.com/office/drawing/2016/5/10/chartex" xmlns:cx5="http://schemas.microsoft.com/office/drawing/2016/5/11/chartex" xmlns:cx6="http://schemas.microsoft.com/office/drawing/2016/5/12/chartex" xmlns:cx7="http://schemas.microsoft.com/office/drawing/2016/5/13/chartex" xmlns:cx8="http://schemas.microsoft.com/office/drawing/2016/5/14/chartex" xmlns:mc="http://schemas.openxmlformats.org/markup-compatibility/2006" xmlns:aink="http://schemas.microsoft.com/office/drawing/2016/ink" xmlns:am3d="http://schemas.microsoft.com/office/drawing/2017/model3d" xmlns:o="urn:schemas-microsoft-com:office:office" xmlns:r="http://schemas.openxmlformats.org/officeDocument/2006/relationships" xmlns:m="http://schemas.openxmlformats.org/officeDocument/2006/math" xmlns:v="urn:schemas-microsoft-com:vml" xmlns:wp14="http://schemas.microsoft.com/office/word/2010/wordprocessingDrawing" xmlns:wp="http://schemas.openxmlformats.org/drawingml/2006/wordprocessingDrawing" xmlns:w10="urn:schemas-microsoft-com:office:word" xmlns:w="http://schemas.openxmlformats.org/wordprocessingml/2006/main" xmlns:w14="http://schemas.microsoft.com/office/word/2010/wordml" xmlns:w15="http://schemas.microsoft.com/office/word/2012/wordml" xmlns:w16cex="http://schemas.microsoft.com/office/word/2018/wordml/cex" xmlns:w16cid="http://schemas.microsoft.com/office/word/2016/wordml/cid" xmlns:w16="http://schemas.microsoft.com/office/word/2018/wordml" xmlns:w16sdtdh="http://schemas.microsoft.com/office/word/2020/wordml/sdtdatahash" xmlns:w16se="http://schemas.microsoft.com/office/word/2015/wordml/symex" xmlns:wpg="http://schemas.microsoft.com/office/word/2010/wordprocessingGroup" xmlns:wpi="http://schemas.microsoft.com/office/word/2010/wordprocessingInk" xmlns:wne="http://schemas.microsoft.com/office/word/2006/wordml" xmlns:wps="http://schemas.microsoft.com/office/word/2010/wordprocessingShape" mc:Ignorable="w14 w15 w16se w16cid w16 w16cex w16sdtdh wp14">
+<w:ftr xmlns:wpc="http://schemas.microsoft.com/office/word/2010/wordprocessingCanvas" xmlns:cx="http://schemas.microsoft.com/office/drawing/2014/chartex" xmlns:cx1="http://schemas.microsoft.com/office/drawing/2015/9/8/chartex" xmlns:cx2="http://schemas.microsoft.com/office/drawing/2015/10/21/chartex" xmlns:cx3="http://schemas.microsoft.com/office/drawing/2016/5/9/chartex" xmlns:cx4="http://schemas.microsoft.com/office/drawing/2016/5/10/chartex" xmlns:cx5="http://schemas.microsoft.com/office/drawing/2016/5/11/chartex" xmlns:cx6="http://schemas.microsoft.com/office/drawing/2016/5/12/chartex" xmlns:cx7="http://schemas.microsoft.com/office/drawing/2016/5/13/chartex" xmlns:cx8="http://schemas.microsoft.com/office/drawing/2016/5/14/chartex" xmlns:mc="http://schemas.openxmlformats.org/markup-compatibility/2006" xmlns:aink="http://schemas.microsoft.com/office/drawing/2016/ink" xmlns:am3d="http://schemas.microsoft.com/office/drawing/2017/model3d" xmlns:o="urn:schemas-microsoft-com:office:office" xmlns:oel="http://schemas.microsoft.com/office/2019/extlst" xmlns:r="http://schemas.openxmlformats.org/officeDocument/2006/relationships" xmlns:m="http://schemas.openxmlformats.org/officeDocument/2006/math" xmlns:v="urn:schemas-microsoft-com:vml" xmlns:wp14="http://schemas.microsoft.com/office/word/2010/wordprocessingDrawing" xmlns:wp="http://schemas.openxmlformats.org/drawingml/2006/wordprocessingDrawing" xmlns:w10="urn:schemas-microsoft-com:office:word" xmlns:w="http://schemas.openxmlformats.org/wordprocessingml/2006/main" xmlns:w14="http://schemas.microsoft.com/office/word/2010/wordml" xmlns:w15="http://schemas.microsoft.com/office/word/2012/wordml" xmlns:w16cex="http://schemas.microsoft.com/office/word/2018/wordml/cex" xmlns:w16cid="http://schemas.microsoft.com/office/word/2016/wordml/cid" xmlns:w16="http://schemas.microsoft.com/office/word/2018/wordml" xmlns:w16du="http://schemas.microsoft.com/office/word/2023/wordml/word16du" xmlns:w16sdtdh="http://schemas.microsoft.com/office/word/2020/wordml/sdtdatahash" xmlns:w16sdtfl="http://schemas.microsoft.com/office/word/2024/wordml/sdtformatlock" xmlns:w16se="http://schemas.microsoft.com/office/word/2015/wordml/symex" xmlns:wpg="http://schemas.microsoft.com/office/word/2010/wordprocessingGroup" xmlns:wpi="http://schemas.microsoft.com/office/word/2010/wordprocessingInk" xmlns:wne="http://schemas.microsoft.com/office/word/2006/wordml" xmlns:wps="http://schemas.microsoft.com/office/word/2010/wordprocessingShape" mc:Ignorable="w14 w15 w16se w16cid w16 w16cex w16sdtdh w16sdtfl w16du wp14">
   <w:sdt>
     <w:sdtPr>
       <w:id w:val="-1465197936"/>
@@ -15621,7 +15860,6 @@
         <w:docPartUnique/>
       </w:docPartObj>
     </w:sdtPr>
-    <w:sdtEndPr/>
     <w:sdtContent>
       <w:p>
         <w:pPr>
@@ -15658,7 +15896,7 @@
 </file>
 
 <file path=word/footnotes.xml><?xml version="1.0" encoding="utf-8"?>
-<w:footnotes xmlns:wpc="http://schemas.microsoft.com/office/word/2010/wordprocessingCanvas" xmlns:cx="http://schemas.microsoft.com/office/drawing/2014/chartex" xmlns:cx1="http://schemas.microsoft.com/office/drawing/2015/9/8/chartex" xmlns:cx2="http://schemas.microsoft.com/office/drawing/2015/10/21/chartex" xmlns:cx3="http://schemas.microsoft.com/office/drawing/2016/5/9/chartex" xmlns:cx4="http://schemas.microsoft.com/office/drawing/2016/5/10/chartex" xmlns:cx5="http://schemas.microsoft.com/office/drawing/2016/5/11/chartex" xmlns:cx6="http://schemas.microsoft.com/office/drawing/2016/5/12/chartex" xmlns:cx7="http://schemas.microsoft.com/office/drawing/2016/5/13/chartex" xmlns:cx8="http://schemas.microsoft.com/office/drawing/2016/5/14/chartex" xmlns:mc="http://schemas.openxmlformats.org/markup-compatibility/2006" xmlns:aink="http://schemas.microsoft.com/office/drawing/2016/ink" xmlns:am3d="http://schemas.microsoft.com/office/drawing/2017/model3d" xmlns:o="urn:schemas-microsoft-com:office:office" xmlns:r="http://schemas.openxmlformats.org/officeDocument/2006/relationships" xmlns:m="http://schemas.openxmlformats.org/officeDocument/2006/math" xmlns:v="urn:schemas-microsoft-com:vml" xmlns:wp14="http://schemas.microsoft.com/office/word/2010/wordprocessingDrawing" xmlns:wp="http://schemas.openxmlformats.org/drawingml/2006/wordprocessingDrawing" xmlns:w10="urn:schemas-microsoft-com:office:word" xmlns:w="http://schemas.openxmlformats.org/wordprocessingml/2006/main" xmlns:w14="http://schemas.microsoft.com/office/word/2010/wordml" xmlns:w15="http://schemas.microsoft.com/office/word/2012/wordml" xmlns:w16cex="http://schemas.microsoft.com/office/word/2018/wordml/cex" xmlns:w16cid="http://schemas.microsoft.com/office/word/2016/wordml/cid" xmlns:w16="http://schemas.microsoft.com/office/word/2018/wordml" xmlns:w16sdtdh="http://schemas.microsoft.com/office/word/2020/wordml/sdtdatahash" xmlns:w16se="http://schemas.microsoft.com/office/word/2015/wordml/symex" xmlns:wpg="http://schemas.microsoft.com/office/word/2010/wordprocessingGroup" xmlns:wpi="http://schemas.microsoft.com/office/word/2010/wordprocessingInk" xmlns:wne="http://schemas.microsoft.com/office/word/2006/wordml" xmlns:wps="http://schemas.microsoft.com/office/word/2010/wordprocessingShape" mc:Ignorable="w14 w15 w16se w16cid w16 w16cex w16sdtdh wp14">
+<w:footnotes xmlns:wpc="http://schemas.microsoft.com/office/word/2010/wordprocessingCanvas" xmlns:cx="http://schemas.microsoft.com/office/drawing/2014/chartex" xmlns:cx1="http://schemas.microsoft.com/office/drawing/2015/9/8/chartex" xmlns:cx2="http://schemas.microsoft.com/office/drawing/2015/10/21/chartex" xmlns:cx3="http://schemas.microsoft.com/office/drawing/2016/5/9/chartex" xmlns:cx4="http://schemas.microsoft.com/office/drawing/2016/5/10/chartex" xmlns:cx5="http://schemas.microsoft.com/office/drawing/2016/5/11/chartex" xmlns:cx6="http://schemas.microsoft.com/office/drawing/2016/5/12/chartex" xmlns:cx7="http://schemas.microsoft.com/office/drawing/2016/5/13/chartex" xmlns:cx8="http://schemas.microsoft.com/office/drawing/2016/5/14/chartex" xmlns:mc="http://schemas.openxmlformats.org/markup-compatibility/2006" xmlns:aink="http://schemas.microsoft.com/office/drawing/2016/ink" xmlns:am3d="http://schemas.microsoft.com/office/drawing/2017/model3d" xmlns:o="urn:schemas-microsoft-com:office:office" xmlns:oel="http://schemas.microsoft.com/office/2019/extlst" xmlns:r="http://schemas.openxmlformats.org/officeDocument/2006/relationships" xmlns:m="http://schemas.openxmlformats.org/officeDocument/2006/math" xmlns:v="urn:schemas-microsoft-com:vml" xmlns:wp14="http://schemas.microsoft.com/office/word/2010/wordprocessingDrawing" xmlns:wp="http://schemas.openxmlformats.org/drawingml/2006/wordprocessingDrawing" xmlns:w10="urn:schemas-microsoft-com:office:word" xmlns:w="http://schemas.openxmlformats.org/wordprocessingml/2006/main" xmlns:w14="http://schemas.microsoft.com/office/word/2010/wordml" xmlns:w15="http://schemas.microsoft.com/office/word/2012/wordml" xmlns:w16cex="http://schemas.microsoft.com/office/word/2018/wordml/cex" xmlns:w16cid="http://schemas.microsoft.com/office/word/2016/wordml/cid" xmlns:w16="http://schemas.microsoft.com/office/word/2018/wordml" xmlns:w16du="http://schemas.microsoft.com/office/word/2023/wordml/word16du" xmlns:w16sdtdh="http://schemas.microsoft.com/office/word/2020/wordml/sdtdatahash" xmlns:w16sdtfl="http://schemas.microsoft.com/office/word/2024/wordml/sdtformatlock" xmlns:w16se="http://schemas.microsoft.com/office/word/2015/wordml/symex" xmlns:wpg="http://schemas.microsoft.com/office/word/2010/wordprocessingGroup" xmlns:wpi="http://schemas.microsoft.com/office/word/2010/wordprocessingInk" xmlns:wne="http://schemas.microsoft.com/office/word/2006/wordml" xmlns:wps="http://schemas.microsoft.com/office/word/2010/wordprocessingShape" mc:Ignorable="w14 w15 w16se w16cid w16 w16cex w16sdtdh w16sdtfl w16du wp14">
   <w:footnote w:type="separator" w:id="-1">
     <w:p>
       <w:pPr>
@@ -15683,7 +15921,7 @@
 </file>
 
 <file path=word/header1.xml><?xml version="1.0" encoding="utf-8"?>
-<w:hdr xmlns:wpc="http://schemas.microsoft.com/office/word/2010/wordprocessingCanvas" xmlns:cx="http://schemas.microsoft.com/office/drawing/2014/chartex" xmlns:cx1="http://schemas.microsoft.com/office/drawing/2015/9/8/chartex" xmlns:cx2="http://schemas.microsoft.com/office/drawing/2015/10/21/chartex" xmlns:cx3="http://schemas.microsoft.com/office/drawing/2016/5/9/chartex" xmlns:cx4="http://schemas.microsoft.com/office/drawing/2016/5/10/chartex" xmlns:cx5="http://schemas.microsoft.com/office/drawing/2016/5/11/chartex" xmlns:cx6="http://schemas.microsoft.com/office/drawing/2016/5/12/chartex" xmlns:cx7="http://schemas.microsoft.com/office/drawing/2016/5/13/chartex" xmlns:cx8="http://schemas.microsoft.com/office/drawing/2016/5/14/chartex" xmlns:mc="http://schemas.openxmlformats.org/markup-compatibility/2006" xmlns:aink="http://schemas.microsoft.com/office/drawing/2016/ink" xmlns:am3d="http://schemas.microsoft.com/office/drawing/2017/model3d" xmlns:o="urn:schemas-microsoft-com:office:office" xmlns:r="http://schemas.openxmlformats.org/officeDocument/2006/relationships" xmlns:m="http://schemas.openxmlformats.org/officeDocument/2006/math" xmlns:v="urn:schemas-microsoft-com:vml" xmlns:wp14="http://schemas.microsoft.com/office/word/2010/wordprocessingDrawing" xmlns:wp="http://schemas.openxmlformats.org/drawingml/2006/wordprocessingDrawing" xmlns:w10="urn:schemas-microsoft-com:office:word" xmlns:w="http://schemas.openxmlformats.org/wordprocessingml/2006/main" xmlns:w14="http://schemas.microsoft.com/office/word/2010/wordml" xmlns:w15="http://schemas.microsoft.com/office/word/2012/wordml" xmlns:w16cex="http://schemas.microsoft.com/office/word/2018/wordml/cex" xmlns:w16cid="http://schemas.microsoft.com/office/word/2016/wordml/cid" xmlns:w16="http://schemas.microsoft.com/office/word/2018/wordml" xmlns:w16sdtdh="http://schemas.microsoft.com/office/word/2020/wordml/sdtdatahash" xmlns:w16se="http://schemas.microsoft.com/office/word/2015/wordml/symex" xmlns:wpg="http://schemas.microsoft.com/office/word/2010/wordprocessingGroup" xmlns:wpi="http://schemas.microsoft.com/office/word/2010/wordprocessingInk" xmlns:wne="http://schemas.microsoft.com/office/word/2006/wordml" xmlns:wps="http://schemas.microsoft.com/office/word/2010/wordprocessingShape" mc:Ignorable="w14 w15 w16se w16cid w16 w16cex w16sdtdh wp14">
+<w:hdr xmlns:wpc="http://schemas.microsoft.com/office/word/2010/wordprocessingCanvas" xmlns:cx="http://schemas.microsoft.com/office/drawing/2014/chartex" xmlns:cx1="http://schemas.microsoft.com/office/drawing/2015/9/8/chartex" xmlns:cx2="http://schemas.microsoft.com/office/drawing/2015/10/21/chartex" xmlns:cx3="http://schemas.microsoft.com/office/drawing/2016/5/9/chartex" xmlns:cx4="http://schemas.microsoft.com/office/drawing/2016/5/10/chartex" xmlns:cx5="http://schemas.microsoft.com/office/drawing/2016/5/11/chartex" xmlns:cx6="http://schemas.microsoft.com/office/drawing/2016/5/12/chartex" xmlns:cx7="http://schemas.microsoft.com/office/drawing/2016/5/13/chartex" xmlns:cx8="http://schemas.microsoft.com/office/drawing/2016/5/14/chartex" xmlns:mc="http://schemas.openxmlformats.org/markup-compatibility/2006" xmlns:aink="http://schemas.microsoft.com/office/drawing/2016/ink" xmlns:am3d="http://schemas.microsoft.com/office/drawing/2017/model3d" xmlns:o="urn:schemas-microsoft-com:office:office" xmlns:oel="http://schemas.microsoft.com/office/2019/extlst" xmlns:r="http://schemas.openxmlformats.org/officeDocument/2006/relationships" xmlns:m="http://schemas.openxmlformats.org/officeDocument/2006/math" xmlns:v="urn:schemas-microsoft-com:vml" xmlns:wp14="http://schemas.microsoft.com/office/word/2010/wordprocessingDrawing" xmlns:wp="http://schemas.openxmlformats.org/drawingml/2006/wordprocessingDrawing" xmlns:w10="urn:schemas-microsoft-com:office:word" xmlns:w="http://schemas.openxmlformats.org/wordprocessingml/2006/main" xmlns:w14="http://schemas.microsoft.com/office/word/2010/wordml" xmlns:w15="http://schemas.microsoft.com/office/word/2012/wordml" xmlns:w16cex="http://schemas.microsoft.com/office/word/2018/wordml/cex" xmlns:w16cid="http://schemas.microsoft.com/office/word/2016/wordml/cid" xmlns:w16="http://schemas.microsoft.com/office/word/2018/wordml" xmlns:w16du="http://schemas.microsoft.com/office/word/2023/wordml/word16du" xmlns:w16sdtdh="http://schemas.microsoft.com/office/word/2020/wordml/sdtdatahash" xmlns:w16sdtfl="http://schemas.microsoft.com/office/word/2024/wordml/sdtformatlock" xmlns:w16se="http://schemas.microsoft.com/office/word/2015/wordml/symex" xmlns:wpg="http://schemas.microsoft.com/office/word/2010/wordprocessingGroup" xmlns:wpi="http://schemas.microsoft.com/office/word/2010/wordprocessingInk" xmlns:wne="http://schemas.microsoft.com/office/word/2006/wordml" xmlns:wps="http://schemas.microsoft.com/office/word/2010/wordprocessingShape" mc:Ignorable="w14 w15 w16se w16cid w16 w16cex w16sdtdh w16sdtfl w16du wp14">
   <w:p>
     <w:pPr>
       <w:pStyle w:val="Encabezado"/>
@@ -15769,7 +16007,7 @@
 </file>
 
 <file path=word/numbering.xml><?xml version="1.0" encoding="utf-8"?>
-<w:numbering xmlns:wpc="http://schemas.microsoft.com/office/word/2010/wordprocessingCanvas" xmlns:cx="http://schemas.microsoft.com/office/drawing/2014/chartex" xmlns:cx1="http://schemas.microsoft.com/office/drawing/2015/9/8/chartex" xmlns:cx2="http://schemas.microsoft.com/office/drawing/2015/10/21/chartex" xmlns:cx3="http://schemas.microsoft.com/office/drawing/2016/5/9/chartex" xmlns:cx4="http://schemas.microsoft.com/office/drawing/2016/5/10/chartex" xmlns:cx5="http://schemas.microsoft.com/office/drawing/2016/5/11/chartex" xmlns:cx6="http://schemas.microsoft.com/office/drawing/2016/5/12/chartex" xmlns:cx7="http://schemas.microsoft.com/office/drawing/2016/5/13/chartex" xmlns:cx8="http://schemas.microsoft.com/office/drawing/2016/5/14/chartex" xmlns:mc="http://schemas.openxmlformats.org/markup-compatibility/2006" xmlns:aink="http://schemas.microsoft.com/office/drawing/2016/ink" xmlns:am3d="http://schemas.microsoft.com/office/drawing/2017/model3d" xmlns:o="urn:schemas-microsoft-com:office:office" xmlns:r="http://schemas.openxmlformats.org/officeDocument/2006/relationships" xmlns:m="http://schemas.openxmlformats.org/officeDocument/2006/math" xmlns:v="urn:schemas-microsoft-com:vml" xmlns:wp14="http://schemas.microsoft.com/office/word/2010/wordprocessingDrawing" xmlns:wp="http://schemas.openxmlformats.org/drawingml/2006/wordprocessingDrawing" xmlns:w10="urn:schemas-microsoft-com:office:word" xmlns:w="http://schemas.openxmlformats.org/wordprocessingml/2006/main" xmlns:w14="http://schemas.microsoft.com/office/word/2010/wordml" xmlns:w15="http://schemas.microsoft.com/office/word/2012/wordml" xmlns:w16cex="http://schemas.microsoft.com/office/word/2018/wordml/cex" xmlns:w16cid="http://schemas.microsoft.com/office/word/2016/wordml/cid" xmlns:w16="http://schemas.microsoft.com/office/word/2018/wordml" xmlns:w16sdtdh="http://schemas.microsoft.com/office/word/2020/wordml/sdtdatahash" xmlns:w16se="http://schemas.microsoft.com/office/word/2015/wordml/symex" xmlns:wpg="http://schemas.microsoft.com/office/word/2010/wordprocessingGroup" xmlns:wpi="http://schemas.microsoft.com/office/word/2010/wordprocessingInk" xmlns:wne="http://schemas.microsoft.com/office/word/2006/wordml" xmlns:wps="http://schemas.microsoft.com/office/word/2010/wordprocessingShape" mc:Ignorable="w14 w15 w16se w16cid w16 w16cex w16sdtdh wp14">
+<w:numbering xmlns:wpc="http://schemas.microsoft.com/office/word/2010/wordprocessingCanvas" xmlns:cx="http://schemas.microsoft.com/office/drawing/2014/chartex" xmlns:cx1="http://schemas.microsoft.com/office/drawing/2015/9/8/chartex" xmlns:cx2="http://schemas.microsoft.com/office/drawing/2015/10/21/chartex" xmlns:cx3="http://schemas.microsoft.com/office/drawing/2016/5/9/chartex" xmlns:cx4="http://schemas.microsoft.com/office/drawing/2016/5/10/chartex" xmlns:cx5="http://schemas.microsoft.com/office/drawing/2016/5/11/chartex" xmlns:cx6="http://schemas.microsoft.com/office/drawing/2016/5/12/chartex" xmlns:cx7="http://schemas.microsoft.com/office/drawing/2016/5/13/chartex" xmlns:cx8="http://schemas.microsoft.com/office/drawing/2016/5/14/chartex" xmlns:mc="http://schemas.openxmlformats.org/markup-compatibility/2006" xmlns:aink="http://schemas.microsoft.com/office/drawing/2016/ink" xmlns:am3d="http://schemas.microsoft.com/office/drawing/2017/model3d" xmlns:o="urn:schemas-microsoft-com:office:office" xmlns:oel="http://schemas.microsoft.com/office/2019/extlst" xmlns:r="http://schemas.openxmlformats.org/officeDocument/2006/relationships" xmlns:m="http://schemas.openxmlformats.org/officeDocument/2006/math" xmlns:v="urn:schemas-microsoft-com:vml" xmlns:wp14="http://schemas.microsoft.com/office/word/2010/wordprocessingDrawing" xmlns:wp="http://schemas.openxmlformats.org/drawingml/2006/wordprocessingDrawing" xmlns:w10="urn:schemas-microsoft-com:office:word" xmlns:w="http://schemas.openxmlformats.org/wordprocessingml/2006/main" xmlns:w14="http://schemas.microsoft.com/office/word/2010/wordml" xmlns:w15="http://schemas.microsoft.com/office/word/2012/wordml" xmlns:w16cex="http://schemas.microsoft.com/office/word/2018/wordml/cex" xmlns:w16cid="http://schemas.microsoft.com/office/word/2016/wordml/cid" xmlns:w16="http://schemas.microsoft.com/office/word/2018/wordml" xmlns:w16du="http://schemas.microsoft.com/office/word/2023/wordml/word16du" xmlns:w16sdtdh="http://schemas.microsoft.com/office/word/2020/wordml/sdtdatahash" xmlns:w16sdtfl="http://schemas.microsoft.com/office/word/2024/wordml/sdtformatlock" xmlns:w16se="http://schemas.microsoft.com/office/word/2015/wordml/symex" xmlns:wpg="http://schemas.microsoft.com/office/word/2010/wordprocessingGroup" xmlns:wpi="http://schemas.microsoft.com/office/word/2010/wordprocessingInk" xmlns:wne="http://schemas.microsoft.com/office/word/2006/wordml" xmlns:wps="http://schemas.microsoft.com/office/word/2010/wordprocessingShape" mc:Ignorable="w14 w15 w16se w16cid w16 w16cex w16sdtdh w16sdtfl w16du wp14">
   <w:abstractNum w:abstractNumId="0" w15:restartNumberingAfterBreak="0">
     <w:nsid w:val="FFFFFF89"/>
     <w:multiLevelType w:val="singleLevel"/>
@@ -20666,67 +20904,67 @@
       </w:rPr>
     </w:lvl>
   </w:abstractNum>
-  <w:num w:numId="1">
+  <w:num w:numId="1" w16cid:durableId="220943450">
     <w:abstractNumId w:val="0"/>
   </w:num>
-  <w:num w:numId="2">
+  <w:num w:numId="2" w16cid:durableId="304044494">
     <w:abstractNumId w:val="11"/>
   </w:num>
-  <w:num w:numId="3">
+  <w:num w:numId="3" w16cid:durableId="1060328652">
     <w:abstractNumId w:val="28"/>
   </w:num>
-  <w:num w:numId="4">
+  <w:num w:numId="4" w16cid:durableId="1002701420">
     <w:abstractNumId w:val="15"/>
   </w:num>
-  <w:num w:numId="5">
+  <w:num w:numId="5" w16cid:durableId="64181955">
     <w:abstractNumId w:val="40"/>
   </w:num>
-  <w:num w:numId="6">
+  <w:num w:numId="6" w16cid:durableId="2094354303">
     <w:abstractNumId w:val="26"/>
   </w:num>
-  <w:num w:numId="7">
+  <w:num w:numId="7" w16cid:durableId="1427266404">
     <w:abstractNumId w:val="37"/>
   </w:num>
-  <w:num w:numId="8">
+  <w:num w:numId="8" w16cid:durableId="1185709921">
     <w:abstractNumId w:val="10"/>
   </w:num>
-  <w:num w:numId="9">
+  <w:num w:numId="9" w16cid:durableId="518591157">
     <w:abstractNumId w:val="13"/>
   </w:num>
-  <w:num w:numId="10">
+  <w:num w:numId="10" w16cid:durableId="347027064">
     <w:abstractNumId w:val="20"/>
   </w:num>
-  <w:num w:numId="11">
+  <w:num w:numId="11" w16cid:durableId="338778641">
     <w:abstractNumId w:val="33"/>
   </w:num>
-  <w:num w:numId="12">
+  <w:num w:numId="12" w16cid:durableId="1495098540">
     <w:abstractNumId w:val="16"/>
   </w:num>
-  <w:num w:numId="13">
+  <w:num w:numId="13" w16cid:durableId="1937980298">
     <w:abstractNumId w:val="35"/>
   </w:num>
-  <w:num w:numId="14">
+  <w:num w:numId="14" w16cid:durableId="1784424356">
     <w:abstractNumId w:val="34"/>
   </w:num>
-  <w:num w:numId="15">
+  <w:num w:numId="15" w16cid:durableId="1352534097">
     <w:abstractNumId w:val="43"/>
   </w:num>
-  <w:num w:numId="16">
+  <w:num w:numId="16" w16cid:durableId="1705401407">
     <w:abstractNumId w:val="36"/>
   </w:num>
-  <w:num w:numId="17">
+  <w:num w:numId="17" w16cid:durableId="2121680891">
     <w:abstractNumId w:val="30"/>
   </w:num>
-  <w:num w:numId="18">
+  <w:num w:numId="18" w16cid:durableId="1482190220">
     <w:abstractNumId w:val="14"/>
   </w:num>
-  <w:num w:numId="19">
+  <w:num w:numId="19" w16cid:durableId="814177527">
     <w:abstractNumId w:val="9"/>
   </w:num>
-  <w:num w:numId="20">
+  <w:num w:numId="20" w16cid:durableId="1931887246">
     <w:abstractNumId w:val="31"/>
   </w:num>
-  <w:num w:numId="21">
+  <w:num w:numId="21" w16cid:durableId="1884704869">
     <w:abstractNumId w:val="40"/>
     <w:lvlOverride w:ilvl="0">
       <w:startOverride w:val="2"/>
@@ -20735,70 +20973,70 @@
       <w:startOverride w:val="1"/>
     </w:lvlOverride>
   </w:num>
-  <w:num w:numId="22">
+  <w:num w:numId="22" w16cid:durableId="2096321124">
     <w:abstractNumId w:val="42"/>
   </w:num>
-  <w:num w:numId="23">
+  <w:num w:numId="23" w16cid:durableId="796409230">
     <w:abstractNumId w:val="38"/>
   </w:num>
-  <w:num w:numId="24">
+  <w:num w:numId="24" w16cid:durableId="1512527003">
     <w:abstractNumId w:val="29"/>
   </w:num>
-  <w:num w:numId="25">
+  <w:num w:numId="25" w16cid:durableId="1927567989">
     <w:abstractNumId w:val="27"/>
   </w:num>
-  <w:num w:numId="26">
+  <w:num w:numId="26" w16cid:durableId="391928449">
     <w:abstractNumId w:val="17"/>
   </w:num>
-  <w:num w:numId="27">
+  <w:num w:numId="27" w16cid:durableId="142891478">
     <w:abstractNumId w:val="3"/>
   </w:num>
-  <w:num w:numId="28">
+  <w:num w:numId="28" w16cid:durableId="680205848">
     <w:abstractNumId w:val="22"/>
   </w:num>
-  <w:num w:numId="29">
+  <w:num w:numId="29" w16cid:durableId="2114402426">
     <w:abstractNumId w:val="24"/>
   </w:num>
-  <w:num w:numId="30">
+  <w:num w:numId="30" w16cid:durableId="1010327768">
     <w:abstractNumId w:val="39"/>
   </w:num>
-  <w:num w:numId="31">
+  <w:num w:numId="31" w16cid:durableId="793328362">
     <w:abstractNumId w:val="44"/>
   </w:num>
-  <w:num w:numId="32">
+  <w:num w:numId="32" w16cid:durableId="2004619797">
     <w:abstractNumId w:val="12"/>
   </w:num>
-  <w:num w:numId="33">
+  <w:num w:numId="33" w16cid:durableId="2087140981">
     <w:abstractNumId w:val="1"/>
   </w:num>
-  <w:num w:numId="34">
+  <w:num w:numId="34" w16cid:durableId="836265852">
     <w:abstractNumId w:val="8"/>
   </w:num>
-  <w:num w:numId="35">
+  <w:num w:numId="35" w16cid:durableId="2129005857">
     <w:abstractNumId w:val="6"/>
   </w:num>
-  <w:num w:numId="36">
+  <w:num w:numId="36" w16cid:durableId="1447848049">
     <w:abstractNumId w:val="23"/>
   </w:num>
-  <w:num w:numId="37">
+  <w:num w:numId="37" w16cid:durableId="38895500">
     <w:abstractNumId w:val="41"/>
   </w:num>
-  <w:num w:numId="38">
+  <w:num w:numId="38" w16cid:durableId="2143647422">
     <w:abstractNumId w:val="21"/>
   </w:num>
-  <w:num w:numId="39">
+  <w:num w:numId="39" w16cid:durableId="2034719114">
     <w:abstractNumId w:val="25"/>
   </w:num>
-  <w:num w:numId="40">
+  <w:num w:numId="40" w16cid:durableId="1774590879">
     <w:abstractNumId w:val="32"/>
   </w:num>
-  <w:num w:numId="41">
+  <w:num w:numId="41" w16cid:durableId="242371447">
     <w:abstractNumId w:val="4"/>
   </w:num>
-  <w:num w:numId="42">
+  <w:num w:numId="42" w16cid:durableId="1288127946">
     <w:abstractNumId w:val="7"/>
   </w:num>
-  <w:num w:numId="43">
+  <w:num w:numId="43" w16cid:durableId="37242234">
     <w:abstractNumId w:val="40"/>
     <w:lvlOverride w:ilvl="0">
       <w:startOverride w:val="6"/>
@@ -20807,16 +21045,16 @@
       <w:startOverride w:val="1"/>
     </w:lvlOverride>
   </w:num>
-  <w:num w:numId="44">
+  <w:num w:numId="44" w16cid:durableId="234895745">
     <w:abstractNumId w:val="18"/>
   </w:num>
-  <w:num w:numId="45">
+  <w:num w:numId="45" w16cid:durableId="703755593">
     <w:abstractNumId w:val="19"/>
   </w:num>
-  <w:num w:numId="46">
+  <w:num w:numId="46" w16cid:durableId="953437833">
     <w:abstractNumId w:val="2"/>
   </w:num>
-  <w:num w:numId="47">
+  <w:num w:numId="47" w16cid:durableId="369573683">
     <w:abstractNumId w:val="40"/>
     <w:lvlOverride w:ilvl="0">
       <w:startOverride w:val="7"/>
@@ -20825,7 +21063,7 @@
       <w:startOverride w:val="1"/>
     </w:lvlOverride>
   </w:num>
-  <w:num w:numId="48">
+  <w:num w:numId="48" w16cid:durableId="476457117">
     <w:abstractNumId w:val="5"/>
   </w:num>
   <w:numIdMacAtCleanup w:val="48"/>
@@ -20833,7 +21071,7 @@
 </file>
 
 <file path=word/styles.xml><?xml version="1.0" encoding="utf-8"?>
-<w:styles xmlns:mc="http://schemas.openxmlformats.org/markup-compatibility/2006" xmlns:r="http://schemas.openxmlformats.org/officeDocument/2006/relationships" xmlns:w="http://schemas.openxmlformats.org/wordprocessingml/2006/main" xmlns:w14="http://schemas.microsoft.com/office/word/2010/wordml" xmlns:w15="http://schemas.microsoft.com/office/word/2012/wordml" xmlns:w16cex="http://schemas.microsoft.com/office/word/2018/wordml/cex" xmlns:w16cid="http://schemas.microsoft.com/office/word/2016/wordml/cid" xmlns:w16="http://schemas.microsoft.com/office/word/2018/wordml" xmlns:w16sdtdh="http://schemas.microsoft.com/office/word/2020/wordml/sdtdatahash" xmlns:w16se="http://schemas.microsoft.com/office/word/2015/wordml/symex" mc:Ignorable="w14 w15 w16se w16cid w16 w16cex w16sdtdh">
+<w:styles xmlns:mc="http://schemas.openxmlformats.org/markup-compatibility/2006" xmlns:r="http://schemas.openxmlformats.org/officeDocument/2006/relationships" xmlns:w="http://schemas.openxmlformats.org/wordprocessingml/2006/main" xmlns:w14="http://schemas.microsoft.com/office/word/2010/wordml" xmlns:w15="http://schemas.microsoft.com/office/word/2012/wordml" xmlns:w16cex="http://schemas.microsoft.com/office/word/2018/wordml/cex" xmlns:w16cid="http://schemas.microsoft.com/office/word/2016/wordml/cid" xmlns:w16="http://schemas.microsoft.com/office/word/2018/wordml" xmlns:w16du="http://schemas.microsoft.com/office/word/2023/wordml/word16du" xmlns:w16sdtdh="http://schemas.microsoft.com/office/word/2020/wordml/sdtdatahash" xmlns:w16sdtfl="http://schemas.microsoft.com/office/word/2024/wordml/sdtformatlock" xmlns:w16se="http://schemas.microsoft.com/office/word/2015/wordml/symex" mc:Ignorable="w14 w15 w16se w16cid w16 w16cex w16sdtdh w16sdtfl w16du">
   <w:docDefaults>
     <w:rPrDefault>
       <w:rPr>
@@ -21398,7 +21636,6 @@
   <w:style w:type="character" w:default="1" w:styleId="Fuentedeprrafopredeter">
     <w:name w:val="Default Paragraph Font"/>
     <w:uiPriority w:val="1"/>
-    <w:semiHidden/>
     <w:unhideWhenUsed/>
   </w:style>
   <w:style w:type="table" w:default="1" w:styleId="Tablanormal">
@@ -22184,7 +22421,7 @@
       </w:rPr>
     </w:tblStylePr>
   </w:style>
-  <w:style w:type="character" w:styleId="Textoennegrita">
+  <w:style w:type="character" w:styleId="Fuerte">
     <w:name w:val="Strong"/>
     <w:basedOn w:val="Fuentedeprrafopredeter"/>
     <w:uiPriority w:val="22"/>
@@ -22577,7 +22814,14 @@
 </file>
 
 <file path=customXml/item1.xml><?xml version="1.0" encoding="utf-8"?>
-<b:Sources xmlns:b="http://schemas.openxmlformats.org/officeDocument/2006/bibliography" xmlns="http://schemas.openxmlformats.org/officeDocument/2006/bibliography" SelectedStyle="\APASixthEditionOfficeOnline.xsl" StyleName="APA" Version="6"/>
+<p:properties xmlns:p="http://schemas.microsoft.com/office/2006/metadata/properties" xmlns:xsi="http://www.w3.org/2001/XMLSchema-instance" xmlns:pc="http://schemas.microsoft.com/office/infopath/2007/PartnerControls">
+  <documentManagement>
+    <TaxCatchAll xmlns="13c90a0b-73bc-4dc0-be5f-28d77b615beb" xsi:nil="true"/>
+    <lcf76f155ced4ddcb4097134ff3c332f xmlns="13c93bba-48ce-428c-bfe5-88b42c19b028">
+      <Terms xmlns="http://schemas.microsoft.com/office/infopath/2007/PartnerControls"/>
+    </lcf76f155ced4ddcb4097134ff3c332f>
+  </documentManagement>
+</p:properties>
 </file>
 
 <file path=customXml/item2.xml><?xml version="1.0" encoding="utf-8"?>
@@ -22816,14 +23060,7 @@
 </file>
 
 <file path=customXml/item3.xml><?xml version="1.0" encoding="utf-8"?>
-<p:properties xmlns:p="http://schemas.microsoft.com/office/2006/metadata/properties" xmlns:xsi="http://www.w3.org/2001/XMLSchema-instance" xmlns:pc="http://schemas.microsoft.com/office/infopath/2007/PartnerControls">
-  <documentManagement>
-    <TaxCatchAll xmlns="13c90a0b-73bc-4dc0-be5f-28d77b615beb" xsi:nil="true"/>
-    <lcf76f155ced4ddcb4097134ff3c332f xmlns="13c93bba-48ce-428c-bfe5-88b42c19b028">
-      <Terms xmlns="http://schemas.microsoft.com/office/infopath/2007/PartnerControls"/>
-    </lcf76f155ced4ddcb4097134ff3c332f>
-  </documentManagement>
-</p:properties>
+<b:Sources xmlns:b="http://schemas.openxmlformats.org/officeDocument/2006/bibliography" xmlns="http://schemas.openxmlformats.org/officeDocument/2006/bibliography" SelectedStyle="\APASixthEditionOfficeOnline.xsl" StyleName="APA" Version="6"/>
 </file>
 
 <file path=customXml/item4.xml><?xml version="1.0" encoding="utf-8"?>
@@ -22836,24 +23073,39 @@
 </file>
 
 <file path=customXml/itemProps1.xml><?xml version="1.0" encoding="utf-8"?>
-<ds:datastoreItem xmlns:ds="http://schemas.openxmlformats.org/officeDocument/2006/customXml" ds:itemID="{EAE431FD-7059-4C09-804B-C9D69EB7B213}">
+<ds:datastoreItem xmlns:ds="http://schemas.openxmlformats.org/officeDocument/2006/customXml" ds:itemID="{1279454D-02BE-4A9C-A117-DCD1573E2608}">
   <ds:schemaRefs>
-    <ds:schemaRef ds:uri="http://schemas.openxmlformats.org/officeDocument/2006/bibliography"/>
+    <ds:schemaRef ds:uri="http://schemas.microsoft.com/office/2006/metadata/properties"/>
+    <ds:schemaRef ds:uri="http://schemas.microsoft.com/office/infopath/2007/PartnerControls"/>
+    <ds:schemaRef ds:uri="13c90a0b-73bc-4dc0-be5f-28d77b615beb"/>
+    <ds:schemaRef ds:uri="13c93bba-48ce-428c-bfe5-88b42c19b028"/>
   </ds:schemaRefs>
 </ds:datastoreItem>
 </file>
 
 <file path=customXml/itemProps2.xml><?xml version="1.0" encoding="utf-8"?>
-<ds:datastoreItem xmlns:ds="http://schemas.openxmlformats.org/officeDocument/2006/customXml" ds:itemID="{1FC98AE1-28F4-44A1-9E1D-5FE671A85B00}"/>
+<ds:datastoreItem xmlns:ds="http://schemas.openxmlformats.org/officeDocument/2006/customXml" ds:itemID="{1FC98AE1-28F4-44A1-9E1D-5FE671A85B00}">
+  <ds:schemaRefs>
+    <ds:schemaRef ds:uri="http://schemas.microsoft.com/office/2006/metadata/contentType"/>
+    <ds:schemaRef ds:uri="http://schemas.microsoft.com/office/2006/metadata/properties/metaAttributes"/>
+    <ds:schemaRef ds:uri="http://www.w3.org/2001/XMLSchema"/>
+    <ds:schemaRef ds:uri="http://schemas.microsoft.com/office/2006/metadata/properties"/>
+    <ds:schemaRef ds:uri="13c90a0b-73bc-4dc0-be5f-28d77b615beb"/>
+    <ds:schemaRef ds:uri="13c93bba-48ce-428c-bfe5-88b42c19b028"/>
+    <ds:schemaRef ds:uri="http://schemas.microsoft.com/office/2006/documentManagement/types"/>
+    <ds:schemaRef ds:uri="http://schemas.microsoft.com/office/infopath/2007/PartnerControls"/>
+    <ds:schemaRef ds:uri="http://schemas.openxmlformats.org/package/2006/metadata/core-properties"/>
+    <ds:schemaRef ds:uri="http://purl.org/dc/elements/1.1/"/>
+    <ds:schemaRef ds:uri="http://purl.org/dc/terms/"/>
+    <ds:schemaRef ds:uri="http://schemas.microsoft.com/internal/obd"/>
+  </ds:schemaRefs>
+</ds:datastoreItem>
 </file>
 
 <file path=customXml/itemProps3.xml><?xml version="1.0" encoding="utf-8"?>
-<ds:datastoreItem xmlns:ds="http://schemas.openxmlformats.org/officeDocument/2006/customXml" ds:itemID="{1279454D-02BE-4A9C-A117-DCD1573E2608}">
+<ds:datastoreItem xmlns:ds="http://schemas.openxmlformats.org/officeDocument/2006/customXml" ds:itemID="{EAE431FD-7059-4C09-804B-C9D69EB7B213}">
   <ds:schemaRefs>
-    <ds:schemaRef ds:uri="http://schemas.microsoft.com/office/2006/metadata/properties"/>
-    <ds:schemaRef ds:uri="http://schemas.microsoft.com/office/infopath/2007/PartnerControls"/>
-    <ds:schemaRef ds:uri="b250f519-6473-4480-8c44-6ee3a3a530c3"/>
-    <ds:schemaRef ds:uri="d174a4fb-80c2-4523-8d89-375030acacbf"/>
+    <ds:schemaRef ds:uri="http://schemas.openxmlformats.org/officeDocument/2006/bibliography"/>
   </ds:schemaRefs>
 </ds:datastoreItem>
 </file>
